--- a/Morning Prayer Dates (Updated 3_4_2026).docx
+++ b/Morning Prayer Dates (Updated 3_4_2026).docx
@@ -280,25 +280,7 @@
           <w:sz w:val="24"/>
           <w:szCs w:val="24"/>
         </w:rPr>
-        <w:t xml:space="preserve">8/26-You have </w:t>
-      </w:r>
-      <w:proofErr w:type="gramStart"/>
-      <w:r>
-        <w:rPr>
-          <w:rFonts w:ascii="Times New Roman" w:eastAsia="Times New Roman" w:hAnsi="Times New Roman" w:cs="Times New Roman"/>
-          <w:sz w:val="24"/>
-          <w:szCs w:val="24"/>
-        </w:rPr>
-        <w:t>searched</w:t>
-      </w:r>
-      <w:proofErr w:type="gramEnd"/>
-      <w:r>
-        <w:rPr>
-          <w:rFonts w:ascii="Times New Roman" w:eastAsia="Times New Roman" w:hAnsi="Times New Roman" w:cs="Times New Roman"/>
-          <w:sz w:val="24"/>
-          <w:szCs w:val="24"/>
-        </w:rPr>
-        <w:t xml:space="preserve"> me and you know me, Lord.</w:t>
+        <w:t>8/26-You have searched me and you know me, Lord.</w:t>
       </w:r>
     </w:p>
     <w:p>
@@ -388,18 +370,8 @@
           <w:sz w:val="24"/>
           <w:szCs w:val="24"/>
         </w:rPr>
-        <w:t xml:space="preserve">Such knowledge is too wonderful for </w:t>
-      </w:r>
-      <w:proofErr w:type="gramStart"/>
-      <w:r>
-        <w:rPr>
-          <w:rFonts w:ascii="Times New Roman" w:eastAsia="Times New Roman" w:hAnsi="Times New Roman" w:cs="Times New Roman"/>
-          <w:sz w:val="24"/>
-          <w:szCs w:val="24"/>
-        </w:rPr>
-        <w:t>me;</w:t>
-      </w:r>
-      <w:proofErr w:type="gramEnd"/>
+        <w:t>Such knowledge is too wonderful for me;</w:t>
+      </w:r>
     </w:p>
     <w:p>
       <w:pPr>
@@ -416,18 +388,8 @@
           <w:sz w:val="24"/>
           <w:szCs w:val="24"/>
         </w:rPr>
-        <w:t xml:space="preserve">too lofty for me to </w:t>
-      </w:r>
-      <w:proofErr w:type="gramStart"/>
-      <w:r>
-        <w:rPr>
-          <w:rFonts w:ascii="Times New Roman" w:eastAsia="Times New Roman" w:hAnsi="Times New Roman" w:cs="Times New Roman"/>
-          <w:sz w:val="24"/>
-          <w:szCs w:val="24"/>
-        </w:rPr>
-        <w:t>attain.*</w:t>
-      </w:r>
-      <w:proofErr w:type="gramEnd"/>
+        <w:t>too lofty for me to attain.*</w:t>
+      </w:r>
     </w:p>
     <w:p>
       <w:pPr>
@@ -460,25 +422,7 @@
           <w:sz w:val="24"/>
           <w:szCs w:val="24"/>
         </w:rPr>
-        <w:t xml:space="preserve"> century saint is the mother of St. Augustine, who for years prayed that her son would become Christian.  Eventually Augustine embraced the faith and became a bishop in north Africa and one of the greatest Doctors of the Church.  St. Monica is known as the patroness of </w:t>
-      </w:r>
-      <w:proofErr w:type="gramStart"/>
-      <w:r>
-        <w:rPr>
-          <w:rFonts w:ascii="Times New Roman" w:eastAsia="Times New Roman" w:hAnsi="Times New Roman" w:cs="Times New Roman"/>
-          <w:sz w:val="24"/>
-          <w:szCs w:val="24"/>
-        </w:rPr>
-        <w:t>mothers.*</w:t>
-      </w:r>
-      <w:proofErr w:type="gramEnd"/>
-      <w:r>
-        <w:rPr>
-          <w:rFonts w:ascii="Times New Roman" w:eastAsia="Times New Roman" w:hAnsi="Times New Roman" w:cs="Times New Roman"/>
-          <w:sz w:val="24"/>
-          <w:szCs w:val="24"/>
-        </w:rPr>
-        <w:t xml:space="preserve">  </w:t>
+        <w:t xml:space="preserve"> century saint is the mother of St. Augustine, who for years prayed that her son would become Christian.  Eventually Augustine embraced the faith and became a bishop in north Africa and one of the greatest Doctors of the Church.  St. Monica is known as the patroness of mothers.*  </w:t>
       </w:r>
     </w:p>
     <w:p>
@@ -512,25 +456,7 @@
           <w:sz w:val="24"/>
           <w:szCs w:val="24"/>
         </w:rPr>
-        <w:t xml:space="preserve">8/29-Today is the Memorial of the Martyrdom of St. John the Baptist.  The last of the prophets leading up to Christ gave his life in witness to </w:t>
-      </w:r>
-      <w:proofErr w:type="gramStart"/>
-      <w:r>
-        <w:rPr>
-          <w:rFonts w:ascii="Times New Roman" w:eastAsia="Times New Roman" w:hAnsi="Times New Roman" w:cs="Times New Roman"/>
-          <w:sz w:val="24"/>
-          <w:szCs w:val="24"/>
-        </w:rPr>
-        <w:t>truth.*</w:t>
-      </w:r>
-      <w:proofErr w:type="gramEnd"/>
-      <w:r>
-        <w:rPr>
-          <w:rFonts w:ascii="Times New Roman" w:eastAsia="Times New Roman" w:hAnsi="Times New Roman" w:cs="Times New Roman"/>
-          <w:sz w:val="24"/>
-          <w:szCs w:val="24"/>
-        </w:rPr>
-        <w:t xml:space="preserve">  </w:t>
+        <w:t xml:space="preserve">8/29-Today is the Memorial of the Martyrdom of St. John the Baptist.  The last of the prophets leading up to Christ gave his life in witness to truth.*  </w:t>
       </w:r>
     </w:p>
     <w:p>
@@ -559,7 +485,6 @@
         <w:t xml:space="preserve">Today is the feast day of an English martyr, </w:t>
       </w:r>
       <w:proofErr w:type="spellStart"/>
-      <w:proofErr w:type="gramStart"/>
       <w:r>
         <w:rPr>
           <w:rFonts w:ascii="Times New Roman" w:eastAsia="Times New Roman" w:hAnsi="Times New Roman" w:cs="Times New Roman"/>
@@ -570,7 +495,6 @@
         <w:t>St.Richard</w:t>
       </w:r>
       <w:proofErr w:type="spellEnd"/>
-      <w:proofErr w:type="gramEnd"/>
       <w:r>
         <w:rPr>
           <w:rFonts w:ascii="Times New Roman" w:eastAsia="Times New Roman" w:hAnsi="Times New Roman" w:cs="Times New Roman"/>
@@ -598,9 +522,153 @@
           <w:szCs w:val="24"/>
           <w:highlight w:val="white"/>
         </w:rPr>
-        <w:t xml:space="preserve"> and was a devout Catholic. Arrested for giving shelter to priests, he was hanged, drawn, and quartered at </w:t>
-      </w:r>
-      <w:proofErr w:type="gramStart"/>
+        <w:t xml:space="preserve"> and was a devout Catholic. Arrested for giving shelter to priests, he was hanged, drawn, and quartered at Tybum.*  </w:t>
+      </w:r>
+    </w:p>
+    <w:p>
+      <w:pPr>
+        <w:rPr>
+          <w:rFonts w:ascii="Times New Roman" w:eastAsia="Times New Roman" w:hAnsi="Times New Roman" w:cs="Times New Roman"/>
+          <w:sz w:val="24"/>
+          <w:szCs w:val="24"/>
+        </w:rPr>
+      </w:pPr>
+      <w:r>
+        <w:rPr>
+          <w:rFonts w:ascii="Times New Roman" w:eastAsia="Times New Roman" w:hAnsi="Times New Roman" w:cs="Times New Roman"/>
+          <w:sz w:val="24"/>
+          <w:szCs w:val="24"/>
+        </w:rPr>
+        <w:t>8/31-Today is the feast day of St. Aidan. He was a monastic founder, bishop, and miracle worker known for his kindness to animals.*</w:t>
+      </w:r>
+    </w:p>
+    <w:p>
+      <w:pPr>
+        <w:rPr>
+          <w:rFonts w:ascii="Times New Roman" w:eastAsia="Times New Roman" w:hAnsi="Times New Roman" w:cs="Times New Roman"/>
+          <w:sz w:val="24"/>
+          <w:szCs w:val="24"/>
+        </w:rPr>
+      </w:pPr>
+      <w:r>
+        <w:rPr>
+          <w:rFonts w:ascii="Times New Roman" w:eastAsia="Times New Roman" w:hAnsi="Times New Roman" w:cs="Times New Roman"/>
+          <w:sz w:val="24"/>
+          <w:szCs w:val="24"/>
+        </w:rPr>
+        <w:t xml:space="preserve">9/1-Today is the World Day of Prayer for the Care of Creation.  May we be good stewards of the earth, entrusted to us by God.* </w:t>
+      </w:r>
+    </w:p>
+    <w:p>
+      <w:pPr>
+        <w:rPr>
+          <w:rFonts w:ascii="Times New Roman" w:eastAsia="Times New Roman" w:hAnsi="Times New Roman" w:cs="Times New Roman"/>
+          <w:sz w:val="24"/>
+          <w:szCs w:val="24"/>
+        </w:rPr>
+      </w:pPr>
+      <w:r>
+        <w:rPr>
+          <w:rFonts w:ascii="Times New Roman" w:eastAsia="Times New Roman" w:hAnsi="Times New Roman" w:cs="Times New Roman"/>
+          <w:sz w:val="24"/>
+          <w:szCs w:val="24"/>
+        </w:rPr>
+        <w:t xml:space="preserve">9/2-The following is a reading from Saint Paul’s First Letter to the Thessalonians. For you yourselves know very well that the day of the Lord will come like a thief at night… But you, brothers and sisters, are not in darkness, for that day to overtake you like a thief. For all of you are children of the light and children of the day. We are not of the night or of darkness. Therefore, let us not sleep as the rest do, but let us stay alert and sober. For God did not destine </w:t>
+      </w:r>
+      <w:r>
+        <w:rPr>
+          <w:rFonts w:ascii="Times New Roman" w:eastAsia="Times New Roman" w:hAnsi="Times New Roman" w:cs="Times New Roman"/>
+          <w:sz w:val="24"/>
+          <w:szCs w:val="24"/>
+        </w:rPr>
+        <w:lastRenderedPageBreak/>
+        <w:t>us for wrath, but to gain salvation through our Lord Jesus Christ, who died for us, so that whether we are awake or asleep we may live together with him.*</w:t>
+      </w:r>
+    </w:p>
+    <w:p>
+      <w:pPr>
+        <w:rPr>
+          <w:rFonts w:ascii="Times New Roman" w:eastAsia="Times New Roman" w:hAnsi="Times New Roman" w:cs="Times New Roman"/>
+          <w:sz w:val="24"/>
+          <w:szCs w:val="24"/>
+        </w:rPr>
+      </w:pPr>
+      <w:r>
+        <w:rPr>
+          <w:rFonts w:ascii="Times New Roman" w:eastAsia="Times New Roman" w:hAnsi="Times New Roman" w:cs="Times New Roman"/>
+          <w:sz w:val="24"/>
+          <w:szCs w:val="24"/>
+        </w:rPr>
+        <w:t xml:space="preserve">9/3-Today is the Memorial of St. Gregory the Great, a Pope and Doctor of the Church who is the patron saint of musicians and scholars.*  </w:t>
+      </w:r>
+    </w:p>
+    <w:p>
+      <w:pPr>
+        <w:rPr>
+          <w:rFonts w:ascii="Times New Roman" w:eastAsia="Times New Roman" w:hAnsi="Times New Roman" w:cs="Times New Roman"/>
+          <w:sz w:val="24"/>
+          <w:szCs w:val="24"/>
+        </w:rPr>
+      </w:pPr>
+      <w:r>
+        <w:rPr>
+          <w:rFonts w:ascii="Times New Roman" w:eastAsia="Times New Roman" w:hAnsi="Times New Roman" w:cs="Times New Roman"/>
+          <w:sz w:val="24"/>
+          <w:szCs w:val="24"/>
+        </w:rPr>
+        <w:t xml:space="preserve">9/4-Today is the feast day of Saint Rosalia. From her youth, Rosalia knew she was called to dedicate her life to God. When grown, she moved to a cave near her parent's home, and lived in it the rest of her life. Rosalia remained apart from the world, dedicated to prayer and works of penance for the sake of Jesus, and died alone.* </w:t>
+      </w:r>
+    </w:p>
+    <w:p>
+      <w:pPr>
+        <w:rPr>
+          <w:rFonts w:ascii="Times New Roman" w:eastAsia="Times New Roman" w:hAnsi="Times New Roman" w:cs="Times New Roman"/>
+          <w:sz w:val="24"/>
+          <w:szCs w:val="24"/>
+        </w:rPr>
+      </w:pPr>
+      <w:r>
+        <w:rPr>
+          <w:rFonts w:ascii="Times New Roman" w:eastAsia="Times New Roman" w:hAnsi="Times New Roman" w:cs="Times New Roman"/>
+          <w:sz w:val="24"/>
+          <w:szCs w:val="24"/>
+        </w:rPr>
+        <w:t xml:space="preserve">9/5-on this day in 1997, Mother Teresa died. This famous Sister spent her life caring for the poor and homeless on the streets of Calcutta, India and was just canonized a saint by Pope Francis yesterday in 2016 in Rome.*  </w:t>
+      </w:r>
+    </w:p>
+    <w:p>
+      <w:pPr>
+        <w:rPr>
+          <w:rFonts w:ascii="Times New Roman" w:eastAsia="Times New Roman" w:hAnsi="Times New Roman" w:cs="Times New Roman"/>
+          <w:sz w:val="24"/>
+          <w:szCs w:val="24"/>
+        </w:rPr>
+      </w:pPr>
+      <w:r>
+        <w:rPr>
+          <w:rFonts w:ascii="Times New Roman" w:eastAsia="Times New Roman" w:hAnsi="Times New Roman" w:cs="Times New Roman"/>
+          <w:sz w:val="24"/>
+          <w:szCs w:val="24"/>
+        </w:rPr>
+        <w:t>9/6-Today is the feast day of Saint Magnus. He is invoked for the protection against snake bites, worms, rats, mice and field insects.*</w:t>
+      </w:r>
+    </w:p>
+    <w:p>
+      <w:pPr>
+        <w:rPr>
+          <w:rFonts w:ascii="Times New Roman" w:eastAsia="Times New Roman" w:hAnsi="Times New Roman" w:cs="Times New Roman"/>
+          <w:sz w:val="24"/>
+          <w:szCs w:val="24"/>
+        </w:rPr>
+      </w:pPr>
+      <w:r>
+        <w:rPr>
+          <w:rFonts w:ascii="Times New Roman" w:eastAsia="Times New Roman" w:hAnsi="Times New Roman" w:cs="Times New Roman"/>
+          <w:sz w:val="24"/>
+          <w:szCs w:val="24"/>
+        </w:rPr>
+        <w:t xml:space="preserve">9/7-Today is the feast day of St. Cloud. </w:t>
+      </w:r>
       <w:r>
         <w:rPr>
           <w:rFonts w:ascii="Times New Roman" w:eastAsia="Times New Roman" w:hAnsi="Times New Roman" w:cs="Times New Roman"/>
@@ -608,431 +676,8 @@
           <w:szCs w:val="24"/>
           <w:highlight w:val="white"/>
         </w:rPr>
-        <w:t>Tybum.*</w:t>
-      </w:r>
-      <w:proofErr w:type="gramEnd"/>
-      <w:r>
-        <w:rPr>
-          <w:rFonts w:ascii="Times New Roman" w:eastAsia="Times New Roman" w:hAnsi="Times New Roman" w:cs="Times New Roman"/>
-          <w:sz w:val="24"/>
-          <w:szCs w:val="24"/>
-          <w:highlight w:val="white"/>
-        </w:rPr>
-        <w:t xml:space="preserve">  </w:t>
-      </w:r>
-    </w:p>
-    <w:p>
-      <w:pPr>
-        <w:rPr>
-          <w:rFonts w:ascii="Times New Roman" w:eastAsia="Times New Roman" w:hAnsi="Times New Roman" w:cs="Times New Roman"/>
-          <w:sz w:val="24"/>
-          <w:szCs w:val="24"/>
-        </w:rPr>
-      </w:pPr>
-      <w:r>
-        <w:rPr>
-          <w:rFonts w:ascii="Times New Roman" w:eastAsia="Times New Roman" w:hAnsi="Times New Roman" w:cs="Times New Roman"/>
-          <w:sz w:val="24"/>
-          <w:szCs w:val="24"/>
-        </w:rPr>
-        <w:t xml:space="preserve">8/31-Today is the feast day of St. Aidan. He was a monastic founder, bishop, and miracle worker known for his kindness to </w:t>
-      </w:r>
-      <w:proofErr w:type="gramStart"/>
-      <w:r>
-        <w:rPr>
-          <w:rFonts w:ascii="Times New Roman" w:eastAsia="Times New Roman" w:hAnsi="Times New Roman" w:cs="Times New Roman"/>
-          <w:sz w:val="24"/>
-          <w:szCs w:val="24"/>
-        </w:rPr>
-        <w:t>animals.*</w:t>
-      </w:r>
-      <w:proofErr w:type="gramEnd"/>
-    </w:p>
-    <w:p>
-      <w:pPr>
-        <w:rPr>
-          <w:rFonts w:ascii="Times New Roman" w:eastAsia="Times New Roman" w:hAnsi="Times New Roman" w:cs="Times New Roman"/>
-          <w:sz w:val="24"/>
-          <w:szCs w:val="24"/>
-        </w:rPr>
-      </w:pPr>
-      <w:r>
-        <w:rPr>
-          <w:rFonts w:ascii="Times New Roman" w:eastAsia="Times New Roman" w:hAnsi="Times New Roman" w:cs="Times New Roman"/>
-          <w:sz w:val="24"/>
-          <w:szCs w:val="24"/>
-        </w:rPr>
-        <w:t xml:space="preserve">9/1-Today is the World Day of Prayer for the Care of Creation.  May we be good stewards of the earth, entrusted to us by </w:t>
-      </w:r>
-      <w:proofErr w:type="gramStart"/>
-      <w:r>
-        <w:rPr>
-          <w:rFonts w:ascii="Times New Roman" w:eastAsia="Times New Roman" w:hAnsi="Times New Roman" w:cs="Times New Roman"/>
-          <w:sz w:val="24"/>
-          <w:szCs w:val="24"/>
-        </w:rPr>
-        <w:t>God.*</w:t>
-      </w:r>
-      <w:proofErr w:type="gramEnd"/>
-      <w:r>
-        <w:rPr>
-          <w:rFonts w:ascii="Times New Roman" w:eastAsia="Times New Roman" w:hAnsi="Times New Roman" w:cs="Times New Roman"/>
-          <w:sz w:val="24"/>
-          <w:szCs w:val="24"/>
-        </w:rPr>
-        <w:t xml:space="preserve"> </w:t>
-      </w:r>
-    </w:p>
-    <w:p>
-      <w:pPr>
-        <w:rPr>
-          <w:rFonts w:ascii="Times New Roman" w:eastAsia="Times New Roman" w:hAnsi="Times New Roman" w:cs="Times New Roman"/>
-          <w:sz w:val="24"/>
-          <w:szCs w:val="24"/>
-        </w:rPr>
-      </w:pPr>
-      <w:r>
-        <w:rPr>
-          <w:rFonts w:ascii="Times New Roman" w:eastAsia="Times New Roman" w:hAnsi="Times New Roman" w:cs="Times New Roman"/>
-          <w:sz w:val="24"/>
-          <w:szCs w:val="24"/>
-        </w:rPr>
-        <w:t xml:space="preserve">9/2-The following is a reading from Saint Paul’s First Letter to the Thessalonians. For you yourselves know very well that the day of the Lord will come like a thief at night… But you, brothers and sisters, are not in darkness, for that day to overtake you like a thief. For all </w:t>
-      </w:r>
-      <w:proofErr w:type="gramStart"/>
-      <w:r>
-        <w:rPr>
-          <w:rFonts w:ascii="Times New Roman" w:eastAsia="Times New Roman" w:hAnsi="Times New Roman" w:cs="Times New Roman"/>
-          <w:sz w:val="24"/>
-          <w:szCs w:val="24"/>
-        </w:rPr>
-        <w:t>of</w:t>
-      </w:r>
-      <w:proofErr w:type="gramEnd"/>
-      <w:r>
-        <w:rPr>
-          <w:rFonts w:ascii="Times New Roman" w:eastAsia="Times New Roman" w:hAnsi="Times New Roman" w:cs="Times New Roman"/>
-          <w:sz w:val="24"/>
-          <w:szCs w:val="24"/>
-        </w:rPr>
-        <w:t xml:space="preserve"> you are children of </w:t>
-      </w:r>
-      <w:proofErr w:type="gramStart"/>
-      <w:r>
-        <w:rPr>
-          <w:rFonts w:ascii="Times New Roman" w:eastAsia="Times New Roman" w:hAnsi="Times New Roman" w:cs="Times New Roman"/>
-          <w:sz w:val="24"/>
-          <w:szCs w:val="24"/>
-        </w:rPr>
-        <w:t>the light</w:t>
-      </w:r>
-      <w:proofErr w:type="gramEnd"/>
-      <w:r>
-        <w:rPr>
-          <w:rFonts w:ascii="Times New Roman" w:eastAsia="Times New Roman" w:hAnsi="Times New Roman" w:cs="Times New Roman"/>
-          <w:sz w:val="24"/>
-          <w:szCs w:val="24"/>
-        </w:rPr>
-        <w:t xml:space="preserve"> and children of the day. We are not of the night or of darkness. Therefore, let us not sleep as the rest do, but let us stay alert and sober. For God did not destine </w:t>
-      </w:r>
-      <w:r>
-        <w:rPr>
-          <w:rFonts w:ascii="Times New Roman" w:eastAsia="Times New Roman" w:hAnsi="Times New Roman" w:cs="Times New Roman"/>
-          <w:sz w:val="24"/>
-          <w:szCs w:val="24"/>
-        </w:rPr>
-        <w:lastRenderedPageBreak/>
-        <w:t xml:space="preserve">us for wrath, but to gain salvation through our Lord Jesus Christ, who died for us, so that whether we are awake or asleep we may live together with </w:t>
-      </w:r>
-      <w:proofErr w:type="gramStart"/>
-      <w:r>
-        <w:rPr>
-          <w:rFonts w:ascii="Times New Roman" w:eastAsia="Times New Roman" w:hAnsi="Times New Roman" w:cs="Times New Roman"/>
-          <w:sz w:val="24"/>
-          <w:szCs w:val="24"/>
-        </w:rPr>
-        <w:t>him.*</w:t>
-      </w:r>
-      <w:proofErr w:type="gramEnd"/>
-    </w:p>
-    <w:p>
-      <w:pPr>
-        <w:rPr>
-          <w:rFonts w:ascii="Times New Roman" w:eastAsia="Times New Roman" w:hAnsi="Times New Roman" w:cs="Times New Roman"/>
-          <w:sz w:val="24"/>
-          <w:szCs w:val="24"/>
-        </w:rPr>
-      </w:pPr>
-      <w:r>
-        <w:rPr>
-          <w:rFonts w:ascii="Times New Roman" w:eastAsia="Times New Roman" w:hAnsi="Times New Roman" w:cs="Times New Roman"/>
-          <w:sz w:val="24"/>
-          <w:szCs w:val="24"/>
-        </w:rPr>
-        <w:t xml:space="preserve">9/3-Today is the Memorial of St. Gregory the Great, a Pope and Doctor of the Church who is the patron saint of musicians and </w:t>
-      </w:r>
-      <w:proofErr w:type="gramStart"/>
-      <w:r>
-        <w:rPr>
-          <w:rFonts w:ascii="Times New Roman" w:eastAsia="Times New Roman" w:hAnsi="Times New Roman" w:cs="Times New Roman"/>
-          <w:sz w:val="24"/>
-          <w:szCs w:val="24"/>
-        </w:rPr>
-        <w:t>scholars.*</w:t>
-      </w:r>
-      <w:proofErr w:type="gramEnd"/>
-      <w:r>
-        <w:rPr>
-          <w:rFonts w:ascii="Times New Roman" w:eastAsia="Times New Roman" w:hAnsi="Times New Roman" w:cs="Times New Roman"/>
-          <w:sz w:val="24"/>
-          <w:szCs w:val="24"/>
-        </w:rPr>
-        <w:t xml:space="preserve">  </w:t>
-      </w:r>
-    </w:p>
-    <w:p>
-      <w:pPr>
-        <w:rPr>
-          <w:rFonts w:ascii="Times New Roman" w:eastAsia="Times New Roman" w:hAnsi="Times New Roman" w:cs="Times New Roman"/>
-          <w:sz w:val="24"/>
-          <w:szCs w:val="24"/>
-        </w:rPr>
-      </w:pPr>
-      <w:r>
-        <w:rPr>
-          <w:rFonts w:ascii="Times New Roman" w:eastAsia="Times New Roman" w:hAnsi="Times New Roman" w:cs="Times New Roman"/>
-          <w:sz w:val="24"/>
-          <w:szCs w:val="24"/>
-        </w:rPr>
-        <w:t xml:space="preserve">9/4-Today is the feast day of Saint Rosalia. From her youth, Rosalia knew she was called to dedicate her life to God. </w:t>
-      </w:r>
-      <w:proofErr w:type="gramStart"/>
-      <w:r>
-        <w:rPr>
-          <w:rFonts w:ascii="Times New Roman" w:eastAsia="Times New Roman" w:hAnsi="Times New Roman" w:cs="Times New Roman"/>
-          <w:sz w:val="24"/>
-          <w:szCs w:val="24"/>
-        </w:rPr>
-        <w:t>When</w:t>
-      </w:r>
-      <w:proofErr w:type="gramEnd"/>
-      <w:r>
-        <w:rPr>
-          <w:rFonts w:ascii="Times New Roman" w:eastAsia="Times New Roman" w:hAnsi="Times New Roman" w:cs="Times New Roman"/>
-          <w:sz w:val="24"/>
-          <w:szCs w:val="24"/>
-        </w:rPr>
-        <w:t xml:space="preserve"> </w:t>
-      </w:r>
-      <w:proofErr w:type="gramStart"/>
-      <w:r>
-        <w:rPr>
-          <w:rFonts w:ascii="Times New Roman" w:eastAsia="Times New Roman" w:hAnsi="Times New Roman" w:cs="Times New Roman"/>
-          <w:sz w:val="24"/>
-          <w:szCs w:val="24"/>
-        </w:rPr>
-        <w:t>grown</w:t>
-      </w:r>
-      <w:proofErr w:type="gramEnd"/>
-      <w:r>
-        <w:rPr>
-          <w:rFonts w:ascii="Times New Roman" w:eastAsia="Times New Roman" w:hAnsi="Times New Roman" w:cs="Times New Roman"/>
-          <w:sz w:val="24"/>
-          <w:szCs w:val="24"/>
-        </w:rPr>
-        <w:t xml:space="preserve">, she moved to a cave near her parent's </w:t>
-      </w:r>
-      <w:proofErr w:type="gramStart"/>
-      <w:r>
-        <w:rPr>
-          <w:rFonts w:ascii="Times New Roman" w:eastAsia="Times New Roman" w:hAnsi="Times New Roman" w:cs="Times New Roman"/>
-          <w:sz w:val="24"/>
-          <w:szCs w:val="24"/>
-        </w:rPr>
-        <w:t>home, and</w:t>
-      </w:r>
-      <w:proofErr w:type="gramEnd"/>
-      <w:r>
-        <w:rPr>
-          <w:rFonts w:ascii="Times New Roman" w:eastAsia="Times New Roman" w:hAnsi="Times New Roman" w:cs="Times New Roman"/>
-          <w:sz w:val="24"/>
-          <w:szCs w:val="24"/>
-        </w:rPr>
-        <w:t xml:space="preserve"> lived in </w:t>
-      </w:r>
-      <w:proofErr w:type="gramStart"/>
-      <w:r>
-        <w:rPr>
-          <w:rFonts w:ascii="Times New Roman" w:eastAsia="Times New Roman" w:hAnsi="Times New Roman" w:cs="Times New Roman"/>
-          <w:sz w:val="24"/>
-          <w:szCs w:val="24"/>
-        </w:rPr>
-        <w:t>it</w:t>
-      </w:r>
-      <w:proofErr w:type="gramEnd"/>
-      <w:r>
-        <w:rPr>
-          <w:rFonts w:ascii="Times New Roman" w:eastAsia="Times New Roman" w:hAnsi="Times New Roman" w:cs="Times New Roman"/>
-          <w:sz w:val="24"/>
-          <w:szCs w:val="24"/>
-        </w:rPr>
-        <w:t xml:space="preserve"> the rest of her life. Rosalia remained apart from the world, dedicated to prayer and works of penance for the sake of Jesus, and died </w:t>
-      </w:r>
-      <w:proofErr w:type="gramStart"/>
-      <w:r>
-        <w:rPr>
-          <w:rFonts w:ascii="Times New Roman" w:eastAsia="Times New Roman" w:hAnsi="Times New Roman" w:cs="Times New Roman"/>
-          <w:sz w:val="24"/>
-          <w:szCs w:val="24"/>
-        </w:rPr>
-        <w:t>alone.*</w:t>
-      </w:r>
-      <w:proofErr w:type="gramEnd"/>
-      <w:r>
-        <w:rPr>
-          <w:rFonts w:ascii="Times New Roman" w:eastAsia="Times New Roman" w:hAnsi="Times New Roman" w:cs="Times New Roman"/>
-          <w:sz w:val="24"/>
-          <w:szCs w:val="24"/>
-        </w:rPr>
-        <w:t xml:space="preserve"> </w:t>
-      </w:r>
-    </w:p>
-    <w:p>
-      <w:pPr>
-        <w:rPr>
-          <w:rFonts w:ascii="Times New Roman" w:eastAsia="Times New Roman" w:hAnsi="Times New Roman" w:cs="Times New Roman"/>
-          <w:sz w:val="24"/>
-          <w:szCs w:val="24"/>
-        </w:rPr>
-      </w:pPr>
-      <w:r>
-        <w:rPr>
-          <w:rFonts w:ascii="Times New Roman" w:eastAsia="Times New Roman" w:hAnsi="Times New Roman" w:cs="Times New Roman"/>
-          <w:sz w:val="24"/>
-          <w:szCs w:val="24"/>
-        </w:rPr>
-        <w:t xml:space="preserve">9/5-on this day in 1997, Mother Teresa died. This famous Sister spent her life caring for the poor and homeless on the streets of Calcutta, India and was just canonized a saint by Pope Francis yesterday in 2016 in </w:t>
-      </w:r>
-      <w:proofErr w:type="gramStart"/>
-      <w:r>
-        <w:rPr>
-          <w:rFonts w:ascii="Times New Roman" w:eastAsia="Times New Roman" w:hAnsi="Times New Roman" w:cs="Times New Roman"/>
-          <w:sz w:val="24"/>
-          <w:szCs w:val="24"/>
-        </w:rPr>
-        <w:t>Rome.*</w:t>
-      </w:r>
-      <w:proofErr w:type="gramEnd"/>
-      <w:r>
-        <w:rPr>
-          <w:rFonts w:ascii="Times New Roman" w:eastAsia="Times New Roman" w:hAnsi="Times New Roman" w:cs="Times New Roman"/>
-          <w:sz w:val="24"/>
-          <w:szCs w:val="24"/>
-        </w:rPr>
-        <w:t xml:space="preserve">  </w:t>
-      </w:r>
-    </w:p>
-    <w:p>
-      <w:pPr>
-        <w:rPr>
-          <w:rFonts w:ascii="Times New Roman" w:eastAsia="Times New Roman" w:hAnsi="Times New Roman" w:cs="Times New Roman"/>
-          <w:sz w:val="24"/>
-          <w:szCs w:val="24"/>
-        </w:rPr>
-      </w:pPr>
-      <w:r>
-        <w:rPr>
-          <w:rFonts w:ascii="Times New Roman" w:eastAsia="Times New Roman" w:hAnsi="Times New Roman" w:cs="Times New Roman"/>
-          <w:sz w:val="24"/>
-          <w:szCs w:val="24"/>
-        </w:rPr>
-        <w:t xml:space="preserve">9/6-Today is the feast day of Saint Magnus. He is invoked for </w:t>
-      </w:r>
-      <w:proofErr w:type="gramStart"/>
-      <w:r>
-        <w:rPr>
-          <w:rFonts w:ascii="Times New Roman" w:eastAsia="Times New Roman" w:hAnsi="Times New Roman" w:cs="Times New Roman"/>
-          <w:sz w:val="24"/>
-          <w:szCs w:val="24"/>
-        </w:rPr>
-        <w:t>the protection</w:t>
-      </w:r>
-      <w:proofErr w:type="gramEnd"/>
-      <w:r>
-        <w:rPr>
-          <w:rFonts w:ascii="Times New Roman" w:eastAsia="Times New Roman" w:hAnsi="Times New Roman" w:cs="Times New Roman"/>
-          <w:sz w:val="24"/>
-          <w:szCs w:val="24"/>
-        </w:rPr>
-        <w:t xml:space="preserve"> against snake bites, worms, rats, mice and field </w:t>
-      </w:r>
-      <w:proofErr w:type="gramStart"/>
-      <w:r>
-        <w:rPr>
-          <w:rFonts w:ascii="Times New Roman" w:eastAsia="Times New Roman" w:hAnsi="Times New Roman" w:cs="Times New Roman"/>
-          <w:sz w:val="24"/>
-          <w:szCs w:val="24"/>
-        </w:rPr>
-        <w:t>insects.*</w:t>
-      </w:r>
-      <w:proofErr w:type="gramEnd"/>
-    </w:p>
-    <w:p>
-      <w:pPr>
-        <w:rPr>
-          <w:rFonts w:ascii="Times New Roman" w:eastAsia="Times New Roman" w:hAnsi="Times New Roman" w:cs="Times New Roman"/>
-          <w:sz w:val="24"/>
-          <w:szCs w:val="24"/>
-        </w:rPr>
-      </w:pPr>
-      <w:r>
-        <w:rPr>
-          <w:rFonts w:ascii="Times New Roman" w:eastAsia="Times New Roman" w:hAnsi="Times New Roman" w:cs="Times New Roman"/>
-          <w:sz w:val="24"/>
-          <w:szCs w:val="24"/>
-        </w:rPr>
-        <w:t xml:space="preserve">9/7-Today is the feast day of St. Cloud. </w:t>
-      </w:r>
-      <w:r>
-        <w:rPr>
-          <w:rFonts w:ascii="Times New Roman" w:eastAsia="Times New Roman" w:hAnsi="Times New Roman" w:cs="Times New Roman"/>
-          <w:sz w:val="24"/>
-          <w:szCs w:val="24"/>
-          <w:highlight w:val="white"/>
-        </w:rPr>
-        <w:t xml:space="preserve">Cloud lived eleven years as a hermit. During those years, he spent time poring over the Scriptures. These were not idle years for the prince who had fled the royal court for a life devoted to Christ! For this </w:t>
-      </w:r>
-      <w:proofErr w:type="gramStart"/>
-      <w:r>
-        <w:rPr>
-          <w:rFonts w:ascii="Times New Roman" w:eastAsia="Times New Roman" w:hAnsi="Times New Roman" w:cs="Times New Roman"/>
-          <w:sz w:val="24"/>
-          <w:szCs w:val="24"/>
-          <w:highlight w:val="white"/>
-        </w:rPr>
-        <w:t>reason</w:t>
-      </w:r>
-      <w:proofErr w:type="gramEnd"/>
-      <w:r>
-        <w:rPr>
-          <w:rFonts w:ascii="Times New Roman" w:eastAsia="Times New Roman" w:hAnsi="Times New Roman" w:cs="Times New Roman"/>
-          <w:sz w:val="24"/>
-          <w:szCs w:val="24"/>
-          <w:highlight w:val="white"/>
-        </w:rPr>
-        <w:t xml:space="preserve"> artists throughout the centuries have portrayed Cloud holding a </w:t>
-      </w:r>
-      <w:proofErr w:type="gramStart"/>
-      <w:r>
-        <w:rPr>
-          <w:rFonts w:ascii="Times New Roman" w:eastAsia="Times New Roman" w:hAnsi="Times New Roman" w:cs="Times New Roman"/>
-          <w:sz w:val="24"/>
-          <w:szCs w:val="24"/>
-          <w:highlight w:val="white"/>
-        </w:rPr>
-        <w:t>bible.*</w:t>
-      </w:r>
-      <w:proofErr w:type="gramEnd"/>
+        <w:t>Cloud lived eleven years as a hermit. During those years, he spent time poring over the Scriptures. These were not idle years for the prince who had fled the royal court for a life devoted to Christ! For this reason artists throughout the centuries have portrayed Cloud holding a bible.*</w:t>
+      </w:r>
     </w:p>
     <w:p>
       <w:pPr>
@@ -1152,25 +797,7 @@
           <w:sz w:val="24"/>
           <w:szCs w:val="24"/>
         </w:rPr>
-        <w:t xml:space="preserve"> century ministered to the African slaves who arrived in Colombia, South America, and eventually baptized over 300,000 new Christians.  He is the patron saint of Colombia and of all missions to black </w:t>
-      </w:r>
-      <w:proofErr w:type="gramStart"/>
-      <w:r>
-        <w:rPr>
-          <w:rFonts w:ascii="Times New Roman" w:eastAsia="Times New Roman" w:hAnsi="Times New Roman" w:cs="Times New Roman"/>
-          <w:sz w:val="24"/>
-          <w:szCs w:val="24"/>
-        </w:rPr>
-        <w:t>peoples.*</w:t>
-      </w:r>
-      <w:proofErr w:type="gramEnd"/>
-      <w:r>
-        <w:rPr>
-          <w:rFonts w:ascii="Times New Roman" w:eastAsia="Times New Roman" w:hAnsi="Times New Roman" w:cs="Times New Roman"/>
-          <w:sz w:val="24"/>
-          <w:szCs w:val="24"/>
-        </w:rPr>
-        <w:t xml:space="preserve">  </w:t>
+        <w:t xml:space="preserve"> century ministered to the African slaves who arrived in Colombia, South America, and eventually baptized over 300,000 new Christians.  He is the patron saint of Colombia and of all missions to black peoples.*  </w:t>
       </w:r>
     </w:p>
     <w:p>
@@ -1272,52 +899,24 @@
           <w:sz w:val="24"/>
           <w:szCs w:val="24"/>
         </w:rPr>
-        <w:t>Behold, your reward will be great in heaven</w:t>
-      </w:r>
-      <w:proofErr w:type="gramStart"/>
-      <w:r>
-        <w:rPr>
-          <w:rFonts w:ascii="Times New Roman" w:eastAsia="Times New Roman" w:hAnsi="Times New Roman" w:cs="Times New Roman"/>
-          <w:sz w:val="24"/>
-          <w:szCs w:val="24"/>
-        </w:rPr>
-        <w:t>.”*</w:t>
-      </w:r>
-      <w:proofErr w:type="gramEnd"/>
-    </w:p>
-    <w:p>
-      <w:pPr>
-        <w:rPr>
-          <w:rFonts w:ascii="Times New Roman" w:eastAsia="Times New Roman" w:hAnsi="Times New Roman" w:cs="Times New Roman"/>
-          <w:sz w:val="24"/>
-          <w:szCs w:val="24"/>
-        </w:rPr>
-      </w:pPr>
-      <w:r>
-        <w:rPr>
-          <w:rFonts w:ascii="Times New Roman" w:eastAsia="Times New Roman" w:hAnsi="Times New Roman" w:cs="Times New Roman"/>
-          <w:sz w:val="24"/>
-          <w:szCs w:val="24"/>
-        </w:rPr>
-        <w:t xml:space="preserve">9/11-we pause for a moment to recall the tragedy that occurred on this date in 2001, in which over 3,000 people lost their lives due to terrorism.  May God have mercy on their souls and may God protect the United States of </w:t>
-      </w:r>
-      <w:proofErr w:type="gramStart"/>
-      <w:r>
-        <w:rPr>
-          <w:rFonts w:ascii="Times New Roman" w:eastAsia="Times New Roman" w:hAnsi="Times New Roman" w:cs="Times New Roman"/>
-          <w:sz w:val="24"/>
-          <w:szCs w:val="24"/>
-        </w:rPr>
-        <w:t>America.*</w:t>
-      </w:r>
-      <w:proofErr w:type="gramEnd"/>
-      <w:r>
-        <w:rPr>
-          <w:rFonts w:ascii="Times New Roman" w:eastAsia="Times New Roman" w:hAnsi="Times New Roman" w:cs="Times New Roman"/>
-          <w:sz w:val="24"/>
-          <w:szCs w:val="24"/>
-        </w:rPr>
-        <w:t xml:space="preserve">  </w:t>
+        <w:t>Behold, your reward will be great in heaven.”*</w:t>
+      </w:r>
+    </w:p>
+    <w:p>
+      <w:pPr>
+        <w:rPr>
+          <w:rFonts w:ascii="Times New Roman" w:eastAsia="Times New Roman" w:hAnsi="Times New Roman" w:cs="Times New Roman"/>
+          <w:sz w:val="24"/>
+          <w:szCs w:val="24"/>
+        </w:rPr>
+      </w:pPr>
+      <w:r>
+        <w:rPr>
+          <w:rFonts w:ascii="Times New Roman" w:eastAsia="Times New Roman" w:hAnsi="Times New Roman" w:cs="Times New Roman"/>
+          <w:sz w:val="24"/>
+          <w:szCs w:val="24"/>
+        </w:rPr>
+        <w:t xml:space="preserve">9/11-we pause for a moment to recall the tragedy that occurred on this date in 2001, in which over 3,000 people lost their lives due to terrorism.  May God have mercy on their souls and may God protect the United States of America.*  </w:t>
       </w:r>
     </w:p>
     <w:p>
@@ -1362,25 +961,7 @@
           <w:sz w:val="24"/>
           <w:szCs w:val="24"/>
         </w:rPr>
-        <w:t xml:space="preserve">.  He was burned to death for destroying pagan </w:t>
-      </w:r>
-      <w:proofErr w:type="gramStart"/>
-      <w:r>
-        <w:rPr>
-          <w:rFonts w:ascii="Times New Roman" w:eastAsia="Times New Roman" w:hAnsi="Times New Roman" w:cs="Times New Roman"/>
-          <w:sz w:val="24"/>
-          <w:szCs w:val="24"/>
-        </w:rPr>
-        <w:t>idols.*</w:t>
-      </w:r>
-      <w:proofErr w:type="gramEnd"/>
-      <w:r>
-        <w:rPr>
-          <w:rFonts w:ascii="Times New Roman" w:eastAsia="Times New Roman" w:hAnsi="Times New Roman" w:cs="Times New Roman"/>
-          <w:sz w:val="24"/>
-          <w:szCs w:val="24"/>
-        </w:rPr>
-        <w:t xml:space="preserve"> </w:t>
+        <w:t xml:space="preserve">.  He was burned to death for destroying pagan idols.* </w:t>
       </w:r>
     </w:p>
     <w:p>
@@ -1406,27 +987,7 @@
           <w:szCs w:val="24"/>
           <w:highlight w:val="white"/>
         </w:rPr>
-        <w:t xml:space="preserve">ohn Chrysostom’s preaching, by word and example, exemplified the role of a prophet to comfort the afflicted and to afflict the </w:t>
-      </w:r>
-      <w:proofErr w:type="gramStart"/>
-      <w:r>
-        <w:rPr>
-          <w:rFonts w:ascii="Times New Roman" w:eastAsia="Times New Roman" w:hAnsi="Times New Roman" w:cs="Times New Roman"/>
-          <w:sz w:val="24"/>
-          <w:szCs w:val="24"/>
-          <w:highlight w:val="white"/>
-        </w:rPr>
-        <w:t>comfortable</w:t>
-      </w:r>
-      <w:proofErr w:type="gramEnd"/>
-      <w:r>
-        <w:rPr>
-          <w:rFonts w:ascii="Times New Roman" w:eastAsia="Times New Roman" w:hAnsi="Times New Roman" w:cs="Times New Roman"/>
-          <w:sz w:val="24"/>
-          <w:szCs w:val="24"/>
-          <w:highlight w:val="white"/>
-        </w:rPr>
-        <w:t xml:space="preserve">. </w:t>
+        <w:t xml:space="preserve">ohn Chrysostom’s preaching, by word and example, exemplified the role of a prophet to comfort the afflicted and to afflict the comfortable. </w:t>
       </w:r>
       <w:r>
         <w:rPr>
@@ -1444,151 +1005,59 @@
           <w:sz w:val="24"/>
           <w:szCs w:val="24"/>
         </w:rPr>
-        <w:t xml:space="preserve"> He is the patron Saint of speakers and </w:t>
-      </w:r>
-      <w:proofErr w:type="gramStart"/>
-      <w:r>
-        <w:rPr>
-          <w:rFonts w:ascii="Times New Roman" w:eastAsia="Times New Roman" w:hAnsi="Times New Roman" w:cs="Times New Roman"/>
-          <w:sz w:val="24"/>
-          <w:szCs w:val="24"/>
-        </w:rPr>
-        <w:t>preachers.*</w:t>
-      </w:r>
-      <w:proofErr w:type="gramEnd"/>
-    </w:p>
-    <w:p>
-      <w:pPr>
-        <w:rPr>
-          <w:rFonts w:ascii="Times New Roman" w:eastAsia="Times New Roman" w:hAnsi="Times New Roman" w:cs="Times New Roman"/>
-          <w:sz w:val="24"/>
-          <w:szCs w:val="24"/>
-        </w:rPr>
-      </w:pPr>
-      <w:r>
-        <w:rPr>
-          <w:rFonts w:ascii="Times New Roman" w:eastAsia="Times New Roman" w:hAnsi="Times New Roman" w:cs="Times New Roman"/>
-          <w:sz w:val="24"/>
-          <w:szCs w:val="24"/>
-        </w:rPr>
-        <w:t xml:space="preserve">9/14-Today is the Feast Day of the Exaltation of the Holy Cross. This feast day recalls the dedication of the Church of the Holy Sepulcher in Jerusalem </w:t>
-      </w:r>
-      <w:proofErr w:type="gramStart"/>
-      <w:r>
-        <w:rPr>
-          <w:rFonts w:ascii="Times New Roman" w:eastAsia="Times New Roman" w:hAnsi="Times New Roman" w:cs="Times New Roman"/>
-          <w:sz w:val="24"/>
-          <w:szCs w:val="24"/>
-        </w:rPr>
-        <w:t>and also</w:t>
-      </w:r>
-      <w:proofErr w:type="gramEnd"/>
-      <w:r>
-        <w:rPr>
-          <w:rFonts w:ascii="Times New Roman" w:eastAsia="Times New Roman" w:hAnsi="Times New Roman" w:cs="Times New Roman"/>
-          <w:sz w:val="24"/>
-          <w:szCs w:val="24"/>
-        </w:rPr>
-        <w:t xml:space="preserve"> the finding of our Lord’s cross by St. Helena in the year </w:t>
-      </w:r>
-      <w:proofErr w:type="gramStart"/>
-      <w:r>
-        <w:rPr>
-          <w:rFonts w:ascii="Times New Roman" w:eastAsia="Times New Roman" w:hAnsi="Times New Roman" w:cs="Times New Roman"/>
-          <w:sz w:val="24"/>
-          <w:szCs w:val="24"/>
-        </w:rPr>
-        <w:t>320.*</w:t>
-      </w:r>
-      <w:proofErr w:type="gramEnd"/>
-      <w:r>
-        <w:rPr>
-          <w:rFonts w:ascii="Times New Roman" w:eastAsia="Times New Roman" w:hAnsi="Times New Roman" w:cs="Times New Roman"/>
-          <w:sz w:val="24"/>
-          <w:szCs w:val="24"/>
-        </w:rPr>
-        <w:t xml:space="preserve">  </w:t>
-      </w:r>
-    </w:p>
-    <w:p>
-      <w:pPr>
-        <w:rPr>
-          <w:rFonts w:ascii="Times New Roman" w:eastAsia="Times New Roman" w:hAnsi="Times New Roman" w:cs="Times New Roman"/>
-          <w:sz w:val="24"/>
-          <w:szCs w:val="24"/>
-        </w:rPr>
-      </w:pPr>
-      <w:r>
-        <w:rPr>
-          <w:rFonts w:ascii="Times New Roman" w:eastAsia="Times New Roman" w:hAnsi="Times New Roman" w:cs="Times New Roman"/>
-          <w:sz w:val="24"/>
-          <w:szCs w:val="24"/>
-        </w:rPr>
-        <w:t xml:space="preserve">9/15-Today is the Memorial of Our Lady of Sorrows, which recalls the great suffering that Mary endured in her purity and innocence as she watched her son be tortured and murdered for our </w:t>
-      </w:r>
-      <w:proofErr w:type="gramStart"/>
-      <w:r>
-        <w:rPr>
-          <w:rFonts w:ascii="Times New Roman" w:eastAsia="Times New Roman" w:hAnsi="Times New Roman" w:cs="Times New Roman"/>
-          <w:sz w:val="24"/>
-          <w:szCs w:val="24"/>
-        </w:rPr>
-        <w:t>sins.*</w:t>
-      </w:r>
-      <w:proofErr w:type="gramEnd"/>
-      <w:r>
-        <w:rPr>
-          <w:rFonts w:ascii="Times New Roman" w:eastAsia="Times New Roman" w:hAnsi="Times New Roman" w:cs="Times New Roman"/>
-          <w:sz w:val="24"/>
-          <w:szCs w:val="24"/>
-        </w:rPr>
-        <w:t xml:space="preserve">  </w:t>
-      </w:r>
-    </w:p>
-    <w:p>
-      <w:pPr>
-        <w:rPr>
-          <w:rFonts w:ascii="Times New Roman" w:eastAsia="Times New Roman" w:hAnsi="Times New Roman" w:cs="Times New Roman"/>
-          <w:sz w:val="24"/>
-          <w:szCs w:val="24"/>
-        </w:rPr>
-      </w:pPr>
-      <w:r>
-        <w:rPr>
-          <w:rFonts w:ascii="Times New Roman" w:eastAsia="Times New Roman" w:hAnsi="Times New Roman" w:cs="Times New Roman"/>
-          <w:sz w:val="24"/>
-          <w:szCs w:val="24"/>
-        </w:rPr>
-        <w:t xml:space="preserve">9/16-Today is the Memorial of Saints Cornelius and Cyprian. Saint Cornelius was a Pope and Saint Cyprian was a Bishop. </w:t>
-      </w:r>
-      <w:proofErr w:type="gramStart"/>
-      <w:r>
-        <w:rPr>
-          <w:rFonts w:ascii="Times New Roman" w:eastAsia="Times New Roman" w:hAnsi="Times New Roman" w:cs="Times New Roman"/>
-          <w:sz w:val="24"/>
-          <w:szCs w:val="24"/>
-        </w:rPr>
-        <w:t>Both of them</w:t>
-      </w:r>
-      <w:proofErr w:type="gramEnd"/>
-      <w:r>
-        <w:rPr>
-          <w:rFonts w:ascii="Times New Roman" w:eastAsia="Times New Roman" w:hAnsi="Times New Roman" w:cs="Times New Roman"/>
-          <w:sz w:val="24"/>
-          <w:szCs w:val="24"/>
-        </w:rPr>
-        <w:t xml:space="preserve"> were Martyred for their refusal to offer sacrifice to the Roman idols. Saints Cornelius and Cyprian, you loved God and remained firm in your faith, even in the face of persecution and death. Your courageous witness was coupled with a pastoral witness to God’s mercy. Please pray for us, that we may imitate your courageous and merciful hearts, always standing strong in our faith and offering forgiveness to every sinner. Saints Cornelius and Cyprian, pray for </w:t>
-      </w:r>
-      <w:proofErr w:type="gramStart"/>
-      <w:r>
-        <w:rPr>
-          <w:rFonts w:ascii="Times New Roman" w:eastAsia="Times New Roman" w:hAnsi="Times New Roman" w:cs="Times New Roman"/>
-          <w:sz w:val="24"/>
-          <w:szCs w:val="24"/>
-        </w:rPr>
-        <w:t>us.*</w:t>
-      </w:r>
-      <w:proofErr w:type="gramEnd"/>
+        <w:t xml:space="preserve"> He is the patron Saint of speakers and preachers.*</w:t>
+      </w:r>
+    </w:p>
+    <w:p>
+      <w:pPr>
+        <w:rPr>
+          <w:rFonts w:ascii="Times New Roman" w:eastAsia="Times New Roman" w:hAnsi="Times New Roman" w:cs="Times New Roman"/>
+          <w:sz w:val="24"/>
+          <w:szCs w:val="24"/>
+        </w:rPr>
+      </w:pPr>
+      <w:r>
+        <w:rPr>
+          <w:rFonts w:ascii="Times New Roman" w:eastAsia="Times New Roman" w:hAnsi="Times New Roman" w:cs="Times New Roman"/>
+          <w:sz w:val="24"/>
+          <w:szCs w:val="24"/>
+        </w:rPr>
+        <w:t xml:space="preserve">9/14-Today is the Feast Day of the Exaltation of the Holy Cross. This feast day recalls the dedication of the Church of the Holy Sepulcher in Jerusalem and also the finding of our Lord’s cross by St. Helena in the year 320.*  </w:t>
+      </w:r>
+    </w:p>
+    <w:p>
+      <w:pPr>
+        <w:rPr>
+          <w:rFonts w:ascii="Times New Roman" w:eastAsia="Times New Roman" w:hAnsi="Times New Roman" w:cs="Times New Roman"/>
+          <w:sz w:val="24"/>
+          <w:szCs w:val="24"/>
+        </w:rPr>
+      </w:pPr>
+      <w:r>
+        <w:rPr>
+          <w:rFonts w:ascii="Times New Roman" w:eastAsia="Times New Roman" w:hAnsi="Times New Roman" w:cs="Times New Roman"/>
+          <w:sz w:val="24"/>
+          <w:szCs w:val="24"/>
+        </w:rPr>
+        <w:t xml:space="preserve">9/15-Today is the Memorial of Our Lady of Sorrows, which recalls the great suffering that Mary endured in her purity and innocence as she watched her son be tortured and murdered for our sins.*  </w:t>
+      </w:r>
+    </w:p>
+    <w:p>
+      <w:pPr>
+        <w:rPr>
+          <w:rFonts w:ascii="Times New Roman" w:eastAsia="Times New Roman" w:hAnsi="Times New Roman" w:cs="Times New Roman"/>
+          <w:sz w:val="24"/>
+          <w:szCs w:val="24"/>
+        </w:rPr>
+      </w:pPr>
+      <w:r>
+        <w:rPr>
+          <w:rFonts w:ascii="Times New Roman" w:eastAsia="Times New Roman" w:hAnsi="Times New Roman" w:cs="Times New Roman"/>
+          <w:sz w:val="24"/>
+          <w:szCs w:val="24"/>
+        </w:rPr>
+        <w:t>9/16-Today is the Memorial of Saints Cornelius and Cyprian. Saint Cornelius was a Pope and Saint Cyprian was a Bishop. Both of them were Martyred for their refusal to offer sacrifice to the Roman idols. Saints Cornelius and Cyprian, you loved God and remained firm in your faith, even in the face of persecution and death. Your courageous witness was coupled with a pastoral witness to God’s mercy. Please pray for us, that we may imitate your courageous and merciful hearts, always standing strong in our faith and offering forgiveness to every sinner. Saints Cornelius and Cyprian, pray for us.*</w:t>
+      </w:r>
     </w:p>
     <w:p>
       <w:pPr>
@@ -1606,7 +1075,6 @@
         </w:rPr>
         <w:t>9/17-Today is the Memorial of St. Robert Bellarmine (</w:t>
       </w:r>
-      <w:proofErr w:type="gramStart"/>
       <w:r>
         <w:rPr>
           <w:rFonts w:ascii="Times New Roman" w:eastAsia="Times New Roman" w:hAnsi="Times New Roman" w:cs="Times New Roman"/>
@@ -1622,16 +1090,7 @@
           <w:sz w:val="24"/>
           <w:szCs w:val="24"/>
         </w:rPr>
-        <w:t xml:space="preserve"> BELL</w:t>
-      </w:r>
-      <w:proofErr w:type="gramEnd"/>
-      <w:r>
-        <w:rPr>
-          <w:rFonts w:ascii="Times New Roman" w:eastAsia="Times New Roman" w:hAnsi="Times New Roman" w:cs="Times New Roman"/>
-          <w:sz w:val="24"/>
-          <w:szCs w:val="24"/>
-        </w:rPr>
-        <w:t>-</w:t>
+        <w:t xml:space="preserve"> BELL-</w:t>
       </w:r>
       <w:proofErr w:type="spellStart"/>
       <w:r>
@@ -1757,27 +1216,7 @@
           <w:szCs w:val="24"/>
           <w:highlight w:val="white"/>
         </w:rPr>
-        <w:t xml:space="preserve"> cared for all the poor of Lima, dying there on September </w:t>
-      </w:r>
-      <w:proofErr w:type="gramStart"/>
-      <w:r>
-        <w:rPr>
-          <w:rFonts w:ascii="Times New Roman" w:eastAsia="Times New Roman" w:hAnsi="Times New Roman" w:cs="Times New Roman"/>
-          <w:sz w:val="24"/>
-          <w:szCs w:val="24"/>
-          <w:highlight w:val="white"/>
-        </w:rPr>
-        <w:t>16.*</w:t>
-      </w:r>
-      <w:proofErr w:type="gramEnd"/>
-      <w:r>
-        <w:rPr>
-          <w:rFonts w:ascii="Times New Roman" w:eastAsia="Times New Roman" w:hAnsi="Times New Roman" w:cs="Times New Roman"/>
-          <w:sz w:val="24"/>
-          <w:szCs w:val="24"/>
-          <w:highlight w:val="white"/>
-        </w:rPr>
-        <w:t xml:space="preserve"> </w:t>
+        <w:t xml:space="preserve"> cared for all the poor of Lima, dying there on September 16.* </w:t>
       </w:r>
     </w:p>
     <w:p>
@@ -1829,88 +1268,42 @@
           <w:sz w:val="24"/>
           <w:szCs w:val="24"/>
         </w:rPr>
-        <w:t xml:space="preserve">9/20-today is the anniversary of the death of Bishop Edmund Heelan, who died on this day in </w:t>
-      </w:r>
-      <w:proofErr w:type="gramStart"/>
-      <w:r>
-        <w:rPr>
-          <w:rFonts w:ascii="Times New Roman" w:eastAsia="Times New Roman" w:hAnsi="Times New Roman" w:cs="Times New Roman"/>
-          <w:sz w:val="24"/>
-          <w:szCs w:val="24"/>
-        </w:rPr>
-        <w:t>1948.*</w:t>
-      </w:r>
-      <w:proofErr w:type="gramEnd"/>
-      <w:r>
-        <w:rPr>
-          <w:rFonts w:ascii="Times New Roman" w:eastAsia="Times New Roman" w:hAnsi="Times New Roman" w:cs="Times New Roman"/>
-          <w:sz w:val="24"/>
-          <w:szCs w:val="24"/>
-        </w:rPr>
-        <w:t xml:space="preserve">  </w:t>
-      </w:r>
-    </w:p>
-    <w:p>
-      <w:pPr>
-        <w:rPr>
-          <w:rFonts w:ascii="Times New Roman" w:eastAsia="Times New Roman" w:hAnsi="Times New Roman" w:cs="Times New Roman"/>
-          <w:sz w:val="24"/>
-          <w:szCs w:val="24"/>
-        </w:rPr>
-      </w:pPr>
-      <w:r>
-        <w:rPr>
-          <w:rFonts w:ascii="Times New Roman" w:eastAsia="Times New Roman" w:hAnsi="Times New Roman" w:cs="Times New Roman"/>
-          <w:sz w:val="24"/>
-          <w:szCs w:val="24"/>
-        </w:rPr>
-        <w:t xml:space="preserve">9/21-Today is the Feast of the Apostle St. Matthew, who wrote his Gospel of the life and teachings of Jesus Christ around the year 85 A.D.  Tradition holds that he preached in Judea and Ethiopia and was eventually martyred.  He is the patron saint of accountants and customs </w:t>
-      </w:r>
-      <w:proofErr w:type="gramStart"/>
-      <w:r>
-        <w:rPr>
-          <w:rFonts w:ascii="Times New Roman" w:eastAsia="Times New Roman" w:hAnsi="Times New Roman" w:cs="Times New Roman"/>
-          <w:sz w:val="24"/>
-          <w:szCs w:val="24"/>
-        </w:rPr>
-        <w:t>officers.*</w:t>
-      </w:r>
-      <w:proofErr w:type="gramEnd"/>
-      <w:r>
-        <w:rPr>
-          <w:rFonts w:ascii="Times New Roman" w:eastAsia="Times New Roman" w:hAnsi="Times New Roman" w:cs="Times New Roman"/>
-          <w:sz w:val="24"/>
-          <w:szCs w:val="24"/>
-        </w:rPr>
-        <w:t xml:space="preserve">  </w:t>
-      </w:r>
-    </w:p>
-    <w:p>
-      <w:pPr>
-        <w:rPr>
-          <w:rFonts w:ascii="Times New Roman" w:eastAsia="Times New Roman" w:hAnsi="Times New Roman" w:cs="Times New Roman"/>
-          <w:sz w:val="24"/>
-          <w:szCs w:val="24"/>
-        </w:rPr>
-      </w:pPr>
-      <w:r>
-        <w:rPr>
-          <w:rFonts w:ascii="Times New Roman" w:eastAsia="Times New Roman" w:hAnsi="Times New Roman" w:cs="Times New Roman"/>
-          <w:sz w:val="24"/>
-          <w:szCs w:val="24"/>
-        </w:rPr>
-        <w:t xml:space="preserve">9/22-Today is the feast day of St. Maurice who is the patron saint of soldiers, armies, and </w:t>
-      </w:r>
-      <w:proofErr w:type="gramStart"/>
-      <w:r>
-        <w:rPr>
-          <w:rFonts w:ascii="Times New Roman" w:eastAsia="Times New Roman" w:hAnsi="Times New Roman" w:cs="Times New Roman"/>
-          <w:sz w:val="24"/>
-          <w:szCs w:val="24"/>
-        </w:rPr>
-        <w:t>infantrymen.*</w:t>
-      </w:r>
-      <w:proofErr w:type="gramEnd"/>
+        <w:t xml:space="preserve">9/20-today is the anniversary of the death of Bishop Edmund Heelan, who died on this day in 1948.*  </w:t>
+      </w:r>
+    </w:p>
+    <w:p>
+      <w:pPr>
+        <w:rPr>
+          <w:rFonts w:ascii="Times New Roman" w:eastAsia="Times New Roman" w:hAnsi="Times New Roman" w:cs="Times New Roman"/>
+          <w:sz w:val="24"/>
+          <w:szCs w:val="24"/>
+        </w:rPr>
+      </w:pPr>
+      <w:r>
+        <w:rPr>
+          <w:rFonts w:ascii="Times New Roman" w:eastAsia="Times New Roman" w:hAnsi="Times New Roman" w:cs="Times New Roman"/>
+          <w:sz w:val="24"/>
+          <w:szCs w:val="24"/>
+        </w:rPr>
+        <w:t xml:space="preserve">9/21-Today is the Feast of the Apostle St. Matthew, who wrote his Gospel of the life and teachings of Jesus Christ around the year 85 A.D.  Tradition holds that he preached in Judea and Ethiopia and was eventually martyred.  He is the patron saint of accountants and customs officers.*  </w:t>
+      </w:r>
+    </w:p>
+    <w:p>
+      <w:pPr>
+        <w:rPr>
+          <w:rFonts w:ascii="Times New Roman" w:eastAsia="Times New Roman" w:hAnsi="Times New Roman" w:cs="Times New Roman"/>
+          <w:sz w:val="24"/>
+          <w:szCs w:val="24"/>
+        </w:rPr>
+      </w:pPr>
+      <w:r>
+        <w:rPr>
+          <w:rFonts w:ascii="Times New Roman" w:eastAsia="Times New Roman" w:hAnsi="Times New Roman" w:cs="Times New Roman"/>
+          <w:sz w:val="24"/>
+          <w:szCs w:val="24"/>
+        </w:rPr>
+        <w:t>9/22-Today is the feast day of St. Maurice who is the patron saint of soldiers, armies, and infantrymen.*</w:t>
+      </w:r>
     </w:p>
     <w:p>
       <w:pPr>
@@ -1978,18 +1371,8 @@
           <w:sz w:val="24"/>
           <w:szCs w:val="24"/>
         </w:rPr>
-        <w:t xml:space="preserve">He scourges and then has </w:t>
-      </w:r>
-      <w:proofErr w:type="gramStart"/>
-      <w:r>
-        <w:rPr>
-          <w:rFonts w:ascii="Times New Roman" w:eastAsia="Times New Roman" w:hAnsi="Times New Roman" w:cs="Times New Roman"/>
-          <w:sz w:val="24"/>
-          <w:szCs w:val="24"/>
-        </w:rPr>
-        <w:t>mercy;</w:t>
-      </w:r>
-      <w:proofErr w:type="gramEnd"/>
+        <w:t>He scourges and then has mercy;</w:t>
+      </w:r>
     </w:p>
     <w:p>
       <w:pPr>
@@ -2108,18 +1491,8 @@
           <w:sz w:val="24"/>
           <w:szCs w:val="24"/>
         </w:rPr>
-        <w:t xml:space="preserve">    and exalt the King of </w:t>
-      </w:r>
-      <w:proofErr w:type="gramStart"/>
-      <w:r>
-        <w:rPr>
-          <w:rFonts w:ascii="Times New Roman" w:eastAsia="Times New Roman" w:hAnsi="Times New Roman" w:cs="Times New Roman"/>
-          <w:sz w:val="24"/>
-          <w:szCs w:val="24"/>
-        </w:rPr>
-        <w:t>ages.*</w:t>
-      </w:r>
-      <w:proofErr w:type="gramEnd"/>
+        <w:t xml:space="preserve">    and exalt the King of ages.*</w:t>
+      </w:r>
     </w:p>
     <w:p>
       <w:pPr>
@@ -2250,872 +1623,647 @@
           <w:szCs w:val="24"/>
           <w:highlight w:val="white"/>
         </w:rPr>
-        <w:t xml:space="preserve">ey were twin brothers and medical doctors, never charging a fee for their medical services. Their names are in the Roman Canon of the Mass. They are honored in both the Eastern and Western Church and highly celebrated in Italian </w:t>
-      </w:r>
-      <w:proofErr w:type="gramStart"/>
-      <w:r>
-        <w:rPr>
-          <w:rFonts w:ascii="Times New Roman" w:eastAsia="Times New Roman" w:hAnsi="Times New Roman" w:cs="Times New Roman"/>
+        <w:t>ey were twin brothers and medical doctors, never charging a fee for their medical services. Their names are in the Roman Canon of the Mass. They are honored in both the Eastern and Western Church and highly celebrated in Italian communities.*</w:t>
+      </w:r>
+    </w:p>
+    <w:p>
+      <w:pPr>
+        <w:rPr>
+          <w:rFonts w:ascii="Times New Roman" w:eastAsia="Times New Roman" w:hAnsi="Times New Roman" w:cs="Times New Roman"/>
+          <w:sz w:val="24"/>
+          <w:szCs w:val="24"/>
+        </w:rPr>
+      </w:pPr>
+      <w:r>
+        <w:rPr>
+          <w:rFonts w:ascii="Times New Roman" w:eastAsia="Times New Roman" w:hAnsi="Times New Roman" w:cs="Times New Roman"/>
+          <w:sz w:val="24"/>
+          <w:szCs w:val="24"/>
+        </w:rPr>
+        <w:t xml:space="preserve">9/27-Today is the feast day of Saint Vincent de Paul. </w:t>
+      </w:r>
+      <w:r>
+        <w:rPr>
+          <w:rFonts w:ascii="Times New Roman" w:eastAsia="Times New Roman" w:hAnsi="Times New Roman" w:cs="Times New Roman"/>
+          <w:color w:val="333333"/>
           <w:sz w:val="24"/>
           <w:szCs w:val="24"/>
           <w:highlight w:val="white"/>
         </w:rPr>
-        <w:t>communities.*</w:t>
-      </w:r>
-      <w:proofErr w:type="gramEnd"/>
-    </w:p>
-    <w:p>
-      <w:pPr>
-        <w:rPr>
-          <w:rFonts w:ascii="Times New Roman" w:eastAsia="Times New Roman" w:hAnsi="Times New Roman" w:cs="Times New Roman"/>
-          <w:sz w:val="24"/>
-          <w:szCs w:val="24"/>
-        </w:rPr>
-      </w:pPr>
-      <w:r>
-        <w:rPr>
-          <w:rFonts w:ascii="Times New Roman" w:eastAsia="Times New Roman" w:hAnsi="Times New Roman" w:cs="Times New Roman"/>
-          <w:sz w:val="24"/>
-          <w:szCs w:val="24"/>
-        </w:rPr>
-        <w:t xml:space="preserve">9/27-Today is the feast day of Saint Vincent de Paul. </w:t>
-      </w:r>
-      <w:r>
-        <w:rPr>
-          <w:rFonts w:ascii="Times New Roman" w:eastAsia="Times New Roman" w:hAnsi="Times New Roman" w:cs="Times New Roman"/>
-          <w:color w:val="333333"/>
+        <w:t>He spent his life preaching missions to and providing relief to the poor. He is the patron Saint of charities, prisoners, and hospitals.*</w:t>
+      </w:r>
+    </w:p>
+    <w:p>
+      <w:pPr>
+        <w:rPr>
+          <w:rFonts w:ascii="Times New Roman" w:eastAsia="Times New Roman" w:hAnsi="Times New Roman" w:cs="Times New Roman"/>
+          <w:sz w:val="24"/>
+          <w:szCs w:val="24"/>
+        </w:rPr>
+      </w:pPr>
+      <w:r>
+        <w:rPr>
+          <w:rFonts w:ascii="Times New Roman" w:eastAsia="Times New Roman" w:hAnsi="Times New Roman" w:cs="Times New Roman"/>
+          <w:sz w:val="24"/>
+          <w:szCs w:val="24"/>
+        </w:rPr>
+        <w:t>9/28-Today is the feast day of Saint Wenceslaus. He encouraged Christianity in Prague which got him killed as he was headed to mass.*</w:t>
+      </w:r>
+    </w:p>
+    <w:p>
+      <w:pPr>
+        <w:rPr>
+          <w:rFonts w:ascii="Times New Roman" w:eastAsia="Times New Roman" w:hAnsi="Times New Roman" w:cs="Times New Roman"/>
+          <w:sz w:val="24"/>
+          <w:szCs w:val="24"/>
+        </w:rPr>
+      </w:pPr>
+      <w:r>
+        <w:rPr>
+          <w:rFonts w:ascii="Times New Roman" w:eastAsia="Times New Roman" w:hAnsi="Times New Roman" w:cs="Times New Roman"/>
+          <w:sz w:val="24"/>
+          <w:szCs w:val="24"/>
+        </w:rPr>
+        <w:t xml:space="preserve">9/29-Today is the Feast of the Archangels, Michael, Gabriel, and Raphael.  St. Michael is the patron of those who work as security forces and of the sick.  Gabriel is the messenger of God and the patron of those who work in telecommunications and for the post office.  Raphael is the patron saint of travelers and of the blind. * </w:t>
+      </w:r>
+    </w:p>
+    <w:p>
+      <w:pPr>
+        <w:rPr>
+          <w:rFonts w:ascii="Times New Roman" w:eastAsia="Times New Roman" w:hAnsi="Times New Roman" w:cs="Times New Roman"/>
+          <w:sz w:val="24"/>
+          <w:szCs w:val="24"/>
+        </w:rPr>
+      </w:pPr>
+      <w:r>
+        <w:rPr>
+          <w:rFonts w:ascii="Times New Roman" w:eastAsia="Times New Roman" w:hAnsi="Times New Roman" w:cs="Times New Roman"/>
+          <w:sz w:val="24"/>
+          <w:szCs w:val="24"/>
+        </w:rPr>
+        <w:t>9/30-Today is the Memorial of St. Jerome, who first translated the Hebrew and Greek Scriptures into Latin in the early 5</w:t>
+      </w:r>
+      <w:r>
+        <w:rPr>
+          <w:rFonts w:ascii="Times New Roman" w:eastAsia="Times New Roman" w:hAnsi="Times New Roman" w:cs="Times New Roman"/>
+          <w:sz w:val="24"/>
+          <w:szCs w:val="24"/>
+          <w:vertAlign w:val="superscript"/>
+        </w:rPr>
+        <w:t>th</w:t>
+      </w:r>
+      <w:r>
+        <w:rPr>
+          <w:rFonts w:ascii="Times New Roman" w:eastAsia="Times New Roman" w:hAnsi="Times New Roman" w:cs="Times New Roman"/>
+          <w:sz w:val="24"/>
+          <w:szCs w:val="24"/>
+        </w:rPr>
+        <w:t xml:space="preserve"> century.  He famously said, “Ignorance of Scripture is ignorance of Christ.” *</w:t>
+      </w:r>
+    </w:p>
+    <w:p>
+      <w:pPr>
+        <w:rPr>
+          <w:rFonts w:ascii="Times New Roman" w:eastAsia="Times New Roman" w:hAnsi="Times New Roman" w:cs="Times New Roman"/>
+          <w:sz w:val="24"/>
+          <w:szCs w:val="24"/>
+        </w:rPr>
+      </w:pPr>
+      <w:r>
+        <w:rPr>
+          <w:rFonts w:ascii="Times New Roman" w:eastAsia="Times New Roman" w:hAnsi="Times New Roman" w:cs="Times New Roman"/>
+          <w:sz w:val="24"/>
+          <w:szCs w:val="24"/>
+        </w:rPr>
+        <w:t>10/1-Today is the Memorial of St. Therese of Lisieux (</w:t>
+      </w:r>
+      <w:r>
+        <w:rPr>
+          <w:rFonts w:ascii="Times New Roman" w:eastAsia="Times New Roman" w:hAnsi="Times New Roman" w:cs="Times New Roman"/>
+          <w:i/>
+          <w:sz w:val="24"/>
+          <w:szCs w:val="24"/>
+        </w:rPr>
+        <w:t xml:space="preserve">pronounced </w:t>
+      </w:r>
+      <w:proofErr w:type="spellStart"/>
+      <w:r>
+        <w:rPr>
+          <w:rFonts w:ascii="Times New Roman" w:eastAsia="Times New Roman" w:hAnsi="Times New Roman" w:cs="Times New Roman"/>
+          <w:sz w:val="24"/>
+          <w:szCs w:val="24"/>
+        </w:rPr>
+        <w:t>Leez</w:t>
+      </w:r>
+      <w:proofErr w:type="spellEnd"/>
+      <w:r>
+        <w:rPr>
+          <w:rFonts w:ascii="Times New Roman" w:eastAsia="Times New Roman" w:hAnsi="Times New Roman" w:cs="Times New Roman"/>
+          <w:sz w:val="24"/>
+          <w:szCs w:val="24"/>
+        </w:rPr>
+        <w:t>-you), who died in 1897 at the age of 24 and was known for her life of simplicity and intense love of Christ.  She was declared a doctor of the Church by Pope John Paul II in 1997.*</w:t>
+      </w:r>
+    </w:p>
+    <w:p>
+      <w:pPr>
+        <w:rPr>
+          <w:rFonts w:ascii="Times New Roman" w:eastAsia="Times New Roman" w:hAnsi="Times New Roman" w:cs="Times New Roman"/>
+          <w:sz w:val="24"/>
+          <w:szCs w:val="24"/>
+        </w:rPr>
+      </w:pPr>
+      <w:r>
+        <w:rPr>
+          <w:rFonts w:ascii="Times New Roman" w:eastAsia="Times New Roman" w:hAnsi="Times New Roman" w:cs="Times New Roman"/>
+          <w:sz w:val="24"/>
+          <w:szCs w:val="24"/>
+        </w:rPr>
+        <w:t xml:space="preserve">10/2-Today is the Memorial of our Guardian Angels.  In chapter 18 of Matthew’s Gospel, Jesus says, “See that you do not despise one of these little ones. For I tell you that in heaven their angels always see the face of my Father who is in heaven.”  Let us be mindful of our guardian angels who are always at our side, wanting to protect us and help us grow closer to God.* </w:t>
+      </w:r>
+    </w:p>
+    <w:p>
+      <w:pPr>
+        <w:rPr>
+          <w:rFonts w:ascii="Times New Roman" w:eastAsia="Times New Roman" w:hAnsi="Times New Roman" w:cs="Times New Roman"/>
+          <w:sz w:val="24"/>
+          <w:szCs w:val="24"/>
+        </w:rPr>
+      </w:pPr>
+      <w:r>
+        <w:rPr>
+          <w:rFonts w:ascii="Times New Roman" w:eastAsia="Times New Roman" w:hAnsi="Times New Roman" w:cs="Times New Roman"/>
+          <w:sz w:val="24"/>
+          <w:szCs w:val="24"/>
+        </w:rPr>
+        <w:t xml:space="preserve">10/3-The following is a reading from Saint Luke’s Gospel. </w:t>
+      </w:r>
+    </w:p>
+    <w:p>
+      <w:pPr>
+        <w:rPr>
+          <w:rFonts w:ascii="Times New Roman" w:eastAsia="Times New Roman" w:hAnsi="Times New Roman" w:cs="Times New Roman"/>
+          <w:sz w:val="24"/>
+          <w:szCs w:val="24"/>
+        </w:rPr>
+      </w:pPr>
+      <w:r>
+        <w:rPr>
+          <w:rFonts w:ascii="Times New Roman" w:eastAsia="Times New Roman" w:hAnsi="Times New Roman" w:cs="Times New Roman"/>
+          <w:sz w:val="24"/>
+          <w:szCs w:val="24"/>
+        </w:rPr>
+        <w:t xml:space="preserve">Jesus said to them, "Woe to you, Chorazin! Woe to you, Bethsaida! For if the mighty deeds done in your midst had been done in </w:t>
+      </w:r>
+      <w:proofErr w:type="spellStart"/>
+      <w:r>
+        <w:rPr>
+          <w:rFonts w:ascii="Times New Roman" w:eastAsia="Times New Roman" w:hAnsi="Times New Roman" w:cs="Times New Roman"/>
+          <w:sz w:val="24"/>
+          <w:szCs w:val="24"/>
+        </w:rPr>
+        <w:t>Tyre</w:t>
+      </w:r>
+      <w:proofErr w:type="spellEnd"/>
+      <w:r>
+        <w:rPr>
+          <w:rFonts w:ascii="Times New Roman" w:eastAsia="Times New Roman" w:hAnsi="Times New Roman" w:cs="Times New Roman"/>
+          <w:sz w:val="24"/>
+          <w:szCs w:val="24"/>
+        </w:rPr>
+        <w:t xml:space="preserve"> and Sidon,</w:t>
+      </w:r>
+    </w:p>
+    <w:p>
+      <w:pPr>
+        <w:rPr>
+          <w:rFonts w:ascii="Times New Roman" w:eastAsia="Times New Roman" w:hAnsi="Times New Roman" w:cs="Times New Roman"/>
+          <w:sz w:val="24"/>
+          <w:szCs w:val="24"/>
+        </w:rPr>
+      </w:pPr>
+      <w:r>
+        <w:rPr>
+          <w:rFonts w:ascii="Times New Roman" w:eastAsia="Times New Roman" w:hAnsi="Times New Roman" w:cs="Times New Roman"/>
+          <w:sz w:val="24"/>
+          <w:szCs w:val="24"/>
+        </w:rPr>
+        <w:t>they would long ago have repented, sitting in sackcloth and ashes.</w:t>
+      </w:r>
+    </w:p>
+    <w:p>
+      <w:pPr>
+        <w:rPr>
+          <w:rFonts w:ascii="Times New Roman" w:eastAsia="Times New Roman" w:hAnsi="Times New Roman" w:cs="Times New Roman"/>
+          <w:sz w:val="24"/>
+          <w:szCs w:val="24"/>
+        </w:rPr>
+      </w:pPr>
+      <w:r>
+        <w:rPr>
+          <w:rFonts w:ascii="Times New Roman" w:eastAsia="Times New Roman" w:hAnsi="Times New Roman" w:cs="Times New Roman"/>
+          <w:sz w:val="24"/>
+          <w:szCs w:val="24"/>
+        </w:rPr>
+        <w:t xml:space="preserve">But it will be more tolerable for </w:t>
+      </w:r>
+      <w:proofErr w:type="spellStart"/>
+      <w:r>
+        <w:rPr>
+          <w:rFonts w:ascii="Times New Roman" w:eastAsia="Times New Roman" w:hAnsi="Times New Roman" w:cs="Times New Roman"/>
+          <w:sz w:val="24"/>
+          <w:szCs w:val="24"/>
+        </w:rPr>
+        <w:t>Tyre</w:t>
+      </w:r>
+      <w:proofErr w:type="spellEnd"/>
+      <w:r>
+        <w:rPr>
+          <w:rFonts w:ascii="Times New Roman" w:eastAsia="Times New Roman" w:hAnsi="Times New Roman" w:cs="Times New Roman"/>
+          <w:sz w:val="24"/>
+          <w:szCs w:val="24"/>
+        </w:rPr>
+        <w:t xml:space="preserve"> and Sidon at the judgment than for you. And as for you, Capernaum, 'Will you be exalted to heaven?</w:t>
+      </w:r>
+    </w:p>
+    <w:p>
+      <w:pPr>
+        <w:rPr>
+          <w:rFonts w:ascii="Times New Roman" w:eastAsia="Times New Roman" w:hAnsi="Times New Roman" w:cs="Times New Roman"/>
+          <w:sz w:val="24"/>
+          <w:szCs w:val="24"/>
+        </w:rPr>
+      </w:pPr>
+      <w:r>
+        <w:rPr>
+          <w:rFonts w:ascii="Times New Roman" w:eastAsia="Times New Roman" w:hAnsi="Times New Roman" w:cs="Times New Roman"/>
+          <w:sz w:val="24"/>
+          <w:szCs w:val="24"/>
+        </w:rPr>
+        <w:t>You will go down to the netherworld.' Whoever listens to you listens to me. Whoever rejects you rejects me. And whoever rejects me rejects the one who sent me.*</w:t>
+      </w:r>
+    </w:p>
+    <w:p>
+      <w:pPr>
+        <w:rPr>
+          <w:rFonts w:ascii="Times New Roman" w:eastAsia="Times New Roman" w:hAnsi="Times New Roman" w:cs="Times New Roman"/>
+          <w:sz w:val="24"/>
+          <w:szCs w:val="24"/>
+        </w:rPr>
+      </w:pPr>
+      <w:r>
+        <w:rPr>
+          <w:rFonts w:ascii="Times New Roman" w:eastAsia="Times New Roman" w:hAnsi="Times New Roman" w:cs="Times New Roman"/>
+          <w:sz w:val="24"/>
+          <w:szCs w:val="24"/>
+        </w:rPr>
+        <w:t xml:space="preserve">10/4-Today is the Memorial of St. Francis of Assisi.  This medieval saint died in 1226, and was known for his love of the poor and the moral rebuilding of the Church.  He founded the </w:t>
+      </w:r>
+      <w:r>
+        <w:rPr>
+          <w:rFonts w:ascii="Times New Roman" w:eastAsia="Times New Roman" w:hAnsi="Times New Roman" w:cs="Times New Roman"/>
+          <w:sz w:val="24"/>
+          <w:szCs w:val="24"/>
+        </w:rPr>
+        <w:lastRenderedPageBreak/>
+        <w:t>Franciscan order, received the stigmata, and today is known as the patron saint of ecologists and merchants.*</w:t>
+      </w:r>
+    </w:p>
+    <w:p>
+      <w:pPr>
+        <w:rPr>
+          <w:rFonts w:ascii="Times New Roman" w:eastAsia="Times New Roman" w:hAnsi="Times New Roman" w:cs="Times New Roman"/>
+          <w:sz w:val="24"/>
+          <w:szCs w:val="24"/>
+        </w:rPr>
+      </w:pPr>
+      <w:r>
+        <w:rPr>
+          <w:rFonts w:ascii="Times New Roman" w:eastAsia="Times New Roman" w:hAnsi="Times New Roman" w:cs="Times New Roman"/>
+          <w:sz w:val="24"/>
+          <w:szCs w:val="24"/>
+        </w:rPr>
+        <w:t xml:space="preserve">10/5-Today is the feast day of St. Boniface. He was known as the apostle of the Germans </w:t>
+      </w:r>
+      <w:r>
+        <w:rPr>
+          <w:rFonts w:ascii="Times New Roman" w:eastAsia="Times New Roman" w:hAnsi="Times New Roman" w:cs="Times New Roman"/>
+          <w:color w:val="202124"/>
           <w:sz w:val="24"/>
           <w:szCs w:val="24"/>
           <w:highlight w:val="white"/>
         </w:rPr>
-        <w:t xml:space="preserve">He spent his life preaching missions </w:t>
-      </w:r>
-      <w:proofErr w:type="gramStart"/>
-      <w:r>
-        <w:rPr>
-          <w:rFonts w:ascii="Times New Roman" w:eastAsia="Times New Roman" w:hAnsi="Times New Roman" w:cs="Times New Roman"/>
-          <w:color w:val="333333"/>
+        <w:t xml:space="preserve">and was </w:t>
+      </w:r>
+      <w:r>
+        <w:rPr>
+          <w:rFonts w:ascii="Times New Roman" w:eastAsia="Times New Roman" w:hAnsi="Times New Roman" w:cs="Times New Roman"/>
+          <w:color w:val="040C28"/>
+          <w:sz w:val="24"/>
+          <w:szCs w:val="24"/>
+        </w:rPr>
+        <w:t>an English Benedictine monk who gave up being elected abbot to devote his life to the conversion of the Germanic tribes</w:t>
+      </w:r>
+      <w:r>
+        <w:rPr>
+          <w:rFonts w:ascii="Times New Roman" w:eastAsia="Times New Roman" w:hAnsi="Times New Roman" w:cs="Times New Roman"/>
+          <w:color w:val="202124"/>
           <w:sz w:val="24"/>
           <w:szCs w:val="24"/>
           <w:highlight w:val="white"/>
         </w:rPr>
-        <w:t>to</w:t>
-      </w:r>
-      <w:proofErr w:type="gramEnd"/>
-      <w:r>
-        <w:rPr>
-          <w:rFonts w:ascii="Times New Roman" w:eastAsia="Times New Roman" w:hAnsi="Times New Roman" w:cs="Times New Roman"/>
-          <w:color w:val="333333"/>
+        <w:t>. *</w:t>
+      </w:r>
+      <w:r>
+        <w:rPr>
+          <w:rFonts w:ascii="Times New Roman" w:eastAsia="Times New Roman" w:hAnsi="Times New Roman" w:cs="Times New Roman"/>
+          <w:sz w:val="24"/>
+          <w:szCs w:val="24"/>
+        </w:rPr>
+        <w:t xml:space="preserve"> </w:t>
+      </w:r>
+    </w:p>
+    <w:p>
+      <w:pPr>
+        <w:rPr>
+          <w:rFonts w:ascii="Times New Roman" w:eastAsia="Times New Roman" w:hAnsi="Times New Roman" w:cs="Times New Roman"/>
+          <w:sz w:val="24"/>
+          <w:szCs w:val="24"/>
+        </w:rPr>
+      </w:pPr>
+      <w:r>
+        <w:rPr>
+          <w:rFonts w:ascii="Times New Roman" w:eastAsia="Times New Roman" w:hAnsi="Times New Roman" w:cs="Times New Roman"/>
+          <w:sz w:val="24"/>
+          <w:szCs w:val="24"/>
+        </w:rPr>
+        <w:t>10/6-Today is the Memorial of Blessed Marie-Rose Durocher (</w:t>
+      </w:r>
+      <w:r>
+        <w:rPr>
+          <w:rFonts w:ascii="Times New Roman" w:eastAsia="Times New Roman" w:hAnsi="Times New Roman" w:cs="Times New Roman"/>
+          <w:i/>
+          <w:sz w:val="24"/>
+          <w:szCs w:val="24"/>
+        </w:rPr>
+        <w:t xml:space="preserve">pronounced </w:t>
+      </w:r>
+      <w:r>
+        <w:rPr>
+          <w:rFonts w:ascii="Times New Roman" w:eastAsia="Times New Roman" w:hAnsi="Times New Roman" w:cs="Times New Roman"/>
+          <w:sz w:val="24"/>
+          <w:szCs w:val="24"/>
+        </w:rPr>
+        <w:t>Doo-</w:t>
+      </w:r>
+      <w:proofErr w:type="spellStart"/>
+      <w:r>
+        <w:rPr>
+          <w:rFonts w:ascii="Times New Roman" w:eastAsia="Times New Roman" w:hAnsi="Times New Roman" w:cs="Times New Roman"/>
+          <w:sz w:val="24"/>
+          <w:szCs w:val="24"/>
+        </w:rPr>
+        <w:t>róh</w:t>
+      </w:r>
+      <w:proofErr w:type="spellEnd"/>
+      <w:r>
+        <w:rPr>
+          <w:rFonts w:ascii="Times New Roman" w:eastAsia="Times New Roman" w:hAnsi="Times New Roman" w:cs="Times New Roman"/>
+          <w:sz w:val="24"/>
+          <w:szCs w:val="24"/>
+        </w:rPr>
+        <w:t>-</w:t>
+      </w:r>
+      <w:proofErr w:type="spellStart"/>
+      <w:r>
+        <w:rPr>
+          <w:rFonts w:ascii="Times New Roman" w:eastAsia="Times New Roman" w:hAnsi="Times New Roman" w:cs="Times New Roman"/>
+          <w:sz w:val="24"/>
+          <w:szCs w:val="24"/>
+        </w:rPr>
+        <w:t>sher</w:t>
+      </w:r>
+      <w:proofErr w:type="spellEnd"/>
+      <w:r>
+        <w:rPr>
+          <w:rFonts w:ascii="Times New Roman" w:eastAsia="Times New Roman" w:hAnsi="Times New Roman" w:cs="Times New Roman"/>
+          <w:sz w:val="24"/>
+          <w:szCs w:val="24"/>
+        </w:rPr>
+        <w:t xml:space="preserve">), a Virgin who died in 1849 and began the first parish organization for young women in Canada.* </w:t>
+      </w:r>
+    </w:p>
+    <w:p>
+      <w:pPr>
+        <w:rPr>
+          <w:rFonts w:ascii="Times New Roman" w:eastAsia="Times New Roman" w:hAnsi="Times New Roman" w:cs="Times New Roman"/>
+          <w:sz w:val="24"/>
+          <w:szCs w:val="24"/>
+        </w:rPr>
+      </w:pPr>
+      <w:r>
+        <w:rPr>
+          <w:rFonts w:ascii="Times New Roman" w:eastAsia="Times New Roman" w:hAnsi="Times New Roman" w:cs="Times New Roman"/>
+          <w:sz w:val="24"/>
+          <w:szCs w:val="24"/>
+        </w:rPr>
+        <w:t>10/7-Today is the Memorial of Our Lady of the Rosary.  This feast was instituted in the 16</w:t>
+      </w:r>
+      <w:r>
+        <w:rPr>
+          <w:rFonts w:ascii="Times New Roman" w:eastAsia="Times New Roman" w:hAnsi="Times New Roman" w:cs="Times New Roman"/>
+          <w:sz w:val="24"/>
+          <w:szCs w:val="24"/>
+          <w:vertAlign w:val="superscript"/>
+        </w:rPr>
+        <w:t>th</w:t>
+      </w:r>
+      <w:r>
+        <w:rPr>
+          <w:rFonts w:ascii="Times New Roman" w:eastAsia="Times New Roman" w:hAnsi="Times New Roman" w:cs="Times New Roman"/>
+          <w:sz w:val="24"/>
+          <w:szCs w:val="24"/>
+        </w:rPr>
+        <w:t xml:space="preserve"> century, but also highlights Mary’s 1917 apparitions in Fatima, Portugal, in which she asked us to pray the Rosary each day and also said, “Don't be discouraged, I will not abandon you ever.  My Immaculate Heart will be your refuge and through it, will lead you to God.”*</w:t>
+      </w:r>
+    </w:p>
+    <w:p>
+      <w:pPr>
+        <w:rPr>
+          <w:rFonts w:ascii="Times New Roman" w:eastAsia="Times New Roman" w:hAnsi="Times New Roman" w:cs="Times New Roman"/>
+          <w:sz w:val="24"/>
+          <w:szCs w:val="24"/>
+        </w:rPr>
+      </w:pPr>
+      <w:r>
+        <w:rPr>
+          <w:rFonts w:ascii="Times New Roman" w:eastAsia="Times New Roman" w:hAnsi="Times New Roman" w:cs="Times New Roman"/>
+          <w:sz w:val="24"/>
+          <w:szCs w:val="24"/>
+        </w:rPr>
+        <w:t>10/8-Lord, you are merciful and gracious.</w:t>
+      </w:r>
+    </w:p>
+    <w:p>
+      <w:pPr>
+        <w:rPr>
+          <w:rFonts w:ascii="Times New Roman" w:eastAsia="Times New Roman" w:hAnsi="Times New Roman" w:cs="Times New Roman"/>
+          <w:sz w:val="24"/>
+          <w:szCs w:val="24"/>
+        </w:rPr>
+      </w:pPr>
+      <w:r>
+        <w:rPr>
+          <w:rFonts w:ascii="Times New Roman" w:eastAsia="Times New Roman" w:hAnsi="Times New Roman" w:cs="Times New Roman"/>
+          <w:sz w:val="24"/>
+          <w:szCs w:val="24"/>
+        </w:rPr>
+        <w:t>For you, O Lord, are good and forgiving,</w:t>
+      </w:r>
+    </w:p>
+    <w:p>
+      <w:pPr>
+        <w:rPr>
+          <w:rFonts w:ascii="Times New Roman" w:eastAsia="Times New Roman" w:hAnsi="Times New Roman" w:cs="Times New Roman"/>
+          <w:sz w:val="24"/>
+          <w:szCs w:val="24"/>
+        </w:rPr>
+      </w:pPr>
+      <w:r>
+        <w:rPr>
+          <w:rFonts w:ascii="Times New Roman" w:eastAsia="Times New Roman" w:hAnsi="Times New Roman" w:cs="Times New Roman"/>
+          <w:sz w:val="24"/>
+          <w:szCs w:val="24"/>
+        </w:rPr>
+        <w:t>abounding in kindness to all who call upon you.</w:t>
+      </w:r>
+    </w:p>
+    <w:p>
+      <w:pPr>
+        <w:rPr>
+          <w:rFonts w:ascii="Times New Roman" w:eastAsia="Times New Roman" w:hAnsi="Times New Roman" w:cs="Times New Roman"/>
+          <w:sz w:val="24"/>
+          <w:szCs w:val="24"/>
+        </w:rPr>
+      </w:pPr>
+      <w:r>
+        <w:rPr>
+          <w:rFonts w:ascii="Times New Roman" w:eastAsia="Times New Roman" w:hAnsi="Times New Roman" w:cs="Times New Roman"/>
+          <w:sz w:val="24"/>
+          <w:szCs w:val="24"/>
+        </w:rPr>
+        <w:t>Hearken, O LORD, to my prayer</w:t>
+      </w:r>
+    </w:p>
+    <w:p>
+      <w:pPr>
+        <w:rPr>
+          <w:rFonts w:ascii="Times New Roman" w:eastAsia="Times New Roman" w:hAnsi="Times New Roman" w:cs="Times New Roman"/>
+          <w:sz w:val="24"/>
+          <w:szCs w:val="24"/>
+        </w:rPr>
+      </w:pPr>
+      <w:r>
+        <w:rPr>
+          <w:rFonts w:ascii="Times New Roman" w:eastAsia="Times New Roman" w:hAnsi="Times New Roman" w:cs="Times New Roman"/>
+          <w:sz w:val="24"/>
+          <w:szCs w:val="24"/>
+        </w:rPr>
+        <w:t xml:space="preserve">and attend to the sound of my pleading.  </w:t>
+      </w:r>
+    </w:p>
+    <w:p>
+      <w:pPr>
+        <w:rPr>
+          <w:rFonts w:ascii="Times New Roman" w:eastAsia="Times New Roman" w:hAnsi="Times New Roman" w:cs="Times New Roman"/>
+          <w:sz w:val="24"/>
+          <w:szCs w:val="24"/>
+        </w:rPr>
+      </w:pPr>
+      <w:r>
+        <w:rPr>
+          <w:rFonts w:ascii="Times New Roman" w:eastAsia="Times New Roman" w:hAnsi="Times New Roman" w:cs="Times New Roman"/>
+          <w:sz w:val="24"/>
+          <w:szCs w:val="24"/>
+        </w:rPr>
+        <w:t>All the nations you have made shall come</w:t>
+      </w:r>
+    </w:p>
+    <w:p>
+      <w:pPr>
+        <w:rPr>
+          <w:rFonts w:ascii="Times New Roman" w:eastAsia="Times New Roman" w:hAnsi="Times New Roman" w:cs="Times New Roman"/>
+          <w:sz w:val="24"/>
+          <w:szCs w:val="24"/>
+        </w:rPr>
+      </w:pPr>
+      <w:r>
+        <w:rPr>
+          <w:rFonts w:ascii="Times New Roman" w:eastAsia="Times New Roman" w:hAnsi="Times New Roman" w:cs="Times New Roman"/>
+          <w:sz w:val="24"/>
+          <w:szCs w:val="24"/>
+        </w:rPr>
+        <w:t>and worship you, O Lord, and glorify your name.</w:t>
+      </w:r>
+    </w:p>
+    <w:p>
+      <w:pPr>
+        <w:rPr>
+          <w:rFonts w:ascii="Times New Roman" w:eastAsia="Times New Roman" w:hAnsi="Times New Roman" w:cs="Times New Roman"/>
+          <w:sz w:val="24"/>
+          <w:szCs w:val="24"/>
+        </w:rPr>
+      </w:pPr>
+      <w:r>
+        <w:rPr>
+          <w:rFonts w:ascii="Times New Roman" w:eastAsia="Times New Roman" w:hAnsi="Times New Roman" w:cs="Times New Roman"/>
+          <w:sz w:val="24"/>
+          <w:szCs w:val="24"/>
+        </w:rPr>
+        <w:t>For you are great, and you do wondrous deeds;</w:t>
+      </w:r>
+    </w:p>
+    <w:p>
+      <w:pPr>
+        <w:rPr>
+          <w:rFonts w:ascii="Times New Roman" w:eastAsia="Times New Roman" w:hAnsi="Times New Roman" w:cs="Times New Roman"/>
+          <w:sz w:val="24"/>
+          <w:szCs w:val="24"/>
+        </w:rPr>
+      </w:pPr>
+      <w:r>
+        <w:rPr>
+          <w:rFonts w:ascii="Times New Roman" w:eastAsia="Times New Roman" w:hAnsi="Times New Roman" w:cs="Times New Roman"/>
+          <w:sz w:val="24"/>
+          <w:szCs w:val="24"/>
+        </w:rPr>
+        <w:t>you alone are God.*</w:t>
+      </w:r>
+    </w:p>
+    <w:p>
+      <w:pPr>
+        <w:rPr>
+          <w:rFonts w:ascii="Times New Roman" w:eastAsia="Times New Roman" w:hAnsi="Times New Roman" w:cs="Times New Roman"/>
+          <w:sz w:val="24"/>
+          <w:szCs w:val="24"/>
+        </w:rPr>
+      </w:pPr>
+      <w:r>
+        <w:rPr>
+          <w:rFonts w:ascii="Times New Roman" w:eastAsia="Times New Roman" w:hAnsi="Times New Roman" w:cs="Times New Roman"/>
+          <w:sz w:val="24"/>
+          <w:szCs w:val="24"/>
+        </w:rPr>
+        <w:t xml:space="preserve">10/9-Today is the Feast Day of St. John Henry Newman. He </w:t>
+      </w:r>
+      <w:r>
+        <w:rPr>
+          <w:rFonts w:ascii="Times New Roman" w:eastAsia="Times New Roman" w:hAnsi="Times New Roman" w:cs="Times New Roman"/>
           <w:sz w:val="24"/>
           <w:szCs w:val="24"/>
           <w:highlight w:val="white"/>
         </w:rPr>
-        <w:t xml:space="preserve"> and providing relief to the poor. He is the patron Saint of charities, prisoners, and </w:t>
-      </w:r>
-      <w:proofErr w:type="gramStart"/>
-      <w:r>
-        <w:rPr>
-          <w:rFonts w:ascii="Times New Roman" w:eastAsia="Times New Roman" w:hAnsi="Times New Roman" w:cs="Times New Roman"/>
-          <w:color w:val="333333"/>
-          <w:sz w:val="24"/>
-          <w:szCs w:val="24"/>
-          <w:highlight w:val="white"/>
-        </w:rPr>
-        <w:t>hospitals.*</w:t>
-      </w:r>
-      <w:proofErr w:type="gramEnd"/>
-    </w:p>
-    <w:p>
-      <w:pPr>
-        <w:rPr>
-          <w:rFonts w:ascii="Times New Roman" w:eastAsia="Times New Roman" w:hAnsi="Times New Roman" w:cs="Times New Roman"/>
-          <w:sz w:val="24"/>
-          <w:szCs w:val="24"/>
-        </w:rPr>
-      </w:pPr>
-      <w:r>
-        <w:rPr>
-          <w:rFonts w:ascii="Times New Roman" w:eastAsia="Times New Roman" w:hAnsi="Times New Roman" w:cs="Times New Roman"/>
-          <w:sz w:val="24"/>
-          <w:szCs w:val="24"/>
-        </w:rPr>
-        <w:t xml:space="preserve">9/28-Today is the feast day of Saint Wenceslaus. He encouraged Christianity in Prague which got him killed as he was headed to </w:t>
-      </w:r>
-      <w:proofErr w:type="gramStart"/>
-      <w:r>
-        <w:rPr>
-          <w:rFonts w:ascii="Times New Roman" w:eastAsia="Times New Roman" w:hAnsi="Times New Roman" w:cs="Times New Roman"/>
-          <w:sz w:val="24"/>
-          <w:szCs w:val="24"/>
-        </w:rPr>
-        <w:t>mass.*</w:t>
-      </w:r>
-      <w:proofErr w:type="gramEnd"/>
-    </w:p>
-    <w:p>
-      <w:pPr>
-        <w:rPr>
-          <w:rFonts w:ascii="Times New Roman" w:eastAsia="Times New Roman" w:hAnsi="Times New Roman" w:cs="Times New Roman"/>
-          <w:sz w:val="24"/>
-          <w:szCs w:val="24"/>
-        </w:rPr>
-      </w:pPr>
-      <w:r>
-        <w:rPr>
-          <w:rFonts w:ascii="Times New Roman" w:eastAsia="Times New Roman" w:hAnsi="Times New Roman" w:cs="Times New Roman"/>
-          <w:sz w:val="24"/>
-          <w:szCs w:val="24"/>
-        </w:rPr>
-        <w:t xml:space="preserve">9/29-Today is the Feast of the Archangels, Michael, Gabriel, and Raphael.  St. Michael is the patron of those who work as security forces and of the sick.  Gabriel is the messenger of God and the patron of those who work in telecommunications and for the post office.  Raphael is the patron saint of travelers and of the blind. * </w:t>
-      </w:r>
-    </w:p>
-    <w:p>
-      <w:pPr>
-        <w:rPr>
-          <w:rFonts w:ascii="Times New Roman" w:eastAsia="Times New Roman" w:hAnsi="Times New Roman" w:cs="Times New Roman"/>
-          <w:sz w:val="24"/>
-          <w:szCs w:val="24"/>
-        </w:rPr>
-      </w:pPr>
-      <w:r>
-        <w:rPr>
-          <w:rFonts w:ascii="Times New Roman" w:eastAsia="Times New Roman" w:hAnsi="Times New Roman" w:cs="Times New Roman"/>
-          <w:sz w:val="24"/>
-          <w:szCs w:val="24"/>
-        </w:rPr>
-        <w:t>9/30-Today is the Memorial of St. Jerome, who first translated the Hebrew and Greek Scriptures into Latin in the early 5</w:t>
-      </w:r>
-      <w:r>
-        <w:rPr>
-          <w:rFonts w:ascii="Times New Roman" w:eastAsia="Times New Roman" w:hAnsi="Times New Roman" w:cs="Times New Roman"/>
-          <w:sz w:val="24"/>
-          <w:szCs w:val="24"/>
-          <w:vertAlign w:val="superscript"/>
-        </w:rPr>
-        <w:t>th</w:t>
-      </w:r>
-      <w:r>
-        <w:rPr>
-          <w:rFonts w:ascii="Times New Roman" w:eastAsia="Times New Roman" w:hAnsi="Times New Roman" w:cs="Times New Roman"/>
-          <w:sz w:val="24"/>
-          <w:szCs w:val="24"/>
-        </w:rPr>
-        <w:t xml:space="preserve"> century.  He famously said, “Ignorance of Scripture is ignorance of Christ.” *</w:t>
-      </w:r>
-    </w:p>
-    <w:p>
-      <w:pPr>
-        <w:rPr>
-          <w:rFonts w:ascii="Times New Roman" w:eastAsia="Times New Roman" w:hAnsi="Times New Roman" w:cs="Times New Roman"/>
-          <w:sz w:val="24"/>
-          <w:szCs w:val="24"/>
-        </w:rPr>
-      </w:pPr>
-      <w:r>
-        <w:rPr>
-          <w:rFonts w:ascii="Times New Roman" w:eastAsia="Times New Roman" w:hAnsi="Times New Roman" w:cs="Times New Roman"/>
-          <w:sz w:val="24"/>
-          <w:szCs w:val="24"/>
-        </w:rPr>
-        <w:t>10/1-Today is the Memorial of St. Therese of Lisieux (</w:t>
-      </w:r>
-      <w:r>
-        <w:rPr>
-          <w:rFonts w:ascii="Times New Roman" w:eastAsia="Times New Roman" w:hAnsi="Times New Roman" w:cs="Times New Roman"/>
-          <w:i/>
-          <w:sz w:val="24"/>
-          <w:szCs w:val="24"/>
-        </w:rPr>
-        <w:t xml:space="preserve">pronounced </w:t>
-      </w:r>
-      <w:proofErr w:type="spellStart"/>
-      <w:r>
-        <w:rPr>
-          <w:rFonts w:ascii="Times New Roman" w:eastAsia="Times New Roman" w:hAnsi="Times New Roman" w:cs="Times New Roman"/>
-          <w:sz w:val="24"/>
-          <w:szCs w:val="24"/>
-        </w:rPr>
-        <w:t>Leez</w:t>
-      </w:r>
-      <w:proofErr w:type="spellEnd"/>
-      <w:r>
-        <w:rPr>
-          <w:rFonts w:ascii="Times New Roman" w:eastAsia="Times New Roman" w:hAnsi="Times New Roman" w:cs="Times New Roman"/>
-          <w:sz w:val="24"/>
-          <w:szCs w:val="24"/>
-        </w:rPr>
-        <w:t xml:space="preserve">-you), who died in 1897 at the age of 24 and was known for her life of simplicity and intense love of Christ.  She was declared a doctor of the Church by Pope John Paul II in </w:t>
-      </w:r>
-      <w:proofErr w:type="gramStart"/>
-      <w:r>
-        <w:rPr>
-          <w:rFonts w:ascii="Times New Roman" w:eastAsia="Times New Roman" w:hAnsi="Times New Roman" w:cs="Times New Roman"/>
-          <w:sz w:val="24"/>
-          <w:szCs w:val="24"/>
-        </w:rPr>
-        <w:t>1997.*</w:t>
-      </w:r>
-      <w:proofErr w:type="gramEnd"/>
-    </w:p>
-    <w:p>
-      <w:pPr>
-        <w:rPr>
-          <w:rFonts w:ascii="Times New Roman" w:eastAsia="Times New Roman" w:hAnsi="Times New Roman" w:cs="Times New Roman"/>
-          <w:sz w:val="24"/>
-          <w:szCs w:val="24"/>
-        </w:rPr>
-      </w:pPr>
-      <w:r>
-        <w:rPr>
-          <w:rFonts w:ascii="Times New Roman" w:eastAsia="Times New Roman" w:hAnsi="Times New Roman" w:cs="Times New Roman"/>
-          <w:sz w:val="24"/>
-          <w:szCs w:val="24"/>
-        </w:rPr>
-        <w:t xml:space="preserve">10/2-Today is the Memorial of our Guardian Angels.  In chapter 18 of Matthew’s Gospel, Jesus says, “See that you do not despise one of these little ones. For I tell you that in heaven their angels always see the face of my Father who is in heaven.”  Let us be mindful of our guardian angels who are always at our side, wanting to protect us and help us grow closer to </w:t>
-      </w:r>
-      <w:proofErr w:type="gramStart"/>
-      <w:r>
-        <w:rPr>
-          <w:rFonts w:ascii="Times New Roman" w:eastAsia="Times New Roman" w:hAnsi="Times New Roman" w:cs="Times New Roman"/>
-          <w:sz w:val="24"/>
-          <w:szCs w:val="24"/>
-        </w:rPr>
-        <w:t>God.*</w:t>
-      </w:r>
-      <w:proofErr w:type="gramEnd"/>
-      <w:r>
-        <w:rPr>
-          <w:rFonts w:ascii="Times New Roman" w:eastAsia="Times New Roman" w:hAnsi="Times New Roman" w:cs="Times New Roman"/>
-          <w:sz w:val="24"/>
-          <w:szCs w:val="24"/>
-        </w:rPr>
-        <w:t xml:space="preserve"> </w:t>
-      </w:r>
-    </w:p>
-    <w:p>
-      <w:pPr>
-        <w:rPr>
-          <w:rFonts w:ascii="Times New Roman" w:eastAsia="Times New Roman" w:hAnsi="Times New Roman" w:cs="Times New Roman"/>
-          <w:sz w:val="24"/>
-          <w:szCs w:val="24"/>
-        </w:rPr>
-      </w:pPr>
-      <w:r>
-        <w:rPr>
-          <w:rFonts w:ascii="Times New Roman" w:eastAsia="Times New Roman" w:hAnsi="Times New Roman" w:cs="Times New Roman"/>
-          <w:sz w:val="24"/>
-          <w:szCs w:val="24"/>
-        </w:rPr>
-        <w:t xml:space="preserve">10/3-The following is a reading from Saint Luke’s Gospel. </w:t>
-      </w:r>
-    </w:p>
-    <w:p>
-      <w:pPr>
-        <w:rPr>
-          <w:rFonts w:ascii="Times New Roman" w:eastAsia="Times New Roman" w:hAnsi="Times New Roman" w:cs="Times New Roman"/>
-          <w:sz w:val="24"/>
-          <w:szCs w:val="24"/>
-        </w:rPr>
-      </w:pPr>
-      <w:r>
-        <w:rPr>
-          <w:rFonts w:ascii="Times New Roman" w:eastAsia="Times New Roman" w:hAnsi="Times New Roman" w:cs="Times New Roman"/>
-          <w:sz w:val="24"/>
-          <w:szCs w:val="24"/>
-        </w:rPr>
-        <w:t xml:space="preserve">Jesus said to them, "Woe to you, Chorazin! </w:t>
-      </w:r>
-      <w:proofErr w:type="gramStart"/>
-      <w:r>
-        <w:rPr>
-          <w:rFonts w:ascii="Times New Roman" w:eastAsia="Times New Roman" w:hAnsi="Times New Roman" w:cs="Times New Roman"/>
-          <w:sz w:val="24"/>
-          <w:szCs w:val="24"/>
-        </w:rPr>
-        <w:t>Woe</w:t>
-      </w:r>
-      <w:proofErr w:type="gramEnd"/>
-      <w:r>
-        <w:rPr>
-          <w:rFonts w:ascii="Times New Roman" w:eastAsia="Times New Roman" w:hAnsi="Times New Roman" w:cs="Times New Roman"/>
-          <w:sz w:val="24"/>
-          <w:szCs w:val="24"/>
-        </w:rPr>
-        <w:t xml:space="preserve"> to you, Bethsaida! For if the mighty deeds done in your midst had been done in </w:t>
-      </w:r>
-      <w:proofErr w:type="spellStart"/>
-      <w:r>
-        <w:rPr>
-          <w:rFonts w:ascii="Times New Roman" w:eastAsia="Times New Roman" w:hAnsi="Times New Roman" w:cs="Times New Roman"/>
-          <w:sz w:val="24"/>
-          <w:szCs w:val="24"/>
-        </w:rPr>
-        <w:t>Tyre</w:t>
-      </w:r>
-      <w:proofErr w:type="spellEnd"/>
-      <w:r>
-        <w:rPr>
-          <w:rFonts w:ascii="Times New Roman" w:eastAsia="Times New Roman" w:hAnsi="Times New Roman" w:cs="Times New Roman"/>
-          <w:sz w:val="24"/>
-          <w:szCs w:val="24"/>
-        </w:rPr>
-        <w:t xml:space="preserve"> and Sidon,</w:t>
-      </w:r>
-    </w:p>
-    <w:p>
-      <w:pPr>
-        <w:rPr>
-          <w:rFonts w:ascii="Times New Roman" w:eastAsia="Times New Roman" w:hAnsi="Times New Roman" w:cs="Times New Roman"/>
-          <w:sz w:val="24"/>
-          <w:szCs w:val="24"/>
-        </w:rPr>
-      </w:pPr>
-      <w:r>
-        <w:rPr>
-          <w:rFonts w:ascii="Times New Roman" w:eastAsia="Times New Roman" w:hAnsi="Times New Roman" w:cs="Times New Roman"/>
-          <w:sz w:val="24"/>
-          <w:szCs w:val="24"/>
-        </w:rPr>
-        <w:t>they would long ago have repented, sitting in sackcloth and ashes.</w:t>
-      </w:r>
-    </w:p>
-    <w:p>
-      <w:pPr>
-        <w:rPr>
-          <w:rFonts w:ascii="Times New Roman" w:eastAsia="Times New Roman" w:hAnsi="Times New Roman" w:cs="Times New Roman"/>
-          <w:sz w:val="24"/>
-          <w:szCs w:val="24"/>
-        </w:rPr>
-      </w:pPr>
-      <w:r>
-        <w:rPr>
-          <w:rFonts w:ascii="Times New Roman" w:eastAsia="Times New Roman" w:hAnsi="Times New Roman" w:cs="Times New Roman"/>
-          <w:sz w:val="24"/>
-          <w:szCs w:val="24"/>
-        </w:rPr>
-        <w:t xml:space="preserve">But it will be more tolerable for </w:t>
-      </w:r>
-      <w:proofErr w:type="spellStart"/>
-      <w:r>
-        <w:rPr>
-          <w:rFonts w:ascii="Times New Roman" w:eastAsia="Times New Roman" w:hAnsi="Times New Roman" w:cs="Times New Roman"/>
-          <w:sz w:val="24"/>
-          <w:szCs w:val="24"/>
-        </w:rPr>
-        <w:t>Tyre</w:t>
-      </w:r>
-      <w:proofErr w:type="spellEnd"/>
-      <w:r>
-        <w:rPr>
-          <w:rFonts w:ascii="Times New Roman" w:eastAsia="Times New Roman" w:hAnsi="Times New Roman" w:cs="Times New Roman"/>
-          <w:sz w:val="24"/>
-          <w:szCs w:val="24"/>
-        </w:rPr>
-        <w:t xml:space="preserve"> and Sidon at the judgment than for you. And as for you, Capernaum, 'Will you be exalted to heaven?</w:t>
-      </w:r>
-    </w:p>
-    <w:p>
-      <w:pPr>
-        <w:rPr>
-          <w:rFonts w:ascii="Times New Roman" w:eastAsia="Times New Roman" w:hAnsi="Times New Roman" w:cs="Times New Roman"/>
-          <w:sz w:val="24"/>
-          <w:szCs w:val="24"/>
-        </w:rPr>
-      </w:pPr>
-      <w:r>
-        <w:rPr>
-          <w:rFonts w:ascii="Times New Roman" w:eastAsia="Times New Roman" w:hAnsi="Times New Roman" w:cs="Times New Roman"/>
-          <w:sz w:val="24"/>
-          <w:szCs w:val="24"/>
-        </w:rPr>
-        <w:t xml:space="preserve">You will go down to the netherworld.' Whoever listens to you listens to me. Whoever rejects you rejects me. And whoever rejects me rejects the one who sent </w:t>
-      </w:r>
-      <w:proofErr w:type="gramStart"/>
-      <w:r>
-        <w:rPr>
-          <w:rFonts w:ascii="Times New Roman" w:eastAsia="Times New Roman" w:hAnsi="Times New Roman" w:cs="Times New Roman"/>
-          <w:sz w:val="24"/>
-          <w:szCs w:val="24"/>
-        </w:rPr>
-        <w:t>me.*</w:t>
-      </w:r>
-      <w:proofErr w:type="gramEnd"/>
-    </w:p>
-    <w:p>
-      <w:pPr>
-        <w:rPr>
-          <w:rFonts w:ascii="Times New Roman" w:eastAsia="Times New Roman" w:hAnsi="Times New Roman" w:cs="Times New Roman"/>
-          <w:sz w:val="24"/>
-          <w:szCs w:val="24"/>
-        </w:rPr>
-      </w:pPr>
-      <w:r>
-        <w:rPr>
-          <w:rFonts w:ascii="Times New Roman" w:eastAsia="Times New Roman" w:hAnsi="Times New Roman" w:cs="Times New Roman"/>
-          <w:sz w:val="24"/>
-          <w:szCs w:val="24"/>
-        </w:rPr>
-        <w:t xml:space="preserve">10/4-Today is the Memorial of St. Francis of Assisi.  This medieval saint died in </w:t>
-      </w:r>
-      <w:proofErr w:type="gramStart"/>
-      <w:r>
-        <w:rPr>
-          <w:rFonts w:ascii="Times New Roman" w:eastAsia="Times New Roman" w:hAnsi="Times New Roman" w:cs="Times New Roman"/>
-          <w:sz w:val="24"/>
-          <w:szCs w:val="24"/>
-        </w:rPr>
-        <w:t>1226, and</w:t>
-      </w:r>
-      <w:proofErr w:type="gramEnd"/>
-      <w:r>
-        <w:rPr>
-          <w:rFonts w:ascii="Times New Roman" w:eastAsia="Times New Roman" w:hAnsi="Times New Roman" w:cs="Times New Roman"/>
-          <w:sz w:val="24"/>
-          <w:szCs w:val="24"/>
-        </w:rPr>
-        <w:t xml:space="preserve"> was known for his love of the poor and the moral rebuilding of the Church.  He founded the </w:t>
-      </w:r>
-      <w:r>
-        <w:rPr>
-          <w:rFonts w:ascii="Times New Roman" w:eastAsia="Times New Roman" w:hAnsi="Times New Roman" w:cs="Times New Roman"/>
-          <w:sz w:val="24"/>
-          <w:szCs w:val="24"/>
-        </w:rPr>
-        <w:lastRenderedPageBreak/>
-        <w:t xml:space="preserve">Franciscan order, received the stigmata, and today is known as the patron saint of ecologists and </w:t>
-      </w:r>
-      <w:proofErr w:type="gramStart"/>
-      <w:r>
-        <w:rPr>
-          <w:rFonts w:ascii="Times New Roman" w:eastAsia="Times New Roman" w:hAnsi="Times New Roman" w:cs="Times New Roman"/>
-          <w:sz w:val="24"/>
-          <w:szCs w:val="24"/>
-        </w:rPr>
-        <w:t>merchants.*</w:t>
-      </w:r>
-      <w:proofErr w:type="gramEnd"/>
-    </w:p>
-    <w:p>
-      <w:pPr>
-        <w:rPr>
-          <w:rFonts w:ascii="Times New Roman" w:eastAsia="Times New Roman" w:hAnsi="Times New Roman" w:cs="Times New Roman"/>
-          <w:sz w:val="24"/>
-          <w:szCs w:val="24"/>
-        </w:rPr>
-      </w:pPr>
-      <w:r>
-        <w:rPr>
-          <w:rFonts w:ascii="Times New Roman" w:eastAsia="Times New Roman" w:hAnsi="Times New Roman" w:cs="Times New Roman"/>
-          <w:sz w:val="24"/>
-          <w:szCs w:val="24"/>
-        </w:rPr>
-        <w:t xml:space="preserve">10/5-Today is the feast day of St. Boniface. He was known as the apostle of the Germans </w:t>
-      </w:r>
-      <w:r>
-        <w:rPr>
-          <w:rFonts w:ascii="Times New Roman" w:eastAsia="Times New Roman" w:hAnsi="Times New Roman" w:cs="Times New Roman"/>
-          <w:color w:val="202124"/>
-          <w:sz w:val="24"/>
-          <w:szCs w:val="24"/>
-          <w:highlight w:val="white"/>
-        </w:rPr>
-        <w:t xml:space="preserve">and was </w:t>
-      </w:r>
-      <w:r>
-        <w:rPr>
-          <w:rFonts w:ascii="Times New Roman" w:eastAsia="Times New Roman" w:hAnsi="Times New Roman" w:cs="Times New Roman"/>
-          <w:color w:val="040C28"/>
-          <w:sz w:val="24"/>
-          <w:szCs w:val="24"/>
-        </w:rPr>
-        <w:t>an English Benedictine monk who gave up being elected abbot to devote his life to the conversion of the Germanic tribes</w:t>
-      </w:r>
-      <w:r>
-        <w:rPr>
-          <w:rFonts w:ascii="Times New Roman" w:eastAsia="Times New Roman" w:hAnsi="Times New Roman" w:cs="Times New Roman"/>
-          <w:color w:val="202124"/>
-          <w:sz w:val="24"/>
-          <w:szCs w:val="24"/>
-          <w:highlight w:val="white"/>
-        </w:rPr>
-        <w:t>. *</w:t>
-      </w:r>
-      <w:r>
-        <w:rPr>
-          <w:rFonts w:ascii="Times New Roman" w:eastAsia="Times New Roman" w:hAnsi="Times New Roman" w:cs="Times New Roman"/>
-          <w:sz w:val="24"/>
-          <w:szCs w:val="24"/>
-        </w:rPr>
-        <w:t xml:space="preserve"> </w:t>
-      </w:r>
-    </w:p>
-    <w:p>
-      <w:pPr>
-        <w:rPr>
-          <w:rFonts w:ascii="Times New Roman" w:eastAsia="Times New Roman" w:hAnsi="Times New Roman" w:cs="Times New Roman"/>
-          <w:sz w:val="24"/>
-          <w:szCs w:val="24"/>
-        </w:rPr>
-      </w:pPr>
-      <w:r>
-        <w:rPr>
-          <w:rFonts w:ascii="Times New Roman" w:eastAsia="Times New Roman" w:hAnsi="Times New Roman" w:cs="Times New Roman"/>
-          <w:sz w:val="24"/>
-          <w:szCs w:val="24"/>
-        </w:rPr>
-        <w:t>10/6-Today is the Memorial of Blessed Marie-Rose Durocher (</w:t>
-      </w:r>
-      <w:r>
-        <w:rPr>
-          <w:rFonts w:ascii="Times New Roman" w:eastAsia="Times New Roman" w:hAnsi="Times New Roman" w:cs="Times New Roman"/>
-          <w:i/>
-          <w:sz w:val="24"/>
-          <w:szCs w:val="24"/>
-        </w:rPr>
-        <w:t xml:space="preserve">pronounced </w:t>
-      </w:r>
-      <w:r>
-        <w:rPr>
-          <w:rFonts w:ascii="Times New Roman" w:eastAsia="Times New Roman" w:hAnsi="Times New Roman" w:cs="Times New Roman"/>
-          <w:sz w:val="24"/>
-          <w:szCs w:val="24"/>
-        </w:rPr>
-        <w:t>Doo-</w:t>
-      </w:r>
-      <w:proofErr w:type="spellStart"/>
-      <w:r>
-        <w:rPr>
-          <w:rFonts w:ascii="Times New Roman" w:eastAsia="Times New Roman" w:hAnsi="Times New Roman" w:cs="Times New Roman"/>
-          <w:sz w:val="24"/>
-          <w:szCs w:val="24"/>
-        </w:rPr>
-        <w:t>róh</w:t>
-      </w:r>
-      <w:proofErr w:type="spellEnd"/>
-      <w:r>
-        <w:rPr>
-          <w:rFonts w:ascii="Times New Roman" w:eastAsia="Times New Roman" w:hAnsi="Times New Roman" w:cs="Times New Roman"/>
-          <w:sz w:val="24"/>
-          <w:szCs w:val="24"/>
-        </w:rPr>
-        <w:t>-</w:t>
-      </w:r>
-      <w:proofErr w:type="spellStart"/>
-      <w:r>
-        <w:rPr>
-          <w:rFonts w:ascii="Times New Roman" w:eastAsia="Times New Roman" w:hAnsi="Times New Roman" w:cs="Times New Roman"/>
-          <w:sz w:val="24"/>
-          <w:szCs w:val="24"/>
-        </w:rPr>
-        <w:t>sher</w:t>
-      </w:r>
-      <w:proofErr w:type="spellEnd"/>
-      <w:r>
-        <w:rPr>
-          <w:rFonts w:ascii="Times New Roman" w:eastAsia="Times New Roman" w:hAnsi="Times New Roman" w:cs="Times New Roman"/>
-          <w:sz w:val="24"/>
-          <w:szCs w:val="24"/>
-        </w:rPr>
-        <w:t xml:space="preserve">), a Virgin who died in 1849 and began the first parish organization for young women in </w:t>
-      </w:r>
-      <w:proofErr w:type="gramStart"/>
-      <w:r>
-        <w:rPr>
-          <w:rFonts w:ascii="Times New Roman" w:eastAsia="Times New Roman" w:hAnsi="Times New Roman" w:cs="Times New Roman"/>
-          <w:sz w:val="24"/>
-          <w:szCs w:val="24"/>
-        </w:rPr>
-        <w:t>Canada.*</w:t>
-      </w:r>
-      <w:proofErr w:type="gramEnd"/>
-      <w:r>
-        <w:rPr>
-          <w:rFonts w:ascii="Times New Roman" w:eastAsia="Times New Roman" w:hAnsi="Times New Roman" w:cs="Times New Roman"/>
-          <w:sz w:val="24"/>
-          <w:szCs w:val="24"/>
-        </w:rPr>
-        <w:t xml:space="preserve"> </w:t>
-      </w:r>
-    </w:p>
-    <w:p>
-      <w:pPr>
-        <w:rPr>
-          <w:rFonts w:ascii="Times New Roman" w:eastAsia="Times New Roman" w:hAnsi="Times New Roman" w:cs="Times New Roman"/>
-          <w:sz w:val="24"/>
-          <w:szCs w:val="24"/>
-        </w:rPr>
-      </w:pPr>
-      <w:r>
-        <w:rPr>
-          <w:rFonts w:ascii="Times New Roman" w:eastAsia="Times New Roman" w:hAnsi="Times New Roman" w:cs="Times New Roman"/>
-          <w:sz w:val="24"/>
-          <w:szCs w:val="24"/>
-        </w:rPr>
-        <w:t>10/7-Today is the Memorial of Our Lady of the Rosary.  This feast was instituted in the 16</w:t>
-      </w:r>
-      <w:r>
-        <w:rPr>
-          <w:rFonts w:ascii="Times New Roman" w:eastAsia="Times New Roman" w:hAnsi="Times New Roman" w:cs="Times New Roman"/>
-          <w:sz w:val="24"/>
-          <w:szCs w:val="24"/>
-          <w:vertAlign w:val="superscript"/>
-        </w:rPr>
-        <w:t>th</w:t>
-      </w:r>
-      <w:r>
-        <w:rPr>
-          <w:rFonts w:ascii="Times New Roman" w:eastAsia="Times New Roman" w:hAnsi="Times New Roman" w:cs="Times New Roman"/>
-          <w:sz w:val="24"/>
-          <w:szCs w:val="24"/>
-        </w:rPr>
-        <w:t xml:space="preserve"> century, but also highlights Mary’s 1917 apparitions in Fatima, Portugal, in which she asked us to pray the Rosary each day </w:t>
-      </w:r>
-      <w:proofErr w:type="gramStart"/>
-      <w:r>
-        <w:rPr>
-          <w:rFonts w:ascii="Times New Roman" w:eastAsia="Times New Roman" w:hAnsi="Times New Roman" w:cs="Times New Roman"/>
-          <w:sz w:val="24"/>
-          <w:szCs w:val="24"/>
-        </w:rPr>
-        <w:t>and also</w:t>
-      </w:r>
-      <w:proofErr w:type="gramEnd"/>
-      <w:r>
-        <w:rPr>
-          <w:rFonts w:ascii="Times New Roman" w:eastAsia="Times New Roman" w:hAnsi="Times New Roman" w:cs="Times New Roman"/>
-          <w:sz w:val="24"/>
-          <w:szCs w:val="24"/>
-        </w:rPr>
-        <w:t xml:space="preserve"> said, “Don't be discouraged, I will not abandon you ever.  My Immaculate Heart will be your refuge and through it, will lead you to God</w:t>
-      </w:r>
-      <w:proofErr w:type="gramStart"/>
-      <w:r>
-        <w:rPr>
-          <w:rFonts w:ascii="Times New Roman" w:eastAsia="Times New Roman" w:hAnsi="Times New Roman" w:cs="Times New Roman"/>
-          <w:sz w:val="24"/>
-          <w:szCs w:val="24"/>
-        </w:rPr>
-        <w:t>.”*</w:t>
-      </w:r>
-      <w:proofErr w:type="gramEnd"/>
-    </w:p>
-    <w:p>
-      <w:pPr>
-        <w:rPr>
-          <w:rFonts w:ascii="Times New Roman" w:eastAsia="Times New Roman" w:hAnsi="Times New Roman" w:cs="Times New Roman"/>
-          <w:sz w:val="24"/>
-          <w:szCs w:val="24"/>
-        </w:rPr>
-      </w:pPr>
-      <w:r>
-        <w:rPr>
-          <w:rFonts w:ascii="Times New Roman" w:eastAsia="Times New Roman" w:hAnsi="Times New Roman" w:cs="Times New Roman"/>
-          <w:sz w:val="24"/>
-          <w:szCs w:val="24"/>
-        </w:rPr>
-        <w:t>10/8-Lord, you are merciful and gracious.</w:t>
-      </w:r>
-    </w:p>
-    <w:p>
-      <w:pPr>
-        <w:rPr>
-          <w:rFonts w:ascii="Times New Roman" w:eastAsia="Times New Roman" w:hAnsi="Times New Roman" w:cs="Times New Roman"/>
-          <w:sz w:val="24"/>
-          <w:szCs w:val="24"/>
-        </w:rPr>
-      </w:pPr>
-      <w:r>
-        <w:rPr>
-          <w:rFonts w:ascii="Times New Roman" w:eastAsia="Times New Roman" w:hAnsi="Times New Roman" w:cs="Times New Roman"/>
-          <w:sz w:val="24"/>
-          <w:szCs w:val="24"/>
-        </w:rPr>
-        <w:t>For you, O Lord, are good and forgiving,</w:t>
-      </w:r>
-    </w:p>
-    <w:p>
-      <w:pPr>
-        <w:rPr>
-          <w:rFonts w:ascii="Times New Roman" w:eastAsia="Times New Roman" w:hAnsi="Times New Roman" w:cs="Times New Roman"/>
-          <w:sz w:val="24"/>
-          <w:szCs w:val="24"/>
-        </w:rPr>
-      </w:pPr>
-      <w:r>
-        <w:rPr>
-          <w:rFonts w:ascii="Times New Roman" w:eastAsia="Times New Roman" w:hAnsi="Times New Roman" w:cs="Times New Roman"/>
-          <w:sz w:val="24"/>
-          <w:szCs w:val="24"/>
-        </w:rPr>
-        <w:t>abounding in kindness to all who call upon you.</w:t>
-      </w:r>
-    </w:p>
-    <w:p>
-      <w:pPr>
-        <w:rPr>
-          <w:rFonts w:ascii="Times New Roman" w:eastAsia="Times New Roman" w:hAnsi="Times New Roman" w:cs="Times New Roman"/>
-          <w:sz w:val="24"/>
-          <w:szCs w:val="24"/>
-        </w:rPr>
-      </w:pPr>
-      <w:r>
-        <w:rPr>
-          <w:rFonts w:ascii="Times New Roman" w:eastAsia="Times New Roman" w:hAnsi="Times New Roman" w:cs="Times New Roman"/>
-          <w:sz w:val="24"/>
-          <w:szCs w:val="24"/>
-        </w:rPr>
-        <w:t>Hearken, O LORD, to my prayer</w:t>
-      </w:r>
-    </w:p>
-    <w:p>
-      <w:pPr>
-        <w:rPr>
-          <w:rFonts w:ascii="Times New Roman" w:eastAsia="Times New Roman" w:hAnsi="Times New Roman" w:cs="Times New Roman"/>
-          <w:sz w:val="24"/>
-          <w:szCs w:val="24"/>
-        </w:rPr>
-      </w:pPr>
-      <w:r>
-        <w:rPr>
-          <w:rFonts w:ascii="Times New Roman" w:eastAsia="Times New Roman" w:hAnsi="Times New Roman" w:cs="Times New Roman"/>
-          <w:sz w:val="24"/>
-          <w:szCs w:val="24"/>
-        </w:rPr>
-        <w:t xml:space="preserve">and attend to the sound of my pleading.  </w:t>
-      </w:r>
-    </w:p>
-    <w:p>
-      <w:pPr>
-        <w:rPr>
-          <w:rFonts w:ascii="Times New Roman" w:eastAsia="Times New Roman" w:hAnsi="Times New Roman" w:cs="Times New Roman"/>
-          <w:sz w:val="24"/>
-          <w:szCs w:val="24"/>
-        </w:rPr>
-      </w:pPr>
-      <w:r>
-        <w:rPr>
-          <w:rFonts w:ascii="Times New Roman" w:eastAsia="Times New Roman" w:hAnsi="Times New Roman" w:cs="Times New Roman"/>
-          <w:sz w:val="24"/>
-          <w:szCs w:val="24"/>
-        </w:rPr>
-        <w:t>All the nations you have made shall come</w:t>
-      </w:r>
-    </w:p>
-    <w:p>
-      <w:pPr>
-        <w:rPr>
-          <w:rFonts w:ascii="Times New Roman" w:eastAsia="Times New Roman" w:hAnsi="Times New Roman" w:cs="Times New Roman"/>
-          <w:sz w:val="24"/>
-          <w:szCs w:val="24"/>
-        </w:rPr>
-      </w:pPr>
-      <w:r>
-        <w:rPr>
-          <w:rFonts w:ascii="Times New Roman" w:eastAsia="Times New Roman" w:hAnsi="Times New Roman" w:cs="Times New Roman"/>
-          <w:sz w:val="24"/>
-          <w:szCs w:val="24"/>
-        </w:rPr>
-        <w:t>and worship you, O Lord, and glorify your name.</w:t>
-      </w:r>
-    </w:p>
-    <w:p>
-      <w:pPr>
-        <w:rPr>
-          <w:rFonts w:ascii="Times New Roman" w:eastAsia="Times New Roman" w:hAnsi="Times New Roman" w:cs="Times New Roman"/>
-          <w:sz w:val="24"/>
-          <w:szCs w:val="24"/>
-        </w:rPr>
-      </w:pPr>
-      <w:r>
-        <w:rPr>
-          <w:rFonts w:ascii="Times New Roman" w:eastAsia="Times New Roman" w:hAnsi="Times New Roman" w:cs="Times New Roman"/>
-          <w:sz w:val="24"/>
-          <w:szCs w:val="24"/>
-        </w:rPr>
-        <w:t xml:space="preserve">For you are great, and you do wondrous </w:t>
-      </w:r>
-      <w:proofErr w:type="gramStart"/>
-      <w:r>
-        <w:rPr>
-          <w:rFonts w:ascii="Times New Roman" w:eastAsia="Times New Roman" w:hAnsi="Times New Roman" w:cs="Times New Roman"/>
-          <w:sz w:val="24"/>
-          <w:szCs w:val="24"/>
-        </w:rPr>
-        <w:t>deeds;</w:t>
-      </w:r>
-      <w:proofErr w:type="gramEnd"/>
-    </w:p>
-    <w:p>
-      <w:pPr>
-        <w:rPr>
-          <w:rFonts w:ascii="Times New Roman" w:eastAsia="Times New Roman" w:hAnsi="Times New Roman" w:cs="Times New Roman"/>
-          <w:sz w:val="24"/>
-          <w:szCs w:val="24"/>
-        </w:rPr>
-      </w:pPr>
-      <w:r>
-        <w:rPr>
-          <w:rFonts w:ascii="Times New Roman" w:eastAsia="Times New Roman" w:hAnsi="Times New Roman" w:cs="Times New Roman"/>
-          <w:sz w:val="24"/>
-          <w:szCs w:val="24"/>
-        </w:rPr>
-        <w:t xml:space="preserve">you alone are </w:t>
-      </w:r>
-      <w:proofErr w:type="gramStart"/>
-      <w:r>
-        <w:rPr>
-          <w:rFonts w:ascii="Times New Roman" w:eastAsia="Times New Roman" w:hAnsi="Times New Roman" w:cs="Times New Roman"/>
-          <w:sz w:val="24"/>
-          <w:szCs w:val="24"/>
-        </w:rPr>
-        <w:t>God.*</w:t>
-      </w:r>
-      <w:proofErr w:type="gramEnd"/>
-    </w:p>
-    <w:p>
-      <w:pPr>
-        <w:rPr>
-          <w:rFonts w:ascii="Times New Roman" w:eastAsia="Times New Roman" w:hAnsi="Times New Roman" w:cs="Times New Roman"/>
-          <w:sz w:val="24"/>
-          <w:szCs w:val="24"/>
-        </w:rPr>
-      </w:pPr>
-      <w:r>
-        <w:rPr>
-          <w:rFonts w:ascii="Times New Roman" w:eastAsia="Times New Roman" w:hAnsi="Times New Roman" w:cs="Times New Roman"/>
-          <w:sz w:val="24"/>
-          <w:szCs w:val="24"/>
-        </w:rPr>
-        <w:t xml:space="preserve">10/9-Today is the Feast Day of St. John Henry Newman. He </w:t>
-      </w:r>
-      <w:r>
-        <w:rPr>
-          <w:rFonts w:ascii="Times New Roman" w:eastAsia="Times New Roman" w:hAnsi="Times New Roman" w:cs="Times New Roman"/>
-          <w:sz w:val="24"/>
-          <w:szCs w:val="24"/>
-          <w:highlight w:val="white"/>
-        </w:rPr>
-        <w:t xml:space="preserve">was an English theologian and a leader of the Oxford Movement. The Oxford Movement encouraged the Church of England (Anglican Church) to restore many Catholic doctrines and liturgical practices that were abandoned during the English Protestant </w:t>
-      </w:r>
-      <w:proofErr w:type="gramStart"/>
-      <w:r>
-        <w:rPr>
-          <w:rFonts w:ascii="Times New Roman" w:eastAsia="Times New Roman" w:hAnsi="Times New Roman" w:cs="Times New Roman"/>
-          <w:sz w:val="24"/>
-          <w:szCs w:val="24"/>
-          <w:highlight w:val="white"/>
-        </w:rPr>
-        <w:t>Reformation.*</w:t>
-      </w:r>
-      <w:proofErr w:type="gramEnd"/>
-      <w:r>
-        <w:rPr>
-          <w:rFonts w:ascii="Times New Roman" w:eastAsia="Times New Roman" w:hAnsi="Times New Roman" w:cs="Times New Roman"/>
-          <w:sz w:val="24"/>
-          <w:szCs w:val="24"/>
-          <w:highlight w:val="white"/>
-        </w:rPr>
-        <w:t xml:space="preserve"> </w:t>
+        <w:t xml:space="preserve">was an English theologian and a leader of the Oxford Movement. The Oxford Movement encouraged the Church of England (Anglican Church) to restore many Catholic doctrines and liturgical practices that were abandoned during the English Protestant Reformation.* </w:t>
       </w:r>
     </w:p>
     <w:p>
@@ -3204,25 +2352,7 @@
           <w:sz w:val="24"/>
           <w:szCs w:val="24"/>
         </w:rPr>
-        <w:t xml:space="preserve">10/11-Today is the </w:t>
-      </w:r>
-      <w:proofErr w:type="gramStart"/>
-      <w:r>
-        <w:rPr>
-          <w:rFonts w:ascii="Times New Roman" w:eastAsia="Times New Roman" w:hAnsi="Times New Roman" w:cs="Times New Roman"/>
-          <w:sz w:val="24"/>
-          <w:szCs w:val="24"/>
-        </w:rPr>
-        <w:t>Feast day</w:t>
-      </w:r>
-      <w:proofErr w:type="gramEnd"/>
-      <w:r>
-        <w:rPr>
-          <w:rFonts w:ascii="Times New Roman" w:eastAsia="Times New Roman" w:hAnsi="Times New Roman" w:cs="Times New Roman"/>
-          <w:sz w:val="24"/>
-          <w:szCs w:val="24"/>
-        </w:rPr>
-        <w:t xml:space="preserve"> of Pope John Paul XXIII. </w:t>
+        <w:t xml:space="preserve">10/11-Today is the Feast day of Pope John Paul XXIII. </w:t>
       </w:r>
       <w:r>
         <w:rPr>
@@ -3231,27 +2361,7 @@
           <w:szCs w:val="24"/>
           <w:highlight w:val="white"/>
         </w:rPr>
-        <w:t xml:space="preserve">Pope John XXIII addressed several topics of importance to Catholics around the world. He prohibited the use of contraceptives which interfere with the procreative will of God. He upheld the traditional view that married couples may not </w:t>
-      </w:r>
-      <w:proofErr w:type="gramStart"/>
-      <w:r>
-        <w:rPr>
-          <w:rFonts w:ascii="Times New Roman" w:eastAsia="Times New Roman" w:hAnsi="Times New Roman" w:cs="Times New Roman"/>
-          <w:sz w:val="24"/>
-          <w:szCs w:val="24"/>
-          <w:highlight w:val="white"/>
-        </w:rPr>
-        <w:t>divorce.*</w:t>
-      </w:r>
-      <w:proofErr w:type="gramEnd"/>
-      <w:r>
-        <w:rPr>
-          <w:rFonts w:ascii="Times New Roman" w:eastAsia="Times New Roman" w:hAnsi="Times New Roman" w:cs="Times New Roman"/>
-          <w:sz w:val="24"/>
-          <w:szCs w:val="24"/>
-          <w:highlight w:val="white"/>
-        </w:rPr>
-        <w:t xml:space="preserve"> </w:t>
+        <w:t xml:space="preserve">Pope John XXIII addressed several topics of importance to Catholics around the world. He prohibited the use of contraceptives which interfere with the procreative will of God. He upheld the traditional view that married couples may not divorce.* </w:t>
       </w:r>
     </w:p>
     <w:p>
@@ -3303,18 +2413,8 @@
           <w:sz w:val="24"/>
           <w:szCs w:val="24"/>
         </w:rPr>
-        <w:t xml:space="preserve">10/13-On this day, Our Blessed Mother made the final public appearance to the Shepherd children of Fatima and the occurrence of the “The Miracle of the </w:t>
-      </w:r>
-      <w:proofErr w:type="gramStart"/>
-      <w:r>
-        <w:rPr>
-          <w:rFonts w:ascii="Times New Roman" w:eastAsia="Times New Roman" w:hAnsi="Times New Roman" w:cs="Times New Roman"/>
-          <w:sz w:val="24"/>
-          <w:szCs w:val="24"/>
-        </w:rPr>
-        <w:t>Sun.”*</w:t>
-      </w:r>
-      <w:proofErr w:type="gramEnd"/>
+        <w:t>10/13-On this day, Our Blessed Mother made the final public appearance to the Shepherd children of Fatima and the occurrence of the “The Miracle of the Sun.”*</w:t>
+      </w:r>
     </w:p>
     <w:p>
       <w:pPr>
@@ -3416,18 +2516,8 @@
           <w:sz w:val="24"/>
           <w:szCs w:val="24"/>
         </w:rPr>
-        <w:t xml:space="preserve">For in it is revealed the righteousness of God from faith to </w:t>
-      </w:r>
-      <w:proofErr w:type="gramStart"/>
-      <w:r>
-        <w:rPr>
-          <w:rFonts w:ascii="Times New Roman" w:eastAsia="Times New Roman" w:hAnsi="Times New Roman" w:cs="Times New Roman"/>
-          <w:sz w:val="24"/>
-          <w:szCs w:val="24"/>
-        </w:rPr>
-        <w:t>faith;</w:t>
-      </w:r>
-      <w:proofErr w:type="gramEnd"/>
+        <w:t>For in it is revealed the righteousness of God from faith to faith;</w:t>
+      </w:r>
     </w:p>
     <w:p>
       <w:pPr>
@@ -3546,25 +2636,7 @@
           <w:sz w:val="24"/>
           <w:szCs w:val="24"/>
         </w:rPr>
-        <w:t xml:space="preserve"> century French nun was the first to receive the apparitions of the Sacred Heart of Jesus and helped to promote First Friday </w:t>
-      </w:r>
-      <w:proofErr w:type="gramStart"/>
-      <w:r>
-        <w:rPr>
-          <w:rFonts w:ascii="Times New Roman" w:eastAsia="Times New Roman" w:hAnsi="Times New Roman" w:cs="Times New Roman"/>
-          <w:sz w:val="24"/>
-          <w:szCs w:val="24"/>
-        </w:rPr>
-        <w:t>devotions.*</w:t>
-      </w:r>
-      <w:proofErr w:type="gramEnd"/>
-      <w:r>
-        <w:rPr>
-          <w:rFonts w:ascii="Times New Roman" w:eastAsia="Times New Roman" w:hAnsi="Times New Roman" w:cs="Times New Roman"/>
-          <w:sz w:val="24"/>
-          <w:szCs w:val="24"/>
-        </w:rPr>
-        <w:t xml:space="preserve">  </w:t>
+        <w:t xml:space="preserve"> century French nun was the first to receive the apparitions of the Sacred Heart of Jesus and helped to promote First Friday devotions.*  </w:t>
       </w:r>
     </w:p>
     <w:p>
@@ -3615,25 +2687,7 @@
           <w:sz w:val="24"/>
           <w:szCs w:val="24"/>
         </w:rPr>
-        <w:t xml:space="preserve">10/18-Today is the Feast of St. Luke.  This early Church evangelist was a doctor from Antioch and a companion of St. Paul.  He wrote one of the Gospels and the Acts of the Apostles.  He is the patron saint of painters, sculptors, and those who work in the medical </w:t>
-      </w:r>
-      <w:proofErr w:type="gramStart"/>
-      <w:r>
-        <w:rPr>
-          <w:rFonts w:ascii="Times New Roman" w:eastAsia="Times New Roman" w:hAnsi="Times New Roman" w:cs="Times New Roman"/>
-          <w:sz w:val="24"/>
-          <w:szCs w:val="24"/>
-        </w:rPr>
-        <w:t>fields.*</w:t>
-      </w:r>
-      <w:proofErr w:type="gramEnd"/>
-      <w:r>
-        <w:rPr>
-          <w:rFonts w:ascii="Times New Roman" w:eastAsia="Times New Roman" w:hAnsi="Times New Roman" w:cs="Times New Roman"/>
-          <w:sz w:val="24"/>
-          <w:szCs w:val="24"/>
-        </w:rPr>
-        <w:t xml:space="preserve"> </w:t>
+        <w:t xml:space="preserve">10/18-Today is the Feast of St. Luke.  This early Church evangelist was a doctor from Antioch and a companion of St. Paul.  He wrote one of the Gospels and the Acts of the Apostles.  He is the patron saint of painters, sculptors, and those who work in the medical fields.* </w:t>
       </w:r>
     </w:p>
     <w:p>
@@ -3745,18 +2799,8 @@
           <w:sz w:val="24"/>
           <w:szCs w:val="24"/>
         </w:rPr>
-        <w:t xml:space="preserve">Abraham did not doubt God's promise in </w:t>
-      </w:r>
-      <w:proofErr w:type="gramStart"/>
-      <w:r>
-        <w:rPr>
-          <w:rFonts w:ascii="Times New Roman" w:eastAsia="Times New Roman" w:hAnsi="Times New Roman" w:cs="Times New Roman"/>
-          <w:sz w:val="24"/>
-          <w:szCs w:val="24"/>
-        </w:rPr>
-        <w:t>unbelief;</w:t>
-      </w:r>
-      <w:proofErr w:type="gramEnd"/>
+        <w:t>Abraham did not doubt God's promise in unbelief;</w:t>
+      </w:r>
     </w:p>
     <w:p>
       <w:pPr>
@@ -3823,18 +2867,8 @@
           <w:sz w:val="24"/>
           <w:szCs w:val="24"/>
         </w:rPr>
-        <w:t xml:space="preserve">That is why it was credited to him as </w:t>
-      </w:r>
-      <w:proofErr w:type="gramStart"/>
-      <w:r>
-        <w:rPr>
-          <w:rFonts w:ascii="Times New Roman" w:eastAsia="Times New Roman" w:hAnsi="Times New Roman" w:cs="Times New Roman"/>
-          <w:sz w:val="24"/>
-          <w:szCs w:val="24"/>
-        </w:rPr>
-        <w:t>righteousness.*</w:t>
-      </w:r>
-      <w:proofErr w:type="gramEnd"/>
+        <w:t>That is why it was credited to him as righteousness.*</w:t>
+      </w:r>
     </w:p>
     <w:p>
       <w:pPr>
@@ -3918,43 +2952,7 @@
           <w:sz w:val="24"/>
           <w:szCs w:val="24"/>
         </w:rPr>
-        <w:t xml:space="preserve">and </w:t>
-      </w:r>
-      <w:proofErr w:type="gramStart"/>
-      <w:r>
-        <w:rPr>
-          <w:rFonts w:ascii="Times New Roman" w:eastAsia="Times New Roman" w:hAnsi="Times New Roman" w:cs="Times New Roman"/>
-          <w:sz w:val="24"/>
-          <w:szCs w:val="24"/>
-        </w:rPr>
-        <w:t>thus</w:t>
-      </w:r>
-      <w:proofErr w:type="gramEnd"/>
-      <w:r>
-        <w:rPr>
-          <w:rFonts w:ascii="Times New Roman" w:eastAsia="Times New Roman" w:hAnsi="Times New Roman" w:cs="Times New Roman"/>
-          <w:sz w:val="24"/>
-          <w:szCs w:val="24"/>
-        </w:rPr>
-        <w:t xml:space="preserve"> death came to all men, </w:t>
-      </w:r>
-      <w:proofErr w:type="gramStart"/>
-      <w:r>
-        <w:rPr>
-          <w:rFonts w:ascii="Times New Roman" w:eastAsia="Times New Roman" w:hAnsi="Times New Roman" w:cs="Times New Roman"/>
-          <w:sz w:val="24"/>
-          <w:szCs w:val="24"/>
-        </w:rPr>
-        <w:t>inasmuch as</w:t>
-      </w:r>
-      <w:proofErr w:type="gramEnd"/>
-      <w:r>
-        <w:rPr>
-          <w:rFonts w:ascii="Times New Roman" w:eastAsia="Times New Roman" w:hAnsi="Times New Roman" w:cs="Times New Roman"/>
-          <w:sz w:val="24"/>
-          <w:szCs w:val="24"/>
-        </w:rPr>
-        <w:t xml:space="preserve"> all sinned.</w:t>
+        <w:t>and thus death came to all men, inasmuch as all sinned.</w:t>
       </w:r>
     </w:p>
     <w:p>
@@ -4005,87 +3003,41 @@
           <w:sz w:val="24"/>
           <w:szCs w:val="24"/>
         </w:rPr>
-        <w:t xml:space="preserve">and the gracious gift of the </w:t>
-      </w:r>
-      <w:proofErr w:type="gramStart"/>
-      <w:r>
-        <w:rPr>
-          <w:rFonts w:ascii="Times New Roman" w:eastAsia="Times New Roman" w:hAnsi="Times New Roman" w:cs="Times New Roman"/>
-          <w:sz w:val="24"/>
-          <w:szCs w:val="24"/>
-        </w:rPr>
-        <w:t>one man</w:t>
-      </w:r>
-      <w:proofErr w:type="gramEnd"/>
-      <w:r>
-        <w:rPr>
-          <w:rFonts w:ascii="Times New Roman" w:eastAsia="Times New Roman" w:hAnsi="Times New Roman" w:cs="Times New Roman"/>
-          <w:sz w:val="24"/>
-          <w:szCs w:val="24"/>
-        </w:rPr>
-        <w:t xml:space="preserve"> Jesus Christ</w:t>
-      </w:r>
-    </w:p>
-    <w:p>
-      <w:pPr>
-        <w:rPr>
-          <w:rFonts w:ascii="Times New Roman" w:eastAsia="Times New Roman" w:hAnsi="Times New Roman" w:cs="Times New Roman"/>
-          <w:sz w:val="24"/>
-          <w:szCs w:val="24"/>
-        </w:rPr>
-      </w:pPr>
-      <w:r>
-        <w:rPr>
-          <w:rFonts w:ascii="Times New Roman" w:eastAsia="Times New Roman" w:hAnsi="Times New Roman" w:cs="Times New Roman"/>
-          <w:sz w:val="24"/>
-          <w:szCs w:val="24"/>
-        </w:rPr>
-        <w:t xml:space="preserve">overflow for the </w:t>
-      </w:r>
-      <w:proofErr w:type="gramStart"/>
-      <w:r>
-        <w:rPr>
-          <w:rFonts w:ascii="Times New Roman" w:eastAsia="Times New Roman" w:hAnsi="Times New Roman" w:cs="Times New Roman"/>
-          <w:sz w:val="24"/>
-          <w:szCs w:val="24"/>
-        </w:rPr>
-        <w:t>many.*</w:t>
-      </w:r>
-      <w:proofErr w:type="gramEnd"/>
-    </w:p>
-    <w:p>
-      <w:pPr>
-        <w:rPr>
-          <w:rFonts w:ascii="Times New Roman" w:eastAsia="Times New Roman" w:hAnsi="Times New Roman" w:cs="Times New Roman"/>
-          <w:sz w:val="24"/>
-          <w:szCs w:val="24"/>
-        </w:rPr>
-      </w:pPr>
-      <w:r>
-        <w:rPr>
-          <w:rFonts w:ascii="Times New Roman" w:eastAsia="Times New Roman" w:hAnsi="Times New Roman" w:cs="Times New Roman"/>
-          <w:sz w:val="24"/>
-          <w:szCs w:val="24"/>
-        </w:rPr>
-        <w:t>10/22-Today is the Memorial of St. John Paul II, who died in 2005 and was canonized by Pope Francis in 2014.  John Paul served as pope for over 26 years, he helped to peacefully end Communism in Eastern Europe, visited over 129 countries, and canonized 483 saints.  Since his death, many have referred to him as “John Paul the Great</w:t>
-      </w:r>
-      <w:proofErr w:type="gramStart"/>
-      <w:r>
-        <w:rPr>
-          <w:rFonts w:ascii="Times New Roman" w:eastAsia="Times New Roman" w:hAnsi="Times New Roman" w:cs="Times New Roman"/>
-          <w:sz w:val="24"/>
-          <w:szCs w:val="24"/>
-        </w:rPr>
-        <w:t>”.*</w:t>
-      </w:r>
-      <w:proofErr w:type="gramEnd"/>
-      <w:r>
-        <w:rPr>
-          <w:rFonts w:ascii="Times New Roman" w:eastAsia="Times New Roman" w:hAnsi="Times New Roman" w:cs="Times New Roman"/>
-          <w:sz w:val="24"/>
-          <w:szCs w:val="24"/>
-        </w:rPr>
-        <w:t xml:space="preserve">  </w:t>
+        <w:t>and the gracious gift of the one man Jesus Christ</w:t>
+      </w:r>
+    </w:p>
+    <w:p>
+      <w:pPr>
+        <w:rPr>
+          <w:rFonts w:ascii="Times New Roman" w:eastAsia="Times New Roman" w:hAnsi="Times New Roman" w:cs="Times New Roman"/>
+          <w:sz w:val="24"/>
+          <w:szCs w:val="24"/>
+        </w:rPr>
+      </w:pPr>
+      <w:r>
+        <w:rPr>
+          <w:rFonts w:ascii="Times New Roman" w:eastAsia="Times New Roman" w:hAnsi="Times New Roman" w:cs="Times New Roman"/>
+          <w:sz w:val="24"/>
+          <w:szCs w:val="24"/>
+        </w:rPr>
+        <w:t>overflow for the many.*</w:t>
+      </w:r>
+    </w:p>
+    <w:p>
+      <w:pPr>
+        <w:rPr>
+          <w:rFonts w:ascii="Times New Roman" w:eastAsia="Times New Roman" w:hAnsi="Times New Roman" w:cs="Times New Roman"/>
+          <w:sz w:val="24"/>
+          <w:szCs w:val="24"/>
+        </w:rPr>
+      </w:pPr>
+      <w:r>
+        <w:rPr>
+          <w:rFonts w:ascii="Times New Roman" w:eastAsia="Times New Roman" w:hAnsi="Times New Roman" w:cs="Times New Roman"/>
+          <w:sz w:val="24"/>
+          <w:szCs w:val="24"/>
+        </w:rPr>
+        <w:t xml:space="preserve">10/22-Today is the Memorial of St. John Paul II, who died in 2005 and was canonized by Pope Francis in 2014.  John Paul served as pope for over 26 years, he helped to peacefully end Communism in Eastern Europe, visited over 129 countries, and canonized 483 saints.  Since his death, many have referred to him as “John Paul the Great”.*  </w:t>
       </w:r>
     </w:p>
     <w:p>
@@ -4111,25 +3063,7 @@
           <w:szCs w:val="24"/>
         </w:rPr>
         <w:lastRenderedPageBreak/>
-        <w:t xml:space="preserve">bring renewal to the Franciscan order </w:t>
-      </w:r>
-      <w:proofErr w:type="gramStart"/>
-      <w:r>
-        <w:rPr>
-          <w:rFonts w:ascii="Times New Roman" w:eastAsia="Times New Roman" w:hAnsi="Times New Roman" w:cs="Times New Roman"/>
-          <w:sz w:val="24"/>
-          <w:szCs w:val="24"/>
-        </w:rPr>
-        <w:t>and also</w:t>
-      </w:r>
-      <w:proofErr w:type="gramEnd"/>
-      <w:r>
-        <w:rPr>
-          <w:rFonts w:ascii="Times New Roman" w:eastAsia="Times New Roman" w:hAnsi="Times New Roman" w:cs="Times New Roman"/>
-          <w:sz w:val="24"/>
-          <w:szCs w:val="24"/>
-        </w:rPr>
-        <w:t xml:space="preserve"> helped to protect Christian lands against invading Turkish armies.  *</w:t>
+        <w:t>bring renewal to the Franciscan order and also helped to protect Christian lands against invading Turkish armies.  *</w:t>
       </w:r>
     </w:p>
     <w:p>
@@ -4155,27 +3089,7 @@
           <w:sz w:val="24"/>
           <w:szCs w:val="24"/>
         </w:rPr>
-        <w:t xml:space="preserve">Today we offer prayers of thanksgiving for the fruits of the earth, in gratitude for a successful harvest and for the safety of all who labor in our </w:t>
-      </w:r>
-      <w:proofErr w:type="gramStart"/>
-      <w:r>
-        <w:rPr>
-          <w:rFonts w:ascii="Times New Roman" w:eastAsia="Times New Roman" w:hAnsi="Times New Roman" w:cs="Times New Roman"/>
-          <w:i/>
-          <w:sz w:val="24"/>
-          <w:szCs w:val="24"/>
-        </w:rPr>
-        <w:t>fields.*</w:t>
-      </w:r>
-      <w:proofErr w:type="gramEnd"/>
-      <w:r>
-        <w:rPr>
-          <w:rFonts w:ascii="Times New Roman" w:eastAsia="Times New Roman" w:hAnsi="Times New Roman" w:cs="Times New Roman"/>
-          <w:i/>
-          <w:sz w:val="24"/>
-          <w:szCs w:val="24"/>
-        </w:rPr>
-        <w:t xml:space="preserve">  </w:t>
+        <w:t xml:space="preserve">Today we offer prayers of thanksgiving for the fruits of the earth, in gratitude for a successful harvest and for the safety of all who labor in our fields.*  </w:t>
       </w:r>
     </w:p>
     <w:p>
@@ -4255,9 +3169,42 @@
           <w:sz w:val="24"/>
           <w:szCs w:val="24"/>
         </w:rPr>
-        <w:t xml:space="preserve">Today we offer prayers of thanksgiving for the fruits of the earth, in gratitude for a successful harvest and for the safety of all who labor in our </w:t>
-      </w:r>
-      <w:proofErr w:type="gramStart"/>
+        <w:t xml:space="preserve">Today we offer prayers of thanksgiving for the fruits of the earth, in gratitude for a successful harvest and for the safety of all who labor in our fields.*    </w:t>
+      </w:r>
+    </w:p>
+    <w:p>
+      <w:pPr>
+        <w:rPr>
+          <w:rFonts w:ascii="Times New Roman" w:eastAsia="Times New Roman" w:hAnsi="Times New Roman" w:cs="Times New Roman"/>
+          <w:sz w:val="24"/>
+          <w:szCs w:val="24"/>
+        </w:rPr>
+      </w:pPr>
+      <w:r>
+        <w:rPr>
+          <w:rFonts w:ascii="Times New Roman" w:eastAsia="Times New Roman" w:hAnsi="Times New Roman" w:cs="Times New Roman"/>
+          <w:sz w:val="24"/>
+          <w:szCs w:val="24"/>
+        </w:rPr>
+        <w:t>10/27-Today is the feast day of Saint Abraham the Poor.  He was a fourth- century Egyptian hermit who lived a very simple life. He spent 17 years as a cave hermit and spent 23 years as a disciple of Saint Pachomius. *</w:t>
+      </w:r>
+    </w:p>
+    <w:p>
+      <w:pPr>
+        <w:rPr>
+          <w:rFonts w:ascii="Times New Roman" w:eastAsia="Times New Roman" w:hAnsi="Times New Roman" w:cs="Times New Roman"/>
+          <w:sz w:val="24"/>
+          <w:szCs w:val="24"/>
+        </w:rPr>
+      </w:pPr>
+      <w:r>
+        <w:rPr>
+          <w:rFonts w:ascii="Times New Roman" w:eastAsia="Times New Roman" w:hAnsi="Times New Roman" w:cs="Times New Roman"/>
+          <w:sz w:val="24"/>
+          <w:szCs w:val="24"/>
+        </w:rPr>
+        <w:t>10/28-Today is the Feast of Saints Simon and Jude, both of whom were apostles.  Simon is often referred to as “the Zealot” (</w:t>
+      </w:r>
       <w:r>
         <w:rPr>
           <w:rFonts w:ascii="Times New Roman" w:eastAsia="Times New Roman" w:hAnsi="Times New Roman" w:cs="Times New Roman"/>
@@ -4265,9 +3212,26 @@
           <w:sz w:val="24"/>
           <w:szCs w:val="24"/>
         </w:rPr>
-        <w:t>fields.*</w:t>
-      </w:r>
-      <w:proofErr w:type="gramEnd"/>
+        <w:t xml:space="preserve">pronounced </w:t>
+      </w:r>
+      <w:proofErr w:type="spellStart"/>
+      <w:r>
+        <w:rPr>
+          <w:rFonts w:ascii="Times New Roman" w:eastAsia="Times New Roman" w:hAnsi="Times New Roman" w:cs="Times New Roman"/>
+          <w:sz w:val="24"/>
+          <w:szCs w:val="24"/>
+        </w:rPr>
+        <w:t>Zéh-lut</w:t>
+      </w:r>
+      <w:proofErr w:type="spellEnd"/>
+      <w:r>
+        <w:rPr>
+          <w:rFonts w:ascii="Times New Roman" w:eastAsia="Times New Roman" w:hAnsi="Times New Roman" w:cs="Times New Roman"/>
+          <w:sz w:val="24"/>
+          <w:szCs w:val="24"/>
+        </w:rPr>
+        <w:t>)</w:t>
+      </w:r>
       <w:r>
         <w:rPr>
           <w:rFonts w:ascii="Times New Roman" w:eastAsia="Times New Roman" w:hAnsi="Times New Roman" w:cs="Times New Roman"/>
@@ -4275,76 +3239,6 @@
           <w:sz w:val="24"/>
           <w:szCs w:val="24"/>
         </w:rPr>
-        <w:t xml:space="preserve">    </w:t>
-      </w:r>
-    </w:p>
-    <w:p>
-      <w:pPr>
-        <w:rPr>
-          <w:rFonts w:ascii="Times New Roman" w:eastAsia="Times New Roman" w:hAnsi="Times New Roman" w:cs="Times New Roman"/>
-          <w:sz w:val="24"/>
-          <w:szCs w:val="24"/>
-        </w:rPr>
-      </w:pPr>
-      <w:r>
-        <w:rPr>
-          <w:rFonts w:ascii="Times New Roman" w:eastAsia="Times New Roman" w:hAnsi="Times New Roman" w:cs="Times New Roman"/>
-          <w:sz w:val="24"/>
-          <w:szCs w:val="24"/>
-        </w:rPr>
-        <w:t>10/27-Today is the feast day of Saint Abraham the Poor.  He was a fourth- century Egyptian hermit who lived a very simple life. He spent 17 years as a cave hermit and spent 23 years as a disciple of Saint Pachomius. *</w:t>
-      </w:r>
-    </w:p>
-    <w:p>
-      <w:pPr>
-        <w:rPr>
-          <w:rFonts w:ascii="Times New Roman" w:eastAsia="Times New Roman" w:hAnsi="Times New Roman" w:cs="Times New Roman"/>
-          <w:sz w:val="24"/>
-          <w:szCs w:val="24"/>
-        </w:rPr>
-      </w:pPr>
-      <w:r>
-        <w:rPr>
-          <w:rFonts w:ascii="Times New Roman" w:eastAsia="Times New Roman" w:hAnsi="Times New Roman" w:cs="Times New Roman"/>
-          <w:sz w:val="24"/>
-          <w:szCs w:val="24"/>
-        </w:rPr>
-        <w:t>10/28-Today is the Feast of Saints Simon and Jude, both of whom were apostles.  Simon is often referred to as “the Zealot” (</w:t>
-      </w:r>
-      <w:r>
-        <w:rPr>
-          <w:rFonts w:ascii="Times New Roman" w:eastAsia="Times New Roman" w:hAnsi="Times New Roman" w:cs="Times New Roman"/>
-          <w:i/>
-          <w:sz w:val="24"/>
-          <w:szCs w:val="24"/>
-        </w:rPr>
-        <w:t xml:space="preserve">pronounced </w:t>
-      </w:r>
-      <w:proofErr w:type="spellStart"/>
-      <w:r>
-        <w:rPr>
-          <w:rFonts w:ascii="Times New Roman" w:eastAsia="Times New Roman" w:hAnsi="Times New Roman" w:cs="Times New Roman"/>
-          <w:sz w:val="24"/>
-          <w:szCs w:val="24"/>
-        </w:rPr>
-        <w:t>Zéh-lut</w:t>
-      </w:r>
-      <w:proofErr w:type="spellEnd"/>
-      <w:r>
-        <w:rPr>
-          <w:rFonts w:ascii="Times New Roman" w:eastAsia="Times New Roman" w:hAnsi="Times New Roman" w:cs="Times New Roman"/>
-          <w:sz w:val="24"/>
-          <w:szCs w:val="24"/>
-        </w:rPr>
-        <w:t>)</w:t>
-      </w:r>
-      <w:r>
-        <w:rPr>
-          <w:rFonts w:ascii="Times New Roman" w:eastAsia="Times New Roman" w:hAnsi="Times New Roman" w:cs="Times New Roman"/>
-          <w:i/>
-          <w:sz w:val="24"/>
-          <w:szCs w:val="24"/>
-        </w:rPr>
         <w:t xml:space="preserve"> </w:t>
       </w:r>
       <w:r>
@@ -4353,18 +3247,8 @@
           <w:sz w:val="24"/>
           <w:szCs w:val="24"/>
         </w:rPr>
-        <w:t xml:space="preserve">and possibly preached in Egypt and Persia.  Jude is often known as the patron of hopeless situations and possibly preached in Palestine and </w:t>
-      </w:r>
-      <w:proofErr w:type="gramStart"/>
-      <w:r>
-        <w:rPr>
-          <w:rFonts w:ascii="Times New Roman" w:eastAsia="Times New Roman" w:hAnsi="Times New Roman" w:cs="Times New Roman"/>
-          <w:sz w:val="24"/>
-          <w:szCs w:val="24"/>
-        </w:rPr>
-        <w:t>Persia.*</w:t>
-      </w:r>
-      <w:proofErr w:type="gramEnd"/>
+        <w:t>and possibly preached in Egypt and Persia.  Jude is often known as the patron of hopeless situations and possibly preached in Palestine and Persia.*</w:t>
+      </w:r>
     </w:p>
     <w:p>
       <w:pPr>
@@ -4431,18 +3315,8 @@
           <w:sz w:val="24"/>
           <w:szCs w:val="24"/>
         </w:rPr>
-        <w:t xml:space="preserve">with Christ Jesus himself as the capstone. Through him the whole structure is held together and grows into a temple sacred in the </w:t>
-      </w:r>
-      <w:proofErr w:type="gramStart"/>
-      <w:r>
-        <w:rPr>
-          <w:rFonts w:ascii="Times New Roman" w:eastAsia="Times New Roman" w:hAnsi="Times New Roman" w:cs="Times New Roman"/>
-          <w:sz w:val="24"/>
-          <w:szCs w:val="24"/>
-        </w:rPr>
-        <w:t>Lord;</w:t>
-      </w:r>
-      <w:proofErr w:type="gramEnd"/>
+        <w:t>with Christ Jesus himself as the capstone. Through him the whole structure is held together and grows into a temple sacred in the Lord;</w:t>
+      </w:r>
     </w:p>
     <w:p>
       <w:pPr>
@@ -4475,18 +3349,8 @@
           <w:sz w:val="24"/>
           <w:szCs w:val="24"/>
         </w:rPr>
-        <w:t xml:space="preserve">into a dwelling place of God in the </w:t>
-      </w:r>
-      <w:proofErr w:type="gramStart"/>
-      <w:r>
-        <w:rPr>
-          <w:rFonts w:ascii="Times New Roman" w:eastAsia="Times New Roman" w:hAnsi="Times New Roman" w:cs="Times New Roman"/>
-          <w:sz w:val="24"/>
-          <w:szCs w:val="24"/>
-        </w:rPr>
-        <w:t>Spirit.*</w:t>
-      </w:r>
-      <w:proofErr w:type="gramEnd"/>
+        <w:t>into a dwelling place of God in the Spirit.*</w:t>
+      </w:r>
     </w:p>
     <w:p>
       <w:pPr>
@@ -4570,63 +3434,25 @@
           <w:sz w:val="24"/>
           <w:szCs w:val="24"/>
         </w:rPr>
-        <w:t xml:space="preserve">but handed him over </w:t>
-      </w:r>
-      <w:proofErr w:type="gramStart"/>
-      <w:r>
-        <w:rPr>
-          <w:rFonts w:ascii="Times New Roman" w:eastAsia="Times New Roman" w:hAnsi="Times New Roman" w:cs="Times New Roman"/>
-          <w:sz w:val="24"/>
-          <w:szCs w:val="24"/>
-        </w:rPr>
-        <w:t>for</w:t>
-      </w:r>
-      <w:proofErr w:type="gramEnd"/>
-      <w:r>
-        <w:rPr>
-          <w:rFonts w:ascii="Times New Roman" w:eastAsia="Times New Roman" w:hAnsi="Times New Roman" w:cs="Times New Roman"/>
-          <w:sz w:val="24"/>
-          <w:szCs w:val="24"/>
-        </w:rPr>
-        <w:t xml:space="preserve"> us all,</w:t>
-      </w:r>
-    </w:p>
-    <w:p>
-      <w:pPr>
-        <w:rPr>
-          <w:rFonts w:ascii="Times New Roman" w:eastAsia="Times New Roman" w:hAnsi="Times New Roman" w:cs="Times New Roman"/>
-          <w:sz w:val="24"/>
-          <w:szCs w:val="24"/>
-        </w:rPr>
-      </w:pPr>
-      <w:proofErr w:type="gramStart"/>
-      <w:r>
-        <w:rPr>
-          <w:rFonts w:ascii="Times New Roman" w:eastAsia="Times New Roman" w:hAnsi="Times New Roman" w:cs="Times New Roman"/>
-          <w:sz w:val="24"/>
-          <w:szCs w:val="24"/>
-        </w:rPr>
-        <w:t>how</w:t>
-      </w:r>
-      <w:proofErr w:type="gramEnd"/>
-      <w:r>
-        <w:rPr>
-          <w:rFonts w:ascii="Times New Roman" w:eastAsia="Times New Roman" w:hAnsi="Times New Roman" w:cs="Times New Roman"/>
-          <w:sz w:val="24"/>
-          <w:szCs w:val="24"/>
-        </w:rPr>
-        <w:t xml:space="preserve"> will he not also give us everything else along with </w:t>
-      </w:r>
-      <w:proofErr w:type="gramStart"/>
-      <w:r>
-        <w:rPr>
-          <w:rFonts w:ascii="Times New Roman" w:eastAsia="Times New Roman" w:hAnsi="Times New Roman" w:cs="Times New Roman"/>
-          <w:sz w:val="24"/>
-          <w:szCs w:val="24"/>
-        </w:rPr>
-        <w:t>him?*</w:t>
-      </w:r>
-      <w:proofErr w:type="gramEnd"/>
+        <w:t>but handed him over for us all,</w:t>
+      </w:r>
+    </w:p>
+    <w:p>
+      <w:pPr>
+        <w:rPr>
+          <w:rFonts w:ascii="Times New Roman" w:eastAsia="Times New Roman" w:hAnsi="Times New Roman" w:cs="Times New Roman"/>
+          <w:sz w:val="24"/>
+          <w:szCs w:val="24"/>
+        </w:rPr>
+      </w:pPr>
+      <w:r>
+        <w:rPr>
+          <w:rFonts w:ascii="Times New Roman" w:eastAsia="Times New Roman" w:hAnsi="Times New Roman" w:cs="Times New Roman"/>
+          <w:sz w:val="24"/>
+          <w:szCs w:val="24"/>
+        </w:rPr>
+        <w:t>how will he not also give us everything else along with him?*</w:t>
+      </w:r>
     </w:p>
     <w:p>
       <w:pPr>
@@ -4651,27 +3477,7 @@
           <w:szCs w:val="24"/>
           <w:highlight w:val="white"/>
         </w:rPr>
-        <w:t xml:space="preserve">that is, the Vigil of All Saints’ Day, a day when Catholics remember those who have gone before us to enter our heavenly </w:t>
-      </w:r>
-      <w:proofErr w:type="gramStart"/>
-      <w:r>
-        <w:rPr>
-          <w:rFonts w:ascii="Times New Roman" w:eastAsia="Times New Roman" w:hAnsi="Times New Roman" w:cs="Times New Roman"/>
-          <w:sz w:val="24"/>
-          <w:szCs w:val="24"/>
-          <w:highlight w:val="white"/>
-        </w:rPr>
-        <w:t>home.*</w:t>
-      </w:r>
-      <w:proofErr w:type="gramEnd"/>
-      <w:r>
-        <w:rPr>
-          <w:rFonts w:ascii="Times New Roman" w:eastAsia="Times New Roman" w:hAnsi="Times New Roman" w:cs="Times New Roman"/>
-          <w:sz w:val="24"/>
-          <w:szCs w:val="24"/>
-          <w:highlight w:val="white"/>
-        </w:rPr>
-        <w:t xml:space="preserve"> </w:t>
+        <w:t xml:space="preserve">that is, the Vigil of All Saints’ Day, a day when Catholics remember those who have gone before us to enter our heavenly home.* </w:t>
       </w:r>
     </w:p>
     <w:p>
@@ -4705,25 +3511,7 @@
           <w:sz w:val="24"/>
           <w:szCs w:val="24"/>
         </w:rPr>
-        <w:t xml:space="preserve">11/2-Today is the Commemoration of All Souls.  During the month of November, as the trees, flowers, and fields around us turn dormant, so too do we recall those who have died and await the resurrection to eternal life.  During this month, please pray for the repose of the souls of deceased friends and family members.  This is also a good time to visit cemeteries to pray at their respective </w:t>
-      </w:r>
-      <w:proofErr w:type="gramStart"/>
-      <w:r>
-        <w:rPr>
-          <w:rFonts w:ascii="Times New Roman" w:eastAsia="Times New Roman" w:hAnsi="Times New Roman" w:cs="Times New Roman"/>
-          <w:sz w:val="24"/>
-          <w:szCs w:val="24"/>
-        </w:rPr>
-        <w:t>graves.*</w:t>
-      </w:r>
-      <w:proofErr w:type="gramEnd"/>
-      <w:r>
-        <w:rPr>
-          <w:rFonts w:ascii="Times New Roman" w:eastAsia="Times New Roman" w:hAnsi="Times New Roman" w:cs="Times New Roman"/>
-          <w:sz w:val="24"/>
-          <w:szCs w:val="24"/>
-        </w:rPr>
-        <w:t xml:space="preserve">  </w:t>
+        <w:t xml:space="preserve">11/2-Today is the Commemoration of All Souls.  During the month of November, as the trees, flowers, and fields around us turn dormant, so too do we recall those who have died and await the resurrection to eternal life.  During this month, please pray for the repose of the souls of deceased friends and family members.  This is also a good time to visit cemeteries to pray at their respective graves.*  </w:t>
       </w:r>
     </w:p>
     <w:p>
@@ -4814,7 +3602,6 @@
         </w:rPr>
         <w:t>11/4-Today is the Memorial of St. Charles Borromeo (</w:t>
       </w:r>
-      <w:proofErr w:type="gramStart"/>
       <w:r>
         <w:rPr>
           <w:rFonts w:ascii="Times New Roman" w:eastAsia="Times New Roman" w:hAnsi="Times New Roman" w:cs="Times New Roman"/>
@@ -4830,16 +3617,7 @@
           <w:sz w:val="24"/>
           <w:szCs w:val="24"/>
         </w:rPr>
-        <w:t xml:space="preserve"> Bor</w:t>
-      </w:r>
-      <w:proofErr w:type="gramEnd"/>
-      <w:r>
-        <w:rPr>
-          <w:rFonts w:ascii="Times New Roman" w:eastAsia="Times New Roman" w:hAnsi="Times New Roman" w:cs="Times New Roman"/>
-          <w:sz w:val="24"/>
-          <w:szCs w:val="24"/>
-        </w:rPr>
-        <w:t>-o-</w:t>
+        <w:t xml:space="preserve"> Bor-o-</w:t>
       </w:r>
       <w:proofErr w:type="spellStart"/>
       <w:r>
@@ -4925,45 +3703,25 @@
           <w:sz w:val="24"/>
           <w:szCs w:val="24"/>
         </w:rPr>
-        <w:t xml:space="preserve">Owe nothing to anyone, except to love </w:t>
-      </w:r>
-      <w:proofErr w:type="gramStart"/>
-      <w:r>
-        <w:rPr>
-          <w:rFonts w:ascii="Times New Roman" w:eastAsia="Times New Roman" w:hAnsi="Times New Roman" w:cs="Times New Roman"/>
-          <w:sz w:val="24"/>
-          <w:szCs w:val="24"/>
-        </w:rPr>
-        <w:t>one another;</w:t>
-      </w:r>
-      <w:proofErr w:type="gramEnd"/>
-    </w:p>
-    <w:p>
-      <w:pPr>
-        <w:rPr>
-          <w:rFonts w:ascii="Times New Roman" w:eastAsia="Times New Roman" w:hAnsi="Times New Roman" w:cs="Times New Roman"/>
-          <w:sz w:val="24"/>
-          <w:szCs w:val="24"/>
-        </w:rPr>
-      </w:pPr>
-      <w:r>
-        <w:rPr>
-          <w:rFonts w:ascii="Times New Roman" w:eastAsia="Times New Roman" w:hAnsi="Times New Roman" w:cs="Times New Roman"/>
-          <w:sz w:val="24"/>
-          <w:szCs w:val="24"/>
-        </w:rPr>
-        <w:t xml:space="preserve">for the one who loves another has fulfilled the </w:t>
-      </w:r>
-      <w:proofErr w:type="gramStart"/>
-      <w:r>
-        <w:rPr>
-          <w:rFonts w:ascii="Times New Roman" w:eastAsia="Times New Roman" w:hAnsi="Times New Roman" w:cs="Times New Roman"/>
-          <w:sz w:val="24"/>
-          <w:szCs w:val="24"/>
-        </w:rPr>
-        <w:t>law.*</w:t>
-      </w:r>
-      <w:proofErr w:type="gramEnd"/>
+        <w:t>Owe nothing to anyone, except to love one another;</w:t>
+      </w:r>
+    </w:p>
+    <w:p>
+      <w:pPr>
+        <w:rPr>
+          <w:rFonts w:ascii="Times New Roman" w:eastAsia="Times New Roman" w:hAnsi="Times New Roman" w:cs="Times New Roman"/>
+          <w:sz w:val="24"/>
+          <w:szCs w:val="24"/>
+        </w:rPr>
+      </w:pPr>
+      <w:r>
+        <w:rPr>
+          <w:rFonts w:ascii="Times New Roman" w:eastAsia="Times New Roman" w:hAnsi="Times New Roman" w:cs="Times New Roman"/>
+          <w:sz w:val="24"/>
+          <w:szCs w:val="24"/>
+        </w:rPr>
+        <w:t>for the one who loves another has fulfilled the law.*</w:t>
+      </w:r>
     </w:p>
     <w:p>
       <w:pPr>
@@ -5047,44 +3805,24 @@
           <w:sz w:val="24"/>
           <w:szCs w:val="24"/>
         </w:rPr>
-        <w:t xml:space="preserve">and if we die, we die for the </w:t>
-      </w:r>
-      <w:proofErr w:type="gramStart"/>
-      <w:r>
-        <w:rPr>
-          <w:rFonts w:ascii="Times New Roman" w:eastAsia="Times New Roman" w:hAnsi="Times New Roman" w:cs="Times New Roman"/>
-          <w:sz w:val="24"/>
-          <w:szCs w:val="24"/>
-        </w:rPr>
-        <w:t>Lord;</w:t>
-      </w:r>
-      <w:proofErr w:type="gramEnd"/>
-    </w:p>
-    <w:p>
-      <w:pPr>
-        <w:rPr>
-          <w:rFonts w:ascii="Times New Roman" w:eastAsia="Times New Roman" w:hAnsi="Times New Roman" w:cs="Times New Roman"/>
-          <w:sz w:val="24"/>
-          <w:szCs w:val="24"/>
-        </w:rPr>
-      </w:pPr>
-      <w:proofErr w:type="gramStart"/>
-      <w:r>
-        <w:rPr>
-          <w:rFonts w:ascii="Times New Roman" w:eastAsia="Times New Roman" w:hAnsi="Times New Roman" w:cs="Times New Roman"/>
-          <w:sz w:val="24"/>
-          <w:szCs w:val="24"/>
-        </w:rPr>
-        <w:t>so</w:t>
-      </w:r>
-      <w:proofErr w:type="gramEnd"/>
-      <w:r>
-        <w:rPr>
-          <w:rFonts w:ascii="Times New Roman" w:eastAsia="Times New Roman" w:hAnsi="Times New Roman" w:cs="Times New Roman"/>
-          <w:sz w:val="24"/>
-          <w:szCs w:val="24"/>
-        </w:rPr>
-        <w:t xml:space="preserve"> then, whether we live or die, we are the Lord's.</w:t>
+        <w:t>and if we die, we die for the Lord;</w:t>
+      </w:r>
+    </w:p>
+    <w:p>
+      <w:pPr>
+        <w:rPr>
+          <w:rFonts w:ascii="Times New Roman" w:eastAsia="Times New Roman" w:hAnsi="Times New Roman" w:cs="Times New Roman"/>
+          <w:sz w:val="24"/>
+          <w:szCs w:val="24"/>
+        </w:rPr>
+      </w:pPr>
+      <w:r>
+        <w:rPr>
+          <w:rFonts w:ascii="Times New Roman" w:eastAsia="Times New Roman" w:hAnsi="Times New Roman" w:cs="Times New Roman"/>
+          <w:sz w:val="24"/>
+          <w:szCs w:val="24"/>
+        </w:rPr>
+        <w:t>so then, whether we live or die, we are the Lord's.</w:t>
       </w:r>
     </w:p>
     <w:p>
@@ -5118,79 +3856,41 @@
           <w:sz w:val="24"/>
           <w:szCs w:val="24"/>
         </w:rPr>
-        <w:t xml:space="preserve">that he might be Lord of both the dead and the </w:t>
-      </w:r>
-      <w:proofErr w:type="gramStart"/>
-      <w:r>
-        <w:rPr>
-          <w:rFonts w:ascii="Times New Roman" w:eastAsia="Times New Roman" w:hAnsi="Times New Roman" w:cs="Times New Roman"/>
-          <w:sz w:val="24"/>
-          <w:szCs w:val="24"/>
-        </w:rPr>
-        <w:t>living.*</w:t>
-      </w:r>
-      <w:proofErr w:type="gramEnd"/>
-    </w:p>
-    <w:p>
-      <w:pPr>
-        <w:rPr>
-          <w:rFonts w:ascii="Times New Roman" w:eastAsia="Times New Roman" w:hAnsi="Times New Roman" w:cs="Times New Roman"/>
-          <w:sz w:val="24"/>
-          <w:szCs w:val="24"/>
-        </w:rPr>
-      </w:pPr>
-      <w:r>
-        <w:rPr>
-          <w:rFonts w:ascii="Times New Roman" w:eastAsia="Times New Roman" w:hAnsi="Times New Roman" w:cs="Times New Roman"/>
-          <w:sz w:val="24"/>
-          <w:szCs w:val="24"/>
-        </w:rPr>
-        <w:t xml:space="preserve">11/7-Today is the feast day of Saint Ernest. He was a Benedictine abbot from Germany who joined the second crusade. He was tortured and killed at Mecca for refusing to embrace </w:t>
-      </w:r>
-      <w:proofErr w:type="gramStart"/>
-      <w:r>
-        <w:rPr>
-          <w:rFonts w:ascii="Times New Roman" w:eastAsia="Times New Roman" w:hAnsi="Times New Roman" w:cs="Times New Roman"/>
-          <w:sz w:val="24"/>
-          <w:szCs w:val="24"/>
-        </w:rPr>
-        <w:t>Islam.*</w:t>
-      </w:r>
-      <w:proofErr w:type="gramEnd"/>
-    </w:p>
-    <w:p>
-      <w:pPr>
-        <w:rPr>
-          <w:rFonts w:ascii="Times New Roman" w:eastAsia="Times New Roman" w:hAnsi="Times New Roman" w:cs="Times New Roman"/>
-          <w:sz w:val="24"/>
-          <w:szCs w:val="24"/>
-        </w:rPr>
-      </w:pPr>
-      <w:r>
-        <w:rPr>
-          <w:rFonts w:ascii="Times New Roman" w:eastAsia="Times New Roman" w:hAnsi="Times New Roman" w:cs="Times New Roman"/>
-          <w:sz w:val="24"/>
-          <w:szCs w:val="24"/>
-        </w:rPr>
-        <w:t xml:space="preserve">11/8-Today is the feast day of Saint Elizabeth of </w:t>
-      </w:r>
-      <w:proofErr w:type="gramStart"/>
-      <w:r>
-        <w:rPr>
-          <w:rFonts w:ascii="Times New Roman" w:eastAsia="Times New Roman" w:hAnsi="Times New Roman" w:cs="Times New Roman"/>
-          <w:sz w:val="24"/>
-          <w:szCs w:val="24"/>
-        </w:rPr>
-        <w:t>the Trinity</w:t>
-      </w:r>
-      <w:proofErr w:type="gramEnd"/>
-      <w:r>
-        <w:rPr>
-          <w:rFonts w:ascii="Times New Roman" w:eastAsia="Times New Roman" w:hAnsi="Times New Roman" w:cs="Times New Roman"/>
-          <w:sz w:val="24"/>
-          <w:szCs w:val="24"/>
-        </w:rPr>
-        <w:t xml:space="preserve">. </w:t>
+        <w:t>that he might be Lord of both the dead and the living.*</w:t>
+      </w:r>
+    </w:p>
+    <w:p>
+      <w:pPr>
+        <w:rPr>
+          <w:rFonts w:ascii="Times New Roman" w:eastAsia="Times New Roman" w:hAnsi="Times New Roman" w:cs="Times New Roman"/>
+          <w:sz w:val="24"/>
+          <w:szCs w:val="24"/>
+        </w:rPr>
+      </w:pPr>
+      <w:r>
+        <w:rPr>
+          <w:rFonts w:ascii="Times New Roman" w:eastAsia="Times New Roman" w:hAnsi="Times New Roman" w:cs="Times New Roman"/>
+          <w:sz w:val="24"/>
+          <w:szCs w:val="24"/>
+        </w:rPr>
+        <w:t>11/7-Today is the feast day of Saint Ernest. He was a Benedictine abbot from Germany who joined the second crusade. He was tortured and killed at Mecca for refusing to embrace Islam.*</w:t>
+      </w:r>
+    </w:p>
+    <w:p>
+      <w:pPr>
+        <w:rPr>
+          <w:rFonts w:ascii="Times New Roman" w:eastAsia="Times New Roman" w:hAnsi="Times New Roman" w:cs="Times New Roman"/>
+          <w:sz w:val="24"/>
+          <w:szCs w:val="24"/>
+        </w:rPr>
+      </w:pPr>
+      <w:r>
+        <w:rPr>
+          <w:rFonts w:ascii="Times New Roman" w:eastAsia="Times New Roman" w:hAnsi="Times New Roman" w:cs="Times New Roman"/>
+          <w:sz w:val="24"/>
+          <w:szCs w:val="24"/>
+        </w:rPr>
+        <w:t xml:space="preserve">11/8-Today is the feast day of Saint Elizabeth of the Trinity. </w:t>
       </w:r>
       <w:r>
         <w:rPr>
@@ -5199,19 +3899,8 @@
           <w:szCs w:val="24"/>
           <w:highlight w:val="white"/>
         </w:rPr>
-        <w:t xml:space="preserve">Elizabeth was a gifted pianist and had strong feelings for the Carmelite charism. Of that experience as a professed religious she wrote in a letter: "I can't find words to express my happiness. Here there is no longer anything but God. He is All; He suffices and we live by Him alone" She is the patron Saint of sick people and loss of </w:t>
-      </w:r>
-      <w:proofErr w:type="gramStart"/>
-      <w:r>
-        <w:rPr>
-          <w:rFonts w:ascii="Times New Roman" w:eastAsia="Times New Roman" w:hAnsi="Times New Roman" w:cs="Times New Roman"/>
-          <w:sz w:val="24"/>
-          <w:szCs w:val="24"/>
-          <w:highlight w:val="white"/>
-        </w:rPr>
-        <w:t>parents.*</w:t>
-      </w:r>
-      <w:proofErr w:type="gramEnd"/>
+        <w:t>Elizabeth was a gifted pianist and had strong feelings for the Carmelite charism. Of that experience as a professed religious she wrote in a letter: "I can't find words to express my happiness. Here there is no longer anything but God. He is All; He suffices and we live by Him alone" She is the patron Saint of sick people and loss of parents.*</w:t>
+      </w:r>
     </w:p>
     <w:p>
       <w:pPr>
@@ -5399,25 +4088,7 @@
           <w:sz w:val="24"/>
           <w:szCs w:val="24"/>
         </w:rPr>
-        <w:t xml:space="preserve">-nee).  This American saint was born in </w:t>
-      </w:r>
-      <w:proofErr w:type="gramStart"/>
-      <w:r>
-        <w:rPr>
-          <w:rFonts w:ascii="Times New Roman" w:eastAsia="Times New Roman" w:hAnsi="Times New Roman" w:cs="Times New Roman"/>
-          <w:sz w:val="24"/>
-          <w:szCs w:val="24"/>
-        </w:rPr>
-        <w:t>Italy, but</w:t>
-      </w:r>
-      <w:proofErr w:type="gramEnd"/>
-      <w:r>
-        <w:rPr>
-          <w:rFonts w:ascii="Times New Roman" w:eastAsia="Times New Roman" w:hAnsi="Times New Roman" w:cs="Times New Roman"/>
-          <w:sz w:val="24"/>
-          <w:szCs w:val="24"/>
-        </w:rPr>
-        <w:t xml:space="preserve"> later worked as a missionary in the United States and died in Chicago in 1917.  She established 67 Catholic institutions, including schools, hospitals, and </w:t>
+        <w:t xml:space="preserve">-nee).  This American saint was born in Italy, but later worked as a missionary in the United States and died in Chicago in 1917.  She established 67 Catholic institutions, including schools, hospitals, and </w:t>
       </w:r>
       <w:r>
         <w:rPr>
@@ -5443,25 +4114,7 @@
           <w:sz w:val="24"/>
           <w:szCs w:val="24"/>
         </w:rPr>
-        <w:t xml:space="preserve">*11/14-Today we celebrate Blessed John Licci who is one of the longest living holy men of the Church as he reached the age of 111.  His life was filled with many miracles as he had many visions, cured many individuals by praying over them, </w:t>
-      </w:r>
-      <w:proofErr w:type="gramStart"/>
-      <w:r>
-        <w:rPr>
-          <w:rFonts w:ascii="Times New Roman" w:eastAsia="Times New Roman" w:hAnsi="Times New Roman" w:cs="Times New Roman"/>
-          <w:sz w:val="24"/>
-          <w:szCs w:val="24"/>
-        </w:rPr>
-        <w:t>and also</w:t>
-      </w:r>
-      <w:proofErr w:type="gramEnd"/>
-      <w:r>
-        <w:rPr>
-          <w:rFonts w:ascii="Times New Roman" w:eastAsia="Times New Roman" w:hAnsi="Times New Roman" w:cs="Times New Roman"/>
-          <w:sz w:val="24"/>
-          <w:szCs w:val="24"/>
-        </w:rPr>
-        <w:t xml:space="preserve"> multiplied bread and wine to help feed the hungry through his prayers. </w:t>
+        <w:t xml:space="preserve">*11/14-Today we celebrate Blessed John Licci who is one of the longest living holy men of the Church as he reached the age of 111.  His life was filled with many miracles as he had many visions, cured many individuals by praying over them, and also multiplied bread and wine to help feed the hungry through his prayers. </w:t>
       </w:r>
     </w:p>
     <w:p>
@@ -5572,43 +4225,7 @@
           <w:sz w:val="24"/>
           <w:szCs w:val="24"/>
         </w:rPr>
-        <w:t xml:space="preserve">doo-SHANE), who died today in 1852. This French woman came to the United States at the age of 49 and opened a free school for girls in St. Louis, Missouri.  She would later </w:t>
-      </w:r>
-      <w:proofErr w:type="gramStart"/>
-      <w:r>
-        <w:rPr>
-          <w:rFonts w:ascii="Times New Roman" w:eastAsia="Times New Roman" w:hAnsi="Times New Roman" w:cs="Times New Roman"/>
-          <w:sz w:val="24"/>
-          <w:szCs w:val="24"/>
-        </w:rPr>
-        <w:t>open up</w:t>
-      </w:r>
-      <w:proofErr w:type="gramEnd"/>
-      <w:r>
-        <w:rPr>
-          <w:rFonts w:ascii="Times New Roman" w:eastAsia="Times New Roman" w:hAnsi="Times New Roman" w:cs="Times New Roman"/>
-          <w:sz w:val="24"/>
-          <w:szCs w:val="24"/>
-        </w:rPr>
-        <w:t xml:space="preserve"> schools for Native </w:t>
-      </w:r>
-      <w:proofErr w:type="gramStart"/>
-      <w:r>
-        <w:rPr>
-          <w:rFonts w:ascii="Times New Roman" w:eastAsia="Times New Roman" w:hAnsi="Times New Roman" w:cs="Times New Roman"/>
-          <w:sz w:val="24"/>
-          <w:szCs w:val="24"/>
-        </w:rPr>
-        <w:t>Americans, and</w:t>
-      </w:r>
-      <w:proofErr w:type="gramEnd"/>
-      <w:r>
-        <w:rPr>
-          <w:rFonts w:ascii="Times New Roman" w:eastAsia="Times New Roman" w:hAnsi="Times New Roman" w:cs="Times New Roman"/>
-          <w:sz w:val="24"/>
-          <w:szCs w:val="24"/>
-        </w:rPr>
-        <w:t xml:space="preserve"> was canonized by Pope John Paul II in 1988.   </w:t>
+        <w:t xml:space="preserve">doo-SHANE), who died today in 1852. This French woman came to the United States at the age of 49 and opened a free school for girls in St. Louis, Missouri.  She would later open up schools for Native Americans, and was canonized by Pope John Paul II in 1988.   </w:t>
       </w:r>
     </w:p>
     <w:p>
@@ -5659,53 +4276,25 @@
           <w:sz w:val="24"/>
           <w:szCs w:val="24"/>
         </w:rPr>
-        <w:t xml:space="preserve">who was a chief tax collector </w:t>
-      </w:r>
-      <w:proofErr w:type="gramStart"/>
-      <w:r>
-        <w:rPr>
-          <w:rFonts w:ascii="Times New Roman" w:eastAsia="Times New Roman" w:hAnsi="Times New Roman" w:cs="Times New Roman"/>
-          <w:sz w:val="24"/>
-          <w:szCs w:val="24"/>
-        </w:rPr>
-        <w:t>and also</w:t>
-      </w:r>
-      <w:proofErr w:type="gramEnd"/>
-      <w:r>
-        <w:rPr>
-          <w:rFonts w:ascii="Times New Roman" w:eastAsia="Times New Roman" w:hAnsi="Times New Roman" w:cs="Times New Roman"/>
-          <w:sz w:val="24"/>
-          <w:szCs w:val="24"/>
-        </w:rPr>
-        <w:t xml:space="preserve"> a wealthy man, </w:t>
-      </w:r>
-    </w:p>
-    <w:p>
-      <w:pPr>
-        <w:rPr>
-          <w:rFonts w:ascii="Times New Roman" w:eastAsia="Times New Roman" w:hAnsi="Times New Roman" w:cs="Times New Roman"/>
-          <w:sz w:val="24"/>
-          <w:szCs w:val="24"/>
-        </w:rPr>
-      </w:pPr>
-      <w:r>
-        <w:rPr>
-          <w:rFonts w:ascii="Times New Roman" w:eastAsia="Times New Roman" w:hAnsi="Times New Roman" w:cs="Times New Roman"/>
-          <w:sz w:val="24"/>
-          <w:szCs w:val="24"/>
-        </w:rPr>
-        <w:t xml:space="preserve">was seeking to see who Jesus </w:t>
-      </w:r>
-      <w:proofErr w:type="gramStart"/>
-      <w:r>
-        <w:rPr>
-          <w:rFonts w:ascii="Times New Roman" w:eastAsia="Times New Roman" w:hAnsi="Times New Roman" w:cs="Times New Roman"/>
-          <w:sz w:val="24"/>
-          <w:szCs w:val="24"/>
-        </w:rPr>
-        <w:t>was;</w:t>
-      </w:r>
-      <w:proofErr w:type="gramEnd"/>
+        <w:t xml:space="preserve">who was a chief tax collector and also a wealthy man, </w:t>
+      </w:r>
+    </w:p>
+    <w:p>
+      <w:pPr>
+        <w:rPr>
+          <w:rFonts w:ascii="Times New Roman" w:eastAsia="Times New Roman" w:hAnsi="Times New Roman" w:cs="Times New Roman"/>
+          <w:sz w:val="24"/>
+          <w:szCs w:val="24"/>
+        </w:rPr>
+      </w:pPr>
+      <w:r>
+        <w:rPr>
+          <w:rFonts w:ascii="Times New Roman" w:eastAsia="Times New Roman" w:hAnsi="Times New Roman" w:cs="Times New Roman"/>
+          <w:sz w:val="24"/>
+          <w:szCs w:val="24"/>
+        </w:rPr>
+        <w:t>was seeking to see who Jesus was;</w:t>
+      </w:r>
     </w:p>
     <w:p>
       <w:pPr>
@@ -5749,41 +4338,13 @@
           <w:szCs w:val="24"/>
         </w:rPr>
       </w:pPr>
-      <w:proofErr w:type="gramStart"/>
-      <w:r>
-        <w:rPr>
-          <w:rFonts w:ascii="Times New Roman" w:eastAsia="Times New Roman" w:hAnsi="Times New Roman" w:cs="Times New Roman"/>
-          <w:sz w:val="24"/>
-          <w:szCs w:val="24"/>
-        </w:rPr>
-        <w:t>So</w:t>
-      </w:r>
-      <w:proofErr w:type="gramEnd"/>
-      <w:r>
-        <w:rPr>
-          <w:rFonts w:ascii="Times New Roman" w:eastAsia="Times New Roman" w:hAnsi="Times New Roman" w:cs="Times New Roman"/>
-          <w:sz w:val="24"/>
-          <w:szCs w:val="24"/>
-        </w:rPr>
-        <w:t xml:space="preserve"> he ran ahead and climbed a sycamore tree </w:t>
-      </w:r>
-      <w:proofErr w:type="gramStart"/>
-      <w:r>
-        <w:rPr>
-          <w:rFonts w:ascii="Times New Roman" w:eastAsia="Times New Roman" w:hAnsi="Times New Roman" w:cs="Times New Roman"/>
-          <w:sz w:val="24"/>
-          <w:szCs w:val="24"/>
-        </w:rPr>
-        <w:t>in order to</w:t>
-      </w:r>
-      <w:proofErr w:type="gramEnd"/>
-      <w:r>
-        <w:rPr>
-          <w:rFonts w:ascii="Times New Roman" w:eastAsia="Times New Roman" w:hAnsi="Times New Roman" w:cs="Times New Roman"/>
-          <w:sz w:val="24"/>
-          <w:szCs w:val="24"/>
-        </w:rPr>
-        <w:t xml:space="preserve"> see Jesus,</w:t>
+      <w:r>
+        <w:rPr>
+          <w:rFonts w:ascii="Times New Roman" w:eastAsia="Times New Roman" w:hAnsi="Times New Roman" w:cs="Times New Roman"/>
+          <w:sz w:val="24"/>
+          <w:szCs w:val="24"/>
+        </w:rPr>
+        <w:t>So he ran ahead and climbed a sycamore tree in order to see Jesus,</w:t>
       </w:r>
     </w:p>
     <w:p>
@@ -6167,47 +4728,7 @@
           <w:szCs w:val="24"/>
           <w:highlight w:val="white"/>
         </w:rPr>
-        <w:t xml:space="preserve">On July 19, 1830, Catherine woke from her sleep after hearing a child's voice calling her to the chapel as the Blessed Virgin Mary was waiting for her. As Catherine approached the chapel, the door swung </w:t>
-      </w:r>
-      <w:proofErr w:type="gramStart"/>
-      <w:r>
-        <w:rPr>
-          <w:rFonts w:ascii="Times New Roman" w:eastAsia="Times New Roman" w:hAnsi="Times New Roman" w:cs="Times New Roman"/>
-          <w:sz w:val="24"/>
-          <w:szCs w:val="24"/>
-          <w:highlight w:val="white"/>
-        </w:rPr>
-        <w:t>open</w:t>
-      </w:r>
-      <w:proofErr w:type="gramEnd"/>
-      <w:r>
-        <w:rPr>
-          <w:rFonts w:ascii="Times New Roman" w:eastAsia="Times New Roman" w:hAnsi="Times New Roman" w:cs="Times New Roman"/>
-          <w:sz w:val="24"/>
-          <w:szCs w:val="24"/>
-          <w:highlight w:val="white"/>
-        </w:rPr>
-        <w:t xml:space="preserve"> revealing a brilliant light. The Blessed Virgin told Catherine she would be given a mission with all the graces necessary to complete it. Our Lady said, "God wishes to charge you with a mission. You will be contradicted, but do not fear; you will have the </w:t>
-      </w:r>
-      <w:proofErr w:type="gramStart"/>
-      <w:r>
-        <w:rPr>
-          <w:rFonts w:ascii="Times New Roman" w:eastAsia="Times New Roman" w:hAnsi="Times New Roman" w:cs="Times New Roman"/>
-          <w:sz w:val="24"/>
-          <w:szCs w:val="24"/>
-          <w:highlight w:val="white"/>
-        </w:rPr>
-        <w:t>grace</w:t>
-      </w:r>
-      <w:proofErr w:type="gramEnd"/>
-      <w:r>
-        <w:rPr>
-          <w:rFonts w:ascii="Times New Roman" w:eastAsia="Times New Roman" w:hAnsi="Times New Roman" w:cs="Times New Roman"/>
-          <w:sz w:val="24"/>
-          <w:szCs w:val="24"/>
-          <w:highlight w:val="white"/>
-        </w:rPr>
-        <w:t xml:space="preserve"> to do what is necessary. </w:t>
+        <w:t xml:space="preserve">On July 19, 1830, Catherine woke from her sleep after hearing a child's voice calling her to the chapel as the Blessed Virgin Mary was waiting for her. As Catherine approached the chapel, the door swung open revealing a brilliant light. The Blessed Virgin told Catherine she would be given a mission with all the graces necessary to complete it. Our Lady said, "God wishes to charge you with a mission. You will be contradicted, but do not fear; you will have the grace to do what is necessary. </w:t>
       </w:r>
     </w:p>
     <w:p>
@@ -6292,25 +4813,7 @@
           <w:sz w:val="24"/>
           <w:szCs w:val="24"/>
         </w:rPr>
-        <w:t xml:space="preserve"> This brilliant scholar was once an </w:t>
-      </w:r>
-      <w:proofErr w:type="gramStart"/>
-      <w:r>
-        <w:rPr>
-          <w:rFonts w:ascii="Times New Roman" w:eastAsia="Times New Roman" w:hAnsi="Times New Roman" w:cs="Times New Roman"/>
-          <w:sz w:val="24"/>
-          <w:szCs w:val="24"/>
-        </w:rPr>
-        <w:t>Anglican, but</w:t>
-      </w:r>
-      <w:proofErr w:type="gramEnd"/>
-      <w:r>
-        <w:rPr>
-          <w:rFonts w:ascii="Times New Roman" w:eastAsia="Times New Roman" w:hAnsi="Times New Roman" w:cs="Times New Roman"/>
-          <w:sz w:val="24"/>
-          <w:szCs w:val="24"/>
-        </w:rPr>
-        <w:t xml:space="preserve"> later became a Catholic and was eventually ordained a Jesuit priest.  He preached the true faith secretly in England due to the persecution of Catholics under Queen Elizabeth.  He was eventually caught, imprisoned in the Tower of London, and then hung, drawn, and quartered on this date in 1581.  </w:t>
+        <w:t xml:space="preserve"> This brilliant scholar was once an Anglican, but later became a Catholic and was eventually ordained a Jesuit priest.  He preached the true faith secretly in England due to the persecution of Catholics under Queen Elizabeth.  He was eventually caught, imprisoned in the Tower of London, and then hung, drawn, and quartered on this date in 1581.  </w:t>
       </w:r>
     </w:p>
     <w:p>
@@ -6576,25 +5079,7 @@
           <w:sz w:val="24"/>
           <w:szCs w:val="24"/>
         </w:rPr>
-        <w:t xml:space="preserve">“Not everyone who says to </w:t>
-      </w:r>
-      <w:proofErr w:type="gramStart"/>
-      <w:r>
-        <w:rPr>
-          <w:rFonts w:ascii="Times New Roman" w:eastAsia="Times New Roman" w:hAnsi="Times New Roman" w:cs="Times New Roman"/>
-          <w:sz w:val="24"/>
-          <w:szCs w:val="24"/>
-        </w:rPr>
-        <w:t>me, ‘</w:t>
-      </w:r>
-      <w:proofErr w:type="gramEnd"/>
-      <w:r>
-        <w:rPr>
-          <w:rFonts w:ascii="Times New Roman" w:eastAsia="Times New Roman" w:hAnsi="Times New Roman" w:cs="Times New Roman"/>
-          <w:sz w:val="24"/>
-          <w:szCs w:val="24"/>
-        </w:rPr>
-        <w:t>Lord, Lord,’</w:t>
+        <w:t>“Not everyone who says to me, ‘Lord, Lord,’</w:t>
       </w:r>
     </w:p>
     <w:p>
@@ -6679,18 +5164,8 @@
           <w:sz w:val="24"/>
           <w:szCs w:val="24"/>
         </w:rPr>
-        <w:t xml:space="preserve">the words of a </w:t>
-      </w:r>
-      <w:proofErr w:type="gramStart"/>
-      <w:r>
-        <w:rPr>
-          <w:rFonts w:ascii="Times New Roman" w:eastAsia="Times New Roman" w:hAnsi="Times New Roman" w:cs="Times New Roman"/>
-          <w:sz w:val="24"/>
-          <w:szCs w:val="24"/>
-        </w:rPr>
-        <w:t>book;</w:t>
-      </w:r>
-      <w:proofErr w:type="gramEnd"/>
+        <w:t>the words of a book;</w:t>
+      </w:r>
     </w:p>
     <w:p>
       <w:pPr>
@@ -6961,18 +5436,8 @@
           <w:sz w:val="24"/>
           <w:szCs w:val="24"/>
         </w:rPr>
-        <w:t xml:space="preserve">every mountain and hill shall be made </w:t>
-      </w:r>
-      <w:proofErr w:type="gramStart"/>
-      <w:r>
-        <w:rPr>
-          <w:rFonts w:ascii="Times New Roman" w:eastAsia="Times New Roman" w:hAnsi="Times New Roman" w:cs="Times New Roman"/>
-          <w:sz w:val="24"/>
-          <w:szCs w:val="24"/>
-        </w:rPr>
-        <w:t>low;</w:t>
-      </w:r>
-      <w:proofErr w:type="gramEnd"/>
+        <w:t>every mountain and hill shall be made low;</w:t>
+      </w:r>
     </w:p>
     <w:p>
       <w:pPr>
@@ -7023,25 +5488,7 @@
           <w:sz w:val="24"/>
           <w:szCs w:val="24"/>
         </w:rPr>
-        <w:t xml:space="preserve">*12/11-Today is the feast day of St. Damascus. Damasus started as a deacon in his father’s </w:t>
-      </w:r>
-      <w:proofErr w:type="gramStart"/>
-      <w:r>
-        <w:rPr>
-          <w:rFonts w:ascii="Times New Roman" w:eastAsia="Times New Roman" w:hAnsi="Times New Roman" w:cs="Times New Roman"/>
-          <w:sz w:val="24"/>
-          <w:szCs w:val="24"/>
-        </w:rPr>
-        <w:t>church, and</w:t>
-      </w:r>
-      <w:proofErr w:type="gramEnd"/>
-      <w:r>
-        <w:rPr>
-          <w:rFonts w:ascii="Times New Roman" w:eastAsia="Times New Roman" w:hAnsi="Times New Roman" w:cs="Times New Roman"/>
-          <w:sz w:val="24"/>
-          <w:szCs w:val="24"/>
-        </w:rPr>
-        <w:t xml:space="preserve"> served as a priest in what later became the basilica of San Lorenzo in Rome. He is the patron Saint of archeologists.</w:t>
+        <w:t>*12/11-Today is the feast day of St. Damascus. Damasus started as a deacon in his father’s church, and served as a priest in what later became the basilica of San Lorenzo in Rome. He is the patron Saint of archeologists.</w:t>
       </w:r>
     </w:p>
     <w:p>
@@ -7075,25 +5522,7 @@
           <w:sz w:val="24"/>
           <w:szCs w:val="24"/>
         </w:rPr>
-        <w:t xml:space="preserve">*12/13-Today is the </w:t>
-      </w:r>
-      <w:proofErr w:type="gramStart"/>
-      <w:r>
-        <w:rPr>
-          <w:rFonts w:ascii="Times New Roman" w:eastAsia="Times New Roman" w:hAnsi="Times New Roman" w:cs="Times New Roman"/>
-          <w:sz w:val="24"/>
-          <w:szCs w:val="24"/>
-        </w:rPr>
-        <w:t>Feast day</w:t>
-      </w:r>
-      <w:proofErr w:type="gramEnd"/>
-      <w:r>
-        <w:rPr>
-          <w:rFonts w:ascii="Times New Roman" w:eastAsia="Times New Roman" w:hAnsi="Times New Roman" w:cs="Times New Roman"/>
-          <w:sz w:val="24"/>
-          <w:szCs w:val="24"/>
-        </w:rPr>
-        <w:t xml:space="preserve"> of St. Lucy. </w:t>
+        <w:t xml:space="preserve">*12/13-Today is the Feast day of St. Lucy. </w:t>
       </w:r>
       <w:r>
         <w:rPr>
@@ -7153,25 +5582,7 @@
           <w:sz w:val="24"/>
           <w:szCs w:val="24"/>
         </w:rPr>
-        <w:t xml:space="preserve">*12/15-Today is the feast day of Saint Mary di Rosa. Mary di Rosa was never afraid to open the door on a new opportunity to serve God, especially when she was unsure of what lay beyond. People who didn't know her well must have thought she was too frail and delicate for these </w:t>
-      </w:r>
-      <w:proofErr w:type="gramStart"/>
-      <w:r>
-        <w:rPr>
-          <w:rFonts w:ascii="Times New Roman" w:eastAsia="Times New Roman" w:hAnsi="Times New Roman" w:cs="Times New Roman"/>
-          <w:sz w:val="24"/>
-          <w:szCs w:val="24"/>
-        </w:rPr>
-        <w:t>ventures</w:t>
-      </w:r>
-      <w:proofErr w:type="gramEnd"/>
-      <w:r>
-        <w:rPr>
-          <w:rFonts w:ascii="Times New Roman" w:eastAsia="Times New Roman" w:hAnsi="Times New Roman" w:cs="Times New Roman"/>
-          <w:sz w:val="24"/>
-          <w:szCs w:val="24"/>
-        </w:rPr>
-        <w:t>, but she came armed not only with her faith but boundless energy, intelligence, and hunger to serve.</w:t>
+        <w:t>*12/15-Today is the feast day of Saint Mary di Rosa. Mary di Rosa was never afraid to open the door on a new opportunity to serve God, especially when she was unsure of what lay beyond. People who didn't know her well must have thought she was too frail and delicate for these ventures, but she came armed not only with her faith but boundless energy, intelligence, and hunger to serve.</w:t>
       </w:r>
     </w:p>
     <w:p>
@@ -7205,79 +5616,41 @@
           <w:sz w:val="24"/>
           <w:szCs w:val="24"/>
         </w:rPr>
-        <w:t xml:space="preserve">Your ways, O LORD, make known to </w:t>
-      </w:r>
-      <w:proofErr w:type="gramStart"/>
-      <w:r>
-        <w:rPr>
-          <w:rFonts w:ascii="Times New Roman" w:eastAsia="Times New Roman" w:hAnsi="Times New Roman" w:cs="Times New Roman"/>
-          <w:sz w:val="24"/>
-          <w:szCs w:val="24"/>
-        </w:rPr>
-        <w:t>me;</w:t>
-      </w:r>
-      <w:proofErr w:type="gramEnd"/>
-    </w:p>
-    <w:p>
-      <w:pPr>
-        <w:rPr>
-          <w:rFonts w:ascii="Times New Roman" w:eastAsia="Times New Roman" w:hAnsi="Times New Roman" w:cs="Times New Roman"/>
-          <w:sz w:val="24"/>
-          <w:szCs w:val="24"/>
-        </w:rPr>
-      </w:pPr>
-      <w:proofErr w:type="gramStart"/>
-      <w:r>
-        <w:rPr>
-          <w:rFonts w:ascii="Times New Roman" w:eastAsia="Times New Roman" w:hAnsi="Times New Roman" w:cs="Times New Roman"/>
-          <w:sz w:val="24"/>
-          <w:szCs w:val="24"/>
-        </w:rPr>
-        <w:t>teach</w:t>
-      </w:r>
-      <w:proofErr w:type="gramEnd"/>
-      <w:r>
-        <w:rPr>
-          <w:rFonts w:ascii="Times New Roman" w:eastAsia="Times New Roman" w:hAnsi="Times New Roman" w:cs="Times New Roman"/>
-          <w:sz w:val="24"/>
-          <w:szCs w:val="24"/>
-        </w:rPr>
-        <w:t xml:space="preserve"> me your paths,</w:t>
-      </w:r>
-    </w:p>
-    <w:p>
-      <w:pPr>
-        <w:rPr>
-          <w:rFonts w:ascii="Times New Roman" w:eastAsia="Times New Roman" w:hAnsi="Times New Roman" w:cs="Times New Roman"/>
-          <w:sz w:val="24"/>
-          <w:szCs w:val="24"/>
-        </w:rPr>
-      </w:pPr>
-      <w:r>
-        <w:rPr>
-          <w:rFonts w:ascii="Times New Roman" w:eastAsia="Times New Roman" w:hAnsi="Times New Roman" w:cs="Times New Roman"/>
-          <w:sz w:val="24"/>
-          <w:szCs w:val="24"/>
-        </w:rPr>
-        <w:t xml:space="preserve">Guide me </w:t>
-      </w:r>
-      <w:proofErr w:type="gramStart"/>
-      <w:r>
-        <w:rPr>
-          <w:rFonts w:ascii="Times New Roman" w:eastAsia="Times New Roman" w:hAnsi="Times New Roman" w:cs="Times New Roman"/>
-          <w:sz w:val="24"/>
-          <w:szCs w:val="24"/>
-        </w:rPr>
-        <w:t>in</w:t>
-      </w:r>
-      <w:proofErr w:type="gramEnd"/>
-      <w:r>
-        <w:rPr>
-          <w:rFonts w:ascii="Times New Roman" w:eastAsia="Times New Roman" w:hAnsi="Times New Roman" w:cs="Times New Roman"/>
-          <w:sz w:val="24"/>
-          <w:szCs w:val="24"/>
-        </w:rPr>
-        <w:t xml:space="preserve"> your truth and teach me,</w:t>
+        <w:t>Your ways, O LORD, make known to me;</w:t>
+      </w:r>
+    </w:p>
+    <w:p>
+      <w:pPr>
+        <w:rPr>
+          <w:rFonts w:ascii="Times New Roman" w:eastAsia="Times New Roman" w:hAnsi="Times New Roman" w:cs="Times New Roman"/>
+          <w:sz w:val="24"/>
+          <w:szCs w:val="24"/>
+        </w:rPr>
+      </w:pPr>
+      <w:r>
+        <w:rPr>
+          <w:rFonts w:ascii="Times New Roman" w:eastAsia="Times New Roman" w:hAnsi="Times New Roman" w:cs="Times New Roman"/>
+          <w:sz w:val="24"/>
+          <w:szCs w:val="24"/>
+        </w:rPr>
+        <w:t>teach me your paths,</w:t>
+      </w:r>
+    </w:p>
+    <w:p>
+      <w:pPr>
+        <w:rPr>
+          <w:rFonts w:ascii="Times New Roman" w:eastAsia="Times New Roman" w:hAnsi="Times New Roman" w:cs="Times New Roman"/>
+          <w:sz w:val="24"/>
+          <w:szCs w:val="24"/>
+        </w:rPr>
+      </w:pPr>
+      <w:r>
+        <w:rPr>
+          <w:rFonts w:ascii="Times New Roman" w:eastAsia="Times New Roman" w:hAnsi="Times New Roman" w:cs="Times New Roman"/>
+          <w:sz w:val="24"/>
+          <w:szCs w:val="24"/>
+        </w:rPr>
+        <w:t>Guide me in your truth and teach me,</w:t>
       </w:r>
     </w:p>
     <w:p>
@@ -7407,23 +5780,13 @@
           <w:szCs w:val="24"/>
         </w:rPr>
       </w:pPr>
-      <w:proofErr w:type="gramStart"/>
-      <w:r>
-        <w:rPr>
-          <w:rFonts w:ascii="Times New Roman" w:eastAsia="Times New Roman" w:hAnsi="Times New Roman" w:cs="Times New Roman"/>
-          <w:sz w:val="24"/>
-          <w:szCs w:val="24"/>
-        </w:rPr>
-        <w:t>come</w:t>
-      </w:r>
-      <w:proofErr w:type="gramEnd"/>
-      <w:r>
-        <w:rPr>
-          <w:rFonts w:ascii="Times New Roman" w:eastAsia="Times New Roman" w:hAnsi="Times New Roman" w:cs="Times New Roman"/>
-          <w:sz w:val="24"/>
-          <w:szCs w:val="24"/>
-        </w:rPr>
-        <w:t xml:space="preserve"> to rescue us with your mighty power!</w:t>
+      <w:r>
+        <w:rPr>
+          <w:rFonts w:ascii="Times New Roman" w:eastAsia="Times New Roman" w:hAnsi="Times New Roman" w:cs="Times New Roman"/>
+          <w:sz w:val="24"/>
+          <w:szCs w:val="24"/>
+        </w:rPr>
+        <w:t>come to rescue us with your mighty power!</w:t>
       </w:r>
     </w:p>
     <w:p>
@@ -7519,23 +5882,13 @@
           <w:szCs w:val="24"/>
         </w:rPr>
       </w:pPr>
-      <w:proofErr w:type="gramStart"/>
-      <w:r>
-        <w:rPr>
-          <w:rFonts w:ascii="Times New Roman" w:eastAsia="Times New Roman" w:hAnsi="Times New Roman" w:cs="Times New Roman"/>
-          <w:sz w:val="24"/>
-          <w:szCs w:val="24"/>
-        </w:rPr>
-        <w:t>come</w:t>
-      </w:r>
-      <w:proofErr w:type="gramEnd"/>
-      <w:r>
-        <w:rPr>
-          <w:rFonts w:ascii="Times New Roman" w:eastAsia="Times New Roman" w:hAnsi="Times New Roman" w:cs="Times New Roman"/>
-          <w:sz w:val="24"/>
-          <w:szCs w:val="24"/>
-        </w:rPr>
-        <w:t xml:space="preserve"> and free the prisoners of darkness!</w:t>
+      <w:r>
+        <w:rPr>
+          <w:rFonts w:ascii="Times New Roman" w:eastAsia="Times New Roman" w:hAnsi="Times New Roman" w:cs="Times New Roman"/>
+          <w:sz w:val="24"/>
+          <w:szCs w:val="24"/>
+        </w:rPr>
+        <w:t>come and free the prisoners of darkness!</w:t>
       </w:r>
     </w:p>
     <w:p>
@@ -7706,25 +6059,7 @@
           <w:sz w:val="24"/>
           <w:szCs w:val="24"/>
         </w:rPr>
-        <w:t xml:space="preserve">This saint died in 1821 and is the first native born American to be canonized a saint.  She converted to the Catholic faith as a young woman and went on to </w:t>
-      </w:r>
-      <w:proofErr w:type="gramStart"/>
-      <w:r>
-        <w:rPr>
-          <w:rFonts w:ascii="Times New Roman" w:eastAsia="Times New Roman" w:hAnsi="Times New Roman" w:cs="Times New Roman"/>
-          <w:sz w:val="24"/>
-          <w:szCs w:val="24"/>
-        </w:rPr>
-        <w:t>found</w:t>
-      </w:r>
-      <w:proofErr w:type="gramEnd"/>
-      <w:r>
-        <w:rPr>
-          <w:rFonts w:ascii="Times New Roman" w:eastAsia="Times New Roman" w:hAnsi="Times New Roman" w:cs="Times New Roman"/>
-          <w:sz w:val="24"/>
-          <w:szCs w:val="24"/>
-        </w:rPr>
-        <w:t xml:space="preserve"> an order of religious women and opened the first free Catholic school in the city of Baltimore.  </w:t>
+        <w:t xml:space="preserve">This saint died in 1821 and is the first native born American to be canonized a saint.  She converted to the Catholic faith as a young woman and went on to found an order of religious women and opened the first free Catholic school in the city of Baltimore.  </w:t>
       </w:r>
     </w:p>
     <w:p>
@@ -7758,60 +6093,24 @@
           <w:sz w:val="24"/>
           <w:szCs w:val="24"/>
         </w:rPr>
-        <w:t xml:space="preserve">Nóy-men)- He </w:t>
-      </w:r>
-      <w:proofErr w:type="gramStart"/>
-      <w:r>
-        <w:rPr>
-          <w:rFonts w:ascii="Times New Roman" w:eastAsia="Times New Roman" w:hAnsi="Times New Roman" w:cs="Times New Roman"/>
-          <w:sz w:val="24"/>
-          <w:szCs w:val="24"/>
-        </w:rPr>
-        <w:t>is was</w:t>
-      </w:r>
-      <w:proofErr w:type="gramEnd"/>
-      <w:r>
-        <w:rPr>
-          <w:rFonts w:ascii="Times New Roman" w:eastAsia="Times New Roman" w:hAnsi="Times New Roman" w:cs="Times New Roman"/>
-          <w:sz w:val="24"/>
-          <w:szCs w:val="24"/>
-        </w:rPr>
-        <w:t xml:space="preserve"> a bishop of Philadelphia and the first American bishop to be canonized a saint.  </w:t>
-      </w:r>
-    </w:p>
-    <w:p>
-      <w:pPr>
-        <w:rPr>
-          <w:rFonts w:ascii="Times New Roman" w:eastAsia="Times New Roman" w:hAnsi="Times New Roman" w:cs="Times New Roman"/>
-          <w:sz w:val="24"/>
-          <w:szCs w:val="24"/>
-        </w:rPr>
-      </w:pPr>
-      <w:r>
-        <w:rPr>
-          <w:rFonts w:ascii="Times New Roman" w:eastAsia="Times New Roman" w:hAnsi="Times New Roman" w:cs="Times New Roman"/>
-          <w:sz w:val="24"/>
-          <w:szCs w:val="24"/>
-        </w:rPr>
-        <w:t xml:space="preserve">*1/6-Today is the Memorial of St. André Bessette.  This Canadian saint began his life as an </w:t>
-      </w:r>
-      <w:proofErr w:type="gramStart"/>
-      <w:r>
-        <w:rPr>
-          <w:rFonts w:ascii="Times New Roman" w:eastAsia="Times New Roman" w:hAnsi="Times New Roman" w:cs="Times New Roman"/>
-          <w:sz w:val="24"/>
-          <w:szCs w:val="24"/>
-        </w:rPr>
-        <w:t>orphan, yet</w:t>
-      </w:r>
-      <w:proofErr w:type="gramEnd"/>
-      <w:r>
-        <w:rPr>
-          <w:rFonts w:ascii="Times New Roman" w:eastAsia="Times New Roman" w:hAnsi="Times New Roman" w:cs="Times New Roman"/>
-          <w:sz w:val="24"/>
-          <w:szCs w:val="24"/>
-        </w:rPr>
-        <w:t xml:space="preserve"> went on to become a priest and was known as “The Miracle Man of Montreal.”  At his death in 1937, over one million people paid their respects at this tomb. </w:t>
+        <w:t xml:space="preserve">Nóy-men)- He is was a bishop of Philadelphia and the first American bishop to be canonized a saint.  </w:t>
+      </w:r>
+    </w:p>
+    <w:p>
+      <w:pPr>
+        <w:rPr>
+          <w:rFonts w:ascii="Times New Roman" w:eastAsia="Times New Roman" w:hAnsi="Times New Roman" w:cs="Times New Roman"/>
+          <w:sz w:val="24"/>
+          <w:szCs w:val="24"/>
+        </w:rPr>
+      </w:pPr>
+      <w:r>
+        <w:rPr>
+          <w:rFonts w:ascii="Times New Roman" w:eastAsia="Times New Roman" w:hAnsi="Times New Roman" w:cs="Times New Roman"/>
+          <w:sz w:val="24"/>
+          <w:szCs w:val="24"/>
+        </w:rPr>
+        <w:t xml:space="preserve">*1/6-Today is the Memorial of St. André Bessette.  This Canadian saint began his life as an orphan, yet went on to become a priest and was known as “The Miracle Man of Montreal.”  At his death in 1937, over one million people paid their respects at this tomb. </w:t>
       </w:r>
     </w:p>
     <w:p>
@@ -7856,23 +6155,13 @@
           <w:szCs w:val="24"/>
         </w:rPr>
       </w:pPr>
-      <w:proofErr w:type="gramStart"/>
-      <w:r>
-        <w:rPr>
-          <w:rFonts w:ascii="Times New Roman" w:eastAsia="Times New Roman" w:hAnsi="Times New Roman" w:cs="Times New Roman"/>
-          <w:sz w:val="24"/>
-          <w:szCs w:val="24"/>
-        </w:rPr>
-        <w:t>we</w:t>
-      </w:r>
-      <w:proofErr w:type="gramEnd"/>
-      <w:r>
-        <w:rPr>
-          <w:rFonts w:ascii="Times New Roman" w:eastAsia="Times New Roman" w:hAnsi="Times New Roman" w:cs="Times New Roman"/>
-          <w:sz w:val="24"/>
-          <w:szCs w:val="24"/>
-        </w:rPr>
-        <w:t xml:space="preserve"> also must love one another.</w:t>
+      <w:r>
+        <w:rPr>
+          <w:rFonts w:ascii="Times New Roman" w:eastAsia="Times New Roman" w:hAnsi="Times New Roman" w:cs="Times New Roman"/>
+          <w:sz w:val="24"/>
+          <w:szCs w:val="24"/>
+        </w:rPr>
+        <w:t>we also must love one another.</w:t>
       </w:r>
     </w:p>
     <w:p>
@@ -8083,25 +6372,7 @@
           <w:sz w:val="24"/>
           <w:szCs w:val="24"/>
         </w:rPr>
-        <w:t xml:space="preserve"> century saint defended the </w:t>
-      </w:r>
-      <w:proofErr w:type="gramStart"/>
-      <w:r>
-        <w:rPr>
-          <w:rFonts w:ascii="Times New Roman" w:eastAsia="Times New Roman" w:hAnsi="Times New Roman" w:cs="Times New Roman"/>
-          <w:sz w:val="24"/>
-          <w:szCs w:val="24"/>
-        </w:rPr>
-        <w:t>true identity</w:t>
-      </w:r>
-      <w:proofErr w:type="gramEnd"/>
-      <w:r>
-        <w:rPr>
-          <w:rFonts w:ascii="Times New Roman" w:eastAsia="Times New Roman" w:hAnsi="Times New Roman" w:cs="Times New Roman"/>
-          <w:sz w:val="24"/>
-          <w:szCs w:val="24"/>
-        </w:rPr>
-        <w:t xml:space="preserve"> of Jesus Christ against heretics and was a bishop in France.  He died around the year 367.   </w:t>
+        <w:t xml:space="preserve"> century saint defended the true identity of Jesus Christ against heretics and was a bishop in France.  He died around the year 367.   </w:t>
       </w:r>
     </w:p>
     <w:p>
@@ -8170,71 +6441,25 @@
           <w:sz w:val="24"/>
           <w:szCs w:val="24"/>
         </w:rPr>
-        <w:t xml:space="preserve">            and he </w:t>
-      </w:r>
-      <w:proofErr w:type="gramStart"/>
-      <w:r>
-        <w:rPr>
-          <w:rFonts w:ascii="Times New Roman" w:eastAsia="Times New Roman" w:hAnsi="Times New Roman" w:cs="Times New Roman"/>
-          <w:sz w:val="24"/>
-          <w:szCs w:val="24"/>
-        </w:rPr>
-        <w:t>stooped</w:t>
-      </w:r>
-      <w:proofErr w:type="gramEnd"/>
-      <w:r>
-        <w:rPr>
-          <w:rFonts w:ascii="Times New Roman" w:eastAsia="Times New Roman" w:hAnsi="Times New Roman" w:cs="Times New Roman"/>
-          <w:sz w:val="24"/>
-          <w:szCs w:val="24"/>
-        </w:rPr>
-        <w:t xml:space="preserve"> toward me and heard </w:t>
-      </w:r>
-      <w:proofErr w:type="gramStart"/>
-      <w:r>
-        <w:rPr>
-          <w:rFonts w:ascii="Times New Roman" w:eastAsia="Times New Roman" w:hAnsi="Times New Roman" w:cs="Times New Roman"/>
-          <w:sz w:val="24"/>
-          <w:szCs w:val="24"/>
-        </w:rPr>
-        <w:t>my</w:t>
-      </w:r>
-      <w:proofErr w:type="gramEnd"/>
-      <w:r>
-        <w:rPr>
-          <w:rFonts w:ascii="Times New Roman" w:eastAsia="Times New Roman" w:hAnsi="Times New Roman" w:cs="Times New Roman"/>
-          <w:sz w:val="24"/>
-          <w:szCs w:val="24"/>
-        </w:rPr>
-        <w:t xml:space="preserve"> cry.</w:t>
-      </w:r>
-    </w:p>
-    <w:p>
-      <w:pPr>
-        <w:rPr>
-          <w:rFonts w:ascii="Times New Roman" w:eastAsia="Times New Roman" w:hAnsi="Times New Roman" w:cs="Times New Roman"/>
-          <w:sz w:val="24"/>
-          <w:szCs w:val="24"/>
-        </w:rPr>
-      </w:pPr>
-      <w:r>
-        <w:rPr>
-          <w:rFonts w:ascii="Times New Roman" w:eastAsia="Times New Roman" w:hAnsi="Times New Roman" w:cs="Times New Roman"/>
-          <w:sz w:val="24"/>
-          <w:szCs w:val="24"/>
-        </w:rPr>
-        <w:t xml:space="preserve">Blessed the man who makes the LORD his </w:t>
-      </w:r>
-      <w:proofErr w:type="gramStart"/>
-      <w:r>
-        <w:rPr>
-          <w:rFonts w:ascii="Times New Roman" w:eastAsia="Times New Roman" w:hAnsi="Times New Roman" w:cs="Times New Roman"/>
-          <w:sz w:val="24"/>
-          <w:szCs w:val="24"/>
-        </w:rPr>
-        <w:t>trust;</w:t>
-      </w:r>
-      <w:proofErr w:type="gramEnd"/>
+        <w:t xml:space="preserve">            and he stooped toward me and heard my cry.</w:t>
+      </w:r>
+    </w:p>
+    <w:p>
+      <w:pPr>
+        <w:rPr>
+          <w:rFonts w:ascii="Times New Roman" w:eastAsia="Times New Roman" w:hAnsi="Times New Roman" w:cs="Times New Roman"/>
+          <w:sz w:val="24"/>
+          <w:szCs w:val="24"/>
+        </w:rPr>
+      </w:pPr>
+      <w:r>
+        <w:rPr>
+          <w:rFonts w:ascii="Times New Roman" w:eastAsia="Times New Roman" w:hAnsi="Times New Roman" w:cs="Times New Roman"/>
+          <w:sz w:val="24"/>
+          <w:szCs w:val="24"/>
+        </w:rPr>
+        <w:t>Blessed the man who makes the LORD his trust;</w:t>
+      </w:r>
     </w:p>
     <w:p>
       <w:pPr>
@@ -8301,25 +6526,7 @@
           <w:sz w:val="24"/>
           <w:szCs w:val="24"/>
         </w:rPr>
-        <w:t xml:space="preserve">A leper came to him and </w:t>
-      </w:r>
-      <w:proofErr w:type="gramStart"/>
-      <w:r>
-        <w:rPr>
-          <w:rFonts w:ascii="Times New Roman" w:eastAsia="Times New Roman" w:hAnsi="Times New Roman" w:cs="Times New Roman"/>
-          <w:sz w:val="24"/>
-          <w:szCs w:val="24"/>
-        </w:rPr>
-        <w:t>kneeling down</w:t>
-      </w:r>
-      <w:proofErr w:type="gramEnd"/>
-      <w:r>
-        <w:rPr>
-          <w:rFonts w:ascii="Times New Roman" w:eastAsia="Times New Roman" w:hAnsi="Times New Roman" w:cs="Times New Roman"/>
-          <w:sz w:val="24"/>
-          <w:szCs w:val="24"/>
-        </w:rPr>
-        <w:t xml:space="preserve"> begged him and said,</w:t>
+        <w:t>A leper came to him and kneeling down begged him and said,</w:t>
       </w:r>
     </w:p>
     <w:p>
@@ -8347,23 +6554,13 @@
           <w:szCs w:val="24"/>
         </w:rPr>
       </w:pPr>
-      <w:proofErr w:type="gramStart"/>
-      <w:r>
-        <w:rPr>
-          <w:rFonts w:ascii="Times New Roman" w:eastAsia="Times New Roman" w:hAnsi="Times New Roman" w:cs="Times New Roman"/>
-          <w:sz w:val="24"/>
-          <w:szCs w:val="24"/>
-        </w:rPr>
-        <w:t>Moved</w:t>
-      </w:r>
-      <w:proofErr w:type="gramEnd"/>
-      <w:r>
-        <w:rPr>
-          <w:rFonts w:ascii="Times New Roman" w:eastAsia="Times New Roman" w:hAnsi="Times New Roman" w:cs="Times New Roman"/>
-          <w:sz w:val="24"/>
-          <w:szCs w:val="24"/>
-        </w:rPr>
-        <w:t xml:space="preserve"> with pity, he stretched out his hand,</w:t>
+      <w:r>
+        <w:rPr>
+          <w:rFonts w:ascii="Times New Roman" w:eastAsia="Times New Roman" w:hAnsi="Times New Roman" w:cs="Times New Roman"/>
+          <w:sz w:val="24"/>
+          <w:szCs w:val="24"/>
+        </w:rPr>
+        <w:t>Moved with pity, he stretched out his hand,</w:t>
       </w:r>
     </w:p>
     <w:p>
@@ -8431,25 +6628,7 @@
           <w:sz w:val="24"/>
           <w:szCs w:val="24"/>
         </w:rPr>
-        <w:t xml:space="preserve">*1/16-From Psalm 106 we hear “How blessed are those who keep justice, </w:t>
-      </w:r>
-      <w:proofErr w:type="gramStart"/>
-      <w:r>
-        <w:rPr>
-          <w:rFonts w:ascii="Times New Roman" w:eastAsia="Times New Roman" w:hAnsi="Times New Roman" w:cs="Times New Roman"/>
-          <w:sz w:val="24"/>
-          <w:szCs w:val="24"/>
-        </w:rPr>
-        <w:t>Who</w:t>
-      </w:r>
-      <w:proofErr w:type="gramEnd"/>
-      <w:r>
-        <w:rPr>
-          <w:rFonts w:ascii="Times New Roman" w:eastAsia="Times New Roman" w:hAnsi="Times New Roman" w:cs="Times New Roman"/>
-          <w:sz w:val="24"/>
-          <w:szCs w:val="24"/>
-        </w:rPr>
-        <w:t xml:space="preserve"> practice righteousness at all times.”</w:t>
+        <w:t>*1/16-From Psalm 106 we hear “How blessed are those who keep justice, Who practice righteousness at all times.”</w:t>
       </w:r>
     </w:p>
     <w:p>
@@ -8566,25 +6745,7 @@
           <w:sz w:val="24"/>
           <w:szCs w:val="24"/>
         </w:rPr>
-        <w:t xml:space="preserve"> century saint was born into a noble family in Rome. She was happily married and had five children.  After the death of her husband, she devoted herself to the </w:t>
-      </w:r>
-      <w:proofErr w:type="gramStart"/>
-      <w:r>
-        <w:rPr>
-          <w:rFonts w:ascii="Times New Roman" w:eastAsia="Times New Roman" w:hAnsi="Times New Roman" w:cs="Times New Roman"/>
-          <w:sz w:val="24"/>
-          <w:szCs w:val="24"/>
-        </w:rPr>
-        <w:t>poor, and</w:t>
-      </w:r>
-      <w:proofErr w:type="gramEnd"/>
-      <w:r>
-        <w:rPr>
-          <w:rFonts w:ascii="Times New Roman" w:eastAsia="Times New Roman" w:hAnsi="Times New Roman" w:cs="Times New Roman"/>
-          <w:sz w:val="24"/>
-          <w:szCs w:val="24"/>
-        </w:rPr>
-        <w:t xml:space="preserve"> eventually worked as the assistant to St. Jerome in the Holy Land.  She is the patroness of widows.   </w:t>
+        <w:t xml:space="preserve"> century saint was born into a noble family in Rome. She was happily married and had five children.  After the death of her husband, she devoted herself to the poor, and eventually worked as the assistant to St. Jerome in the Holy Land.  She is the patroness of widows.   </w:t>
       </w:r>
     </w:p>
     <w:p>
@@ -8635,18 +6796,8 @@
           <w:sz w:val="24"/>
           <w:szCs w:val="24"/>
         </w:rPr>
-        <w:t xml:space="preserve">that we may know what </w:t>
-      </w:r>
-      <w:proofErr w:type="gramStart"/>
-      <w:r>
-        <w:rPr>
-          <w:rFonts w:ascii="Times New Roman" w:eastAsia="Times New Roman" w:hAnsi="Times New Roman" w:cs="Times New Roman"/>
-          <w:sz w:val="24"/>
-          <w:szCs w:val="24"/>
-        </w:rPr>
-        <w:t>is the hope</w:t>
-      </w:r>
-      <w:proofErr w:type="gramEnd"/>
+        <w:t>that we may know what is the hope</w:t>
+      </w:r>
     </w:p>
     <w:p>
       <w:pPr>
@@ -8690,23 +6841,13 @@
           <w:szCs w:val="24"/>
         </w:rPr>
       </w:pPr>
-      <w:proofErr w:type="gramStart"/>
-      <w:r>
-        <w:rPr>
-          <w:rFonts w:ascii="Times New Roman" w:eastAsia="Times New Roman" w:hAnsi="Times New Roman" w:cs="Times New Roman"/>
-          <w:sz w:val="24"/>
-          <w:szCs w:val="24"/>
-        </w:rPr>
-        <w:t>*1/22-today</w:t>
-      </w:r>
-      <w:proofErr w:type="gramEnd"/>
-      <w:r>
-        <w:rPr>
-          <w:rFonts w:ascii="Times New Roman" w:eastAsia="Times New Roman" w:hAnsi="Times New Roman" w:cs="Times New Roman"/>
-          <w:sz w:val="24"/>
-          <w:szCs w:val="24"/>
-        </w:rPr>
-        <w:t xml:space="preserve"> is the anniversary of the 1973 Supreme Court Decision of </w:t>
+      <w:r>
+        <w:rPr>
+          <w:rFonts w:ascii="Times New Roman" w:eastAsia="Times New Roman" w:hAnsi="Times New Roman" w:cs="Times New Roman"/>
+          <w:sz w:val="24"/>
+          <w:szCs w:val="24"/>
+        </w:rPr>
+        <w:t xml:space="preserve">*1/22-today is the anniversary of the 1973 Supreme Court Decision of </w:t>
       </w:r>
       <w:r>
         <w:rPr>
@@ -8732,78 +6873,24 @@
           <w:szCs w:val="24"/>
         </w:rPr>
         <w:lastRenderedPageBreak/>
-        <w:t xml:space="preserve">the Legal Protection of Unborn Children. Let us listen to the Word of God.  From the Prophet Jeremiah we hear, “Before I formed you in the womb I knew you, and before you were </w:t>
-      </w:r>
-      <w:proofErr w:type="gramStart"/>
-      <w:r>
-        <w:rPr>
-          <w:rFonts w:ascii="Times New Roman" w:eastAsia="Times New Roman" w:hAnsi="Times New Roman" w:cs="Times New Roman"/>
-          <w:sz w:val="24"/>
-          <w:szCs w:val="24"/>
-        </w:rPr>
-        <w:t>born</w:t>
-      </w:r>
-      <w:proofErr w:type="gramEnd"/>
-      <w:r>
-        <w:rPr>
-          <w:rFonts w:ascii="Times New Roman" w:eastAsia="Times New Roman" w:hAnsi="Times New Roman" w:cs="Times New Roman"/>
-          <w:sz w:val="24"/>
-          <w:szCs w:val="24"/>
-        </w:rPr>
-        <w:t xml:space="preserve"> I consecrated you; I appointed you a prophet to the nations.” </w:t>
-      </w:r>
-    </w:p>
-    <w:p>
-      <w:pPr>
-        <w:rPr>
-          <w:rFonts w:ascii="Times New Roman" w:eastAsia="Times New Roman" w:hAnsi="Times New Roman" w:cs="Times New Roman"/>
-          <w:sz w:val="24"/>
-          <w:szCs w:val="24"/>
-        </w:rPr>
-      </w:pPr>
-      <w:r>
-        <w:rPr>
-          <w:rFonts w:ascii="Times New Roman" w:eastAsia="Times New Roman" w:hAnsi="Times New Roman" w:cs="Times New Roman"/>
-          <w:sz w:val="24"/>
-          <w:szCs w:val="24"/>
-        </w:rPr>
-        <w:t xml:space="preserve">*1/23-Today is the feast day of Saint Marianne Cope. Responding to a call to care for the poor and sick, she devoted 35 years to caring for those afflicted with Hansen’s disease in Hawaii. On Oct. 21, </w:t>
-      </w:r>
-      <w:proofErr w:type="gramStart"/>
-      <w:r>
-        <w:rPr>
-          <w:rFonts w:ascii="Times New Roman" w:eastAsia="Times New Roman" w:hAnsi="Times New Roman" w:cs="Times New Roman"/>
-          <w:sz w:val="24"/>
-          <w:szCs w:val="24"/>
-        </w:rPr>
-        <w:t>2012</w:t>
-      </w:r>
-      <w:proofErr w:type="gramEnd"/>
-      <w:r>
-        <w:rPr>
-          <w:rFonts w:ascii="Times New Roman" w:eastAsia="Times New Roman" w:hAnsi="Times New Roman" w:cs="Times New Roman"/>
-          <w:sz w:val="24"/>
-          <w:szCs w:val="24"/>
-        </w:rPr>
-        <w:t xml:space="preserve"> Mother Marianne was </w:t>
-      </w:r>
-      <w:proofErr w:type="gramStart"/>
-      <w:r>
-        <w:rPr>
-          <w:rFonts w:ascii="Times New Roman" w:eastAsia="Times New Roman" w:hAnsi="Times New Roman" w:cs="Times New Roman"/>
-          <w:sz w:val="24"/>
-          <w:szCs w:val="24"/>
-        </w:rPr>
-        <w:t>canonized</w:t>
-      </w:r>
-      <w:proofErr w:type="gramEnd"/>
-      <w:r>
-        <w:rPr>
-          <w:rFonts w:ascii="Times New Roman" w:eastAsia="Times New Roman" w:hAnsi="Times New Roman" w:cs="Times New Roman"/>
-          <w:sz w:val="24"/>
-          <w:szCs w:val="24"/>
-        </w:rPr>
-        <w:t xml:space="preserve"> a saint. She is the first Franciscan woman from North America to be canonized, and only the 11th American saint.</w:t>
+        <w:t xml:space="preserve">the Legal Protection of Unborn Children. Let us listen to the Word of God.  From the Prophet Jeremiah we hear, “Before I formed you in the womb I knew you, and before you were born I consecrated you; I appointed you a prophet to the nations.” </w:t>
+      </w:r>
+    </w:p>
+    <w:p>
+      <w:pPr>
+        <w:rPr>
+          <w:rFonts w:ascii="Times New Roman" w:eastAsia="Times New Roman" w:hAnsi="Times New Roman" w:cs="Times New Roman"/>
+          <w:sz w:val="24"/>
+          <w:szCs w:val="24"/>
+        </w:rPr>
+      </w:pPr>
+      <w:r>
+        <w:rPr>
+          <w:rFonts w:ascii="Times New Roman" w:eastAsia="Times New Roman" w:hAnsi="Times New Roman" w:cs="Times New Roman"/>
+          <w:sz w:val="24"/>
+          <w:szCs w:val="24"/>
+        </w:rPr>
+        <w:t>*1/23-Today is the feast day of Saint Marianne Cope. Responding to a call to care for the poor and sick, she devoted 35 years to caring for those afflicted with Hansen’s disease in Hawaii. On Oct. 21, 2012 Mother Marianne was canonized a saint. She is the first Franciscan woman from North America to be canonized, and only the 11th American saint.</w:t>
       </w:r>
     </w:p>
     <w:p>
@@ -8951,52 +7038,24 @@
           <w:sz w:val="24"/>
           <w:szCs w:val="24"/>
         </w:rPr>
-        <w:t xml:space="preserve">Lift up, O gates, your </w:t>
-      </w:r>
-      <w:proofErr w:type="gramStart"/>
-      <w:r>
-        <w:rPr>
-          <w:rFonts w:ascii="Times New Roman" w:eastAsia="Times New Roman" w:hAnsi="Times New Roman" w:cs="Times New Roman"/>
-          <w:sz w:val="24"/>
-          <w:szCs w:val="24"/>
-        </w:rPr>
-        <w:t>lintels;</w:t>
-      </w:r>
-      <w:proofErr w:type="gramEnd"/>
-    </w:p>
-    <w:p>
-      <w:pPr>
-        <w:rPr>
-          <w:rFonts w:ascii="Times New Roman" w:eastAsia="Times New Roman" w:hAnsi="Times New Roman" w:cs="Times New Roman"/>
-          <w:sz w:val="24"/>
-          <w:szCs w:val="24"/>
-        </w:rPr>
-      </w:pPr>
-      <w:r>
-        <w:rPr>
-          <w:rFonts w:ascii="Times New Roman" w:eastAsia="Times New Roman" w:hAnsi="Times New Roman" w:cs="Times New Roman"/>
-          <w:sz w:val="24"/>
-          <w:szCs w:val="24"/>
-        </w:rPr>
-        <w:t xml:space="preserve">reach up, </w:t>
-      </w:r>
-      <w:proofErr w:type="gramStart"/>
-      <w:r>
-        <w:rPr>
-          <w:rFonts w:ascii="Times New Roman" w:eastAsia="Times New Roman" w:hAnsi="Times New Roman" w:cs="Times New Roman"/>
-          <w:sz w:val="24"/>
-          <w:szCs w:val="24"/>
-        </w:rPr>
-        <w:t>you</w:t>
-      </w:r>
-      <w:proofErr w:type="gramEnd"/>
-      <w:r>
-        <w:rPr>
-          <w:rFonts w:ascii="Times New Roman" w:eastAsia="Times New Roman" w:hAnsi="Times New Roman" w:cs="Times New Roman"/>
-          <w:sz w:val="24"/>
-          <w:szCs w:val="24"/>
-        </w:rPr>
-        <w:t xml:space="preserve"> ancient portals,</w:t>
+        <w:t>Lift up, O gates, your lintels;</w:t>
+      </w:r>
+    </w:p>
+    <w:p>
+      <w:pPr>
+        <w:rPr>
+          <w:rFonts w:ascii="Times New Roman" w:eastAsia="Times New Roman" w:hAnsi="Times New Roman" w:cs="Times New Roman"/>
+          <w:sz w:val="24"/>
+          <w:szCs w:val="24"/>
+        </w:rPr>
+      </w:pPr>
+      <w:r>
+        <w:rPr>
+          <w:rFonts w:ascii="Times New Roman" w:eastAsia="Times New Roman" w:hAnsi="Times New Roman" w:cs="Times New Roman"/>
+          <w:sz w:val="24"/>
+          <w:szCs w:val="24"/>
+        </w:rPr>
+        <w:t>reach up, you ancient portals,</w:t>
       </w:r>
     </w:p>
     <w:p>
@@ -9132,18 +7191,8 @@
           <w:sz w:val="24"/>
           <w:szCs w:val="24"/>
         </w:rPr>
-        <w:t xml:space="preserve">Have mercy on me, O God, in your </w:t>
-      </w:r>
-      <w:proofErr w:type="gramStart"/>
-      <w:r>
-        <w:rPr>
-          <w:rFonts w:ascii="Times New Roman" w:eastAsia="Times New Roman" w:hAnsi="Times New Roman" w:cs="Times New Roman"/>
-          <w:sz w:val="24"/>
-          <w:szCs w:val="24"/>
-        </w:rPr>
-        <w:t>goodness;</w:t>
-      </w:r>
-      <w:proofErr w:type="gramEnd"/>
+        <w:t>Have mercy on me, O God, in your goodness;</w:t>
+      </w:r>
     </w:p>
     <w:p>
       <w:pPr>
@@ -9365,18 +7414,8 @@
           <w:sz w:val="24"/>
           <w:szCs w:val="24"/>
         </w:rPr>
-        <w:t xml:space="preserve">*2/4-My sheep hear my voice, says the </w:t>
-      </w:r>
-      <w:proofErr w:type="gramStart"/>
-      <w:r>
-        <w:rPr>
-          <w:rFonts w:ascii="Times New Roman" w:eastAsia="Times New Roman" w:hAnsi="Times New Roman" w:cs="Times New Roman"/>
-          <w:sz w:val="24"/>
-          <w:szCs w:val="24"/>
-        </w:rPr>
-        <w:t>Lord;</w:t>
-      </w:r>
-      <w:proofErr w:type="gramEnd"/>
+        <w:t>*2/4-My sheep hear my voice, says the Lord;</w:t>
+      </w:r>
     </w:p>
     <w:p>
       <w:pPr>
@@ -9472,27 +7511,7 @@
           <w:szCs w:val="24"/>
           <w:highlight w:val="white"/>
         </w:rPr>
-        <w:t xml:space="preserve"> to the gods, she was tortured by the governor and ordered executed. On the way to the place of execution, she met a young lawyer, Theophilus, who mockingly asked her to send him </w:t>
-      </w:r>
-      <w:proofErr w:type="gramStart"/>
-      <w:r>
-        <w:rPr>
-          <w:rFonts w:ascii="Times New Roman" w:eastAsia="Times New Roman" w:hAnsi="Times New Roman" w:cs="Times New Roman"/>
-          <w:sz w:val="24"/>
-          <w:szCs w:val="24"/>
-          <w:highlight w:val="white"/>
-        </w:rPr>
-        <w:t>fruits</w:t>
-      </w:r>
-      <w:proofErr w:type="gramEnd"/>
-      <w:r>
-        <w:rPr>
-          <w:rFonts w:ascii="Times New Roman" w:eastAsia="Times New Roman" w:hAnsi="Times New Roman" w:cs="Times New Roman"/>
-          <w:sz w:val="24"/>
-          <w:szCs w:val="24"/>
-          <w:highlight w:val="white"/>
-        </w:rPr>
-        <w:t xml:space="preserve"> from "the garden" she had joyously announced she would soon be in. When she knelt for her execution, she prayed, and an </w:t>
+        <w:t xml:space="preserve"> to the gods, she was tortured by the governor and ordered executed. On the way to the place of execution, she met a young lawyer, Theophilus, who mockingly asked her to send him fruits from "the garden" she had joyously announced she would soon be in. When she knelt for her execution, she prayed, and an </w:t>
       </w:r>
       <w:hyperlink r:id="rId15">
         <w:r>
@@ -9743,34 +7762,15 @@
           <w:sz w:val="24"/>
           <w:szCs w:val="24"/>
         </w:rPr>
-        <w:t>-</w:t>
-      </w:r>
-      <w:proofErr w:type="gramStart"/>
-      <w:r>
-        <w:rPr>
-          <w:rFonts w:ascii="Times New Roman" w:eastAsia="Times New Roman" w:hAnsi="Times New Roman" w:cs="Times New Roman"/>
-          <w:i/>
-          <w:sz w:val="24"/>
-          <w:szCs w:val="24"/>
-        </w:rPr>
-        <w:t>ca)</w:t>
-      </w:r>
-      <w:r>
-        <w:rPr>
-          <w:rFonts w:ascii="Times New Roman" w:eastAsia="Times New Roman" w:hAnsi="Times New Roman" w:cs="Times New Roman"/>
-          <w:sz w:val="24"/>
-          <w:szCs w:val="24"/>
-        </w:rPr>
-        <w:t xml:space="preserve">  This</w:t>
-      </w:r>
-      <w:proofErr w:type="gramEnd"/>
-      <w:r>
-        <w:rPr>
-          <w:rFonts w:ascii="Times New Roman" w:eastAsia="Times New Roman" w:hAnsi="Times New Roman" w:cs="Times New Roman"/>
-          <w:sz w:val="24"/>
-          <w:szCs w:val="24"/>
-        </w:rPr>
-        <w:t xml:space="preserve"> virgin was the sister of St. Benedict, and is the patroness of Benedictine convents.</w:t>
+        <w:t>-ca)</w:t>
+      </w:r>
+      <w:r>
+        <w:rPr>
+          <w:rFonts w:ascii="Times New Roman" w:eastAsia="Times New Roman" w:hAnsi="Times New Roman" w:cs="Times New Roman"/>
+          <w:sz w:val="24"/>
+          <w:szCs w:val="24"/>
+        </w:rPr>
+        <w:t xml:space="preserve">  This virgin was the sister of St. Benedict, and is the patroness of Benedictine convents.</w:t>
       </w:r>
     </w:p>
     <w:p>
@@ -9839,25 +7839,7 @@
           <w:sz w:val="24"/>
           <w:szCs w:val="24"/>
         </w:rPr>
-        <w:t xml:space="preserve">and </w:t>
-      </w:r>
-      <w:proofErr w:type="gramStart"/>
-      <w:r>
-        <w:rPr>
-          <w:rFonts w:ascii="Times New Roman" w:eastAsia="Times New Roman" w:hAnsi="Times New Roman" w:cs="Times New Roman"/>
-          <w:sz w:val="24"/>
-          <w:szCs w:val="24"/>
-        </w:rPr>
-        <w:t>is able to</w:t>
-      </w:r>
-      <w:proofErr w:type="gramEnd"/>
-      <w:r>
-        <w:rPr>
-          <w:rFonts w:ascii="Times New Roman" w:eastAsia="Times New Roman" w:hAnsi="Times New Roman" w:cs="Times New Roman"/>
-          <w:sz w:val="24"/>
-          <w:szCs w:val="24"/>
-        </w:rPr>
-        <w:t xml:space="preserve"> save your souls.</w:t>
+        <w:t>and is able to save your souls.</w:t>
       </w:r>
     </w:p>
     <w:p>
@@ -9960,8 +7942,428 @@
           <w:sz w:val="24"/>
           <w:szCs w:val="24"/>
         </w:rPr>
-        <w:t xml:space="preserve">*2/16-I am the way and the truth and the life, says the </w:t>
-      </w:r>
+        <w:t>*2/16-I am the way and the truth and the life, says the Lord;</w:t>
+      </w:r>
+    </w:p>
+    <w:p>
+      <w:pPr>
+        <w:rPr>
+          <w:rFonts w:ascii="Times New Roman" w:eastAsia="Times New Roman" w:hAnsi="Times New Roman" w:cs="Times New Roman"/>
+          <w:sz w:val="24"/>
+          <w:szCs w:val="24"/>
+        </w:rPr>
+      </w:pPr>
+      <w:r>
+        <w:rPr>
+          <w:rFonts w:ascii="Times New Roman" w:eastAsia="Times New Roman" w:hAnsi="Times New Roman" w:cs="Times New Roman"/>
+          <w:sz w:val="24"/>
+          <w:szCs w:val="24"/>
+        </w:rPr>
+        <w:t xml:space="preserve">no one comes to the Father except through me. </w:t>
+      </w:r>
+    </w:p>
+    <w:p>
+      <w:pPr>
+        <w:rPr>
+          <w:rFonts w:ascii="Times New Roman" w:eastAsia="Times New Roman" w:hAnsi="Times New Roman" w:cs="Times New Roman"/>
+          <w:sz w:val="24"/>
+          <w:szCs w:val="24"/>
+        </w:rPr>
+      </w:pPr>
+      <w:r>
+        <w:rPr>
+          <w:rFonts w:ascii="Times New Roman" w:eastAsia="Times New Roman" w:hAnsi="Times New Roman" w:cs="Times New Roman"/>
+          <w:sz w:val="24"/>
+          <w:szCs w:val="24"/>
+        </w:rPr>
+        <w:t>*2/17-Whoever loves me will keep my word, says the Lord;</w:t>
+      </w:r>
+    </w:p>
+    <w:p>
+      <w:pPr>
+        <w:rPr>
+          <w:rFonts w:ascii="Times New Roman" w:eastAsia="Times New Roman" w:hAnsi="Times New Roman" w:cs="Times New Roman"/>
+          <w:sz w:val="24"/>
+          <w:szCs w:val="24"/>
+        </w:rPr>
+      </w:pPr>
+      <w:r>
+        <w:rPr>
+          <w:rFonts w:ascii="Times New Roman" w:eastAsia="Times New Roman" w:hAnsi="Times New Roman" w:cs="Times New Roman"/>
+          <w:sz w:val="24"/>
+          <w:szCs w:val="24"/>
+        </w:rPr>
+        <w:t>and my Father will love him</w:t>
+      </w:r>
+    </w:p>
+    <w:p>
+      <w:pPr>
+        <w:rPr>
+          <w:rFonts w:ascii="Times New Roman" w:eastAsia="Times New Roman" w:hAnsi="Times New Roman" w:cs="Times New Roman"/>
+          <w:sz w:val="24"/>
+          <w:szCs w:val="24"/>
+        </w:rPr>
+      </w:pPr>
+      <w:r>
+        <w:rPr>
+          <w:rFonts w:ascii="Times New Roman" w:eastAsia="Times New Roman" w:hAnsi="Times New Roman" w:cs="Times New Roman"/>
+          <w:sz w:val="24"/>
+          <w:szCs w:val="24"/>
+        </w:rPr>
+        <w:t xml:space="preserve">and we will come to him.  </w:t>
+      </w:r>
+    </w:p>
+    <w:p>
+      <w:pPr>
+        <w:rPr>
+          <w:rFonts w:ascii="Times New Roman" w:eastAsia="Times New Roman" w:hAnsi="Times New Roman" w:cs="Times New Roman"/>
+          <w:sz w:val="24"/>
+          <w:szCs w:val="24"/>
+        </w:rPr>
+      </w:pPr>
+      <w:r>
+        <w:rPr>
+          <w:rFonts w:ascii="Times New Roman" w:eastAsia="Times New Roman" w:hAnsi="Times New Roman" w:cs="Times New Roman"/>
+          <w:sz w:val="24"/>
+          <w:szCs w:val="24"/>
+        </w:rPr>
+        <w:t>*2/18-From Psalm 106 we hear, “Blessed are they who observe what is right, who do always what is just.  Remember us, O Lord, as you favor your people, visit us with your saving help.”</w:t>
+      </w:r>
+    </w:p>
+    <w:p>
+      <w:pPr>
+        <w:rPr>
+          <w:rFonts w:ascii="Times New Roman" w:eastAsia="Times New Roman" w:hAnsi="Times New Roman" w:cs="Times New Roman"/>
+          <w:sz w:val="24"/>
+          <w:szCs w:val="24"/>
+        </w:rPr>
+      </w:pPr>
+      <w:r>
+        <w:rPr>
+          <w:rFonts w:ascii="Times New Roman" w:eastAsia="Times New Roman" w:hAnsi="Times New Roman" w:cs="Times New Roman"/>
+          <w:sz w:val="24"/>
+          <w:szCs w:val="24"/>
+        </w:rPr>
+        <w:t>*2/19-From Matthew’s Gospel, we read. Repent, says the Lord;</w:t>
+      </w:r>
+    </w:p>
+    <w:p>
+      <w:pPr>
+        <w:rPr>
+          <w:rFonts w:ascii="Times New Roman" w:eastAsia="Times New Roman" w:hAnsi="Times New Roman" w:cs="Times New Roman"/>
+          <w:sz w:val="24"/>
+          <w:szCs w:val="24"/>
+        </w:rPr>
+      </w:pPr>
+      <w:r>
+        <w:rPr>
+          <w:rFonts w:ascii="Times New Roman" w:eastAsia="Times New Roman" w:hAnsi="Times New Roman" w:cs="Times New Roman"/>
+          <w:sz w:val="24"/>
+          <w:szCs w:val="24"/>
+        </w:rPr>
+        <w:t>the Kingdom of heaven is at hand.</w:t>
+      </w:r>
+    </w:p>
+    <w:p>
+      <w:pPr>
+        <w:rPr>
+          <w:rFonts w:ascii="Times New Roman" w:eastAsia="Times New Roman" w:hAnsi="Times New Roman" w:cs="Times New Roman"/>
+          <w:sz w:val="24"/>
+          <w:szCs w:val="24"/>
+        </w:rPr>
+      </w:pPr>
+      <w:r>
+        <w:rPr>
+          <w:rFonts w:ascii="Times New Roman" w:eastAsia="Times New Roman" w:hAnsi="Times New Roman" w:cs="Times New Roman"/>
+          <w:sz w:val="24"/>
+          <w:szCs w:val="24"/>
+        </w:rPr>
+        <w:t xml:space="preserve">*2/20-Today is the feast day of Saint Francisco and Jacinta Marto. </w:t>
+      </w:r>
+      <w:r>
+        <w:rPr>
+          <w:rFonts w:ascii="Times New Roman" w:eastAsia="Times New Roman" w:hAnsi="Times New Roman" w:cs="Times New Roman"/>
+          <w:sz w:val="24"/>
+          <w:szCs w:val="24"/>
+          <w:highlight w:val="white"/>
+        </w:rPr>
+        <w:t>We remember how Our Lady appeared to siblings, Francisco and Jacinta Marto, and their cousin, Lúcia, in Fatima, Portugal, during the First World War. This wonderful event reminds us how change is wrought through faith and prayer.</w:t>
+      </w:r>
+    </w:p>
+    <w:p>
+      <w:pPr>
+        <w:rPr>
+          <w:rFonts w:ascii="Times New Roman" w:eastAsia="Times New Roman" w:hAnsi="Times New Roman" w:cs="Times New Roman"/>
+          <w:sz w:val="24"/>
+          <w:szCs w:val="24"/>
+        </w:rPr>
+      </w:pPr>
+      <w:r>
+        <w:rPr>
+          <w:rFonts w:ascii="Times New Roman" w:eastAsia="Times New Roman" w:hAnsi="Times New Roman" w:cs="Times New Roman"/>
+          <w:sz w:val="24"/>
+          <w:szCs w:val="24"/>
+        </w:rPr>
+        <w:t xml:space="preserve">*2/21-Today we celebrate the feast day of St. Peter Damian. St. Peter was very good to the poor. It was an ordinary thing for him to have a poor person or two with him at the table. He liked to minister personally to their needs and when he wasn’t doing that, he was praying or reading the Bible. </w:t>
+      </w:r>
+    </w:p>
+    <w:p>
+      <w:pPr>
+        <w:rPr>
+          <w:rFonts w:ascii="Times New Roman" w:eastAsia="Times New Roman" w:hAnsi="Times New Roman" w:cs="Times New Roman"/>
+          <w:sz w:val="24"/>
+          <w:szCs w:val="24"/>
+        </w:rPr>
+      </w:pPr>
+      <w:r>
+        <w:rPr>
+          <w:rFonts w:ascii="Times New Roman" w:eastAsia="Times New Roman" w:hAnsi="Times New Roman" w:cs="Times New Roman"/>
+          <w:sz w:val="24"/>
+          <w:szCs w:val="24"/>
+        </w:rPr>
+        <w:t xml:space="preserve">*2/22-Today is the Feast of the Chair of Saint Peter.  This feast day recalls the authority of the Pope in Rome, who is charged with keeping the Catholic Faith unified and pure from any false teachings.  May the Holy Father continue faithfully in this task with the support of our prayers. </w:t>
+      </w:r>
+    </w:p>
+    <w:p>
+      <w:pPr>
+        <w:rPr>
+          <w:rFonts w:ascii="Times New Roman" w:eastAsia="Times New Roman" w:hAnsi="Times New Roman" w:cs="Times New Roman"/>
+          <w:sz w:val="24"/>
+          <w:szCs w:val="24"/>
+        </w:rPr>
+      </w:pPr>
+      <w:r>
+        <w:rPr>
+          <w:rFonts w:ascii="Times New Roman" w:eastAsia="Times New Roman" w:hAnsi="Times New Roman" w:cs="Times New Roman"/>
+          <w:sz w:val="24"/>
+          <w:szCs w:val="24"/>
+        </w:rPr>
+        <w:t>*2/23-Today is the Anniversary of the death of Fr. Samuel Mazzuchelli (</w:t>
+      </w:r>
+      <w:r>
+        <w:rPr>
+          <w:rFonts w:ascii="Times New Roman" w:eastAsia="Times New Roman" w:hAnsi="Times New Roman" w:cs="Times New Roman"/>
+          <w:i/>
+          <w:sz w:val="24"/>
+          <w:szCs w:val="24"/>
+        </w:rPr>
+        <w:t xml:space="preserve">pronounced </w:t>
+      </w:r>
+      <w:r>
+        <w:rPr>
+          <w:rFonts w:ascii="Times New Roman" w:eastAsia="Times New Roman" w:hAnsi="Times New Roman" w:cs="Times New Roman"/>
+          <w:sz w:val="24"/>
+          <w:szCs w:val="24"/>
+        </w:rPr>
+        <w:t>Matt-zoo-</w:t>
+      </w:r>
+      <w:proofErr w:type="spellStart"/>
+      <w:r>
+        <w:rPr>
+          <w:rFonts w:ascii="Times New Roman" w:eastAsia="Times New Roman" w:hAnsi="Times New Roman" w:cs="Times New Roman"/>
+          <w:sz w:val="24"/>
+          <w:szCs w:val="24"/>
+        </w:rPr>
+        <w:t>kelly</w:t>
+      </w:r>
+      <w:proofErr w:type="spellEnd"/>
+      <w:r>
+        <w:rPr>
+          <w:rFonts w:ascii="Times New Roman" w:eastAsia="Times New Roman" w:hAnsi="Times New Roman" w:cs="Times New Roman"/>
+          <w:sz w:val="24"/>
+          <w:szCs w:val="24"/>
+        </w:rPr>
+        <w:t xml:space="preserve">) who died in 1864.  This heroic priest was one of the principal evangelizers of Iowa, Illinois, and Wisconsin. </w:t>
+      </w:r>
+    </w:p>
+    <w:p>
+      <w:pPr>
+        <w:rPr>
+          <w:rFonts w:ascii="Times New Roman" w:eastAsia="Times New Roman" w:hAnsi="Times New Roman" w:cs="Times New Roman"/>
+          <w:sz w:val="24"/>
+          <w:szCs w:val="24"/>
+        </w:rPr>
+      </w:pPr>
+      <w:r>
+        <w:rPr>
+          <w:rFonts w:ascii="Times New Roman" w:eastAsia="Times New Roman" w:hAnsi="Times New Roman" w:cs="Times New Roman"/>
+          <w:sz w:val="24"/>
+          <w:szCs w:val="24"/>
+        </w:rPr>
+        <w:t>*2/24-One does not live on bread alone,</w:t>
+      </w:r>
+    </w:p>
+    <w:p>
+      <w:pPr>
+        <w:rPr>
+          <w:rFonts w:ascii="Times New Roman" w:eastAsia="Times New Roman" w:hAnsi="Times New Roman" w:cs="Times New Roman"/>
+          <w:sz w:val="24"/>
+          <w:szCs w:val="24"/>
+        </w:rPr>
+      </w:pPr>
+      <w:r>
+        <w:rPr>
+          <w:rFonts w:ascii="Times New Roman" w:eastAsia="Times New Roman" w:hAnsi="Times New Roman" w:cs="Times New Roman"/>
+          <w:sz w:val="24"/>
+          <w:szCs w:val="24"/>
+        </w:rPr>
+        <w:t>but on every word that comes forth from the mouth of God.</w:t>
+      </w:r>
+    </w:p>
+    <w:p>
+      <w:pPr>
+        <w:rPr>
+          <w:rFonts w:ascii="Times New Roman" w:eastAsia="Times New Roman" w:hAnsi="Times New Roman" w:cs="Times New Roman"/>
+          <w:sz w:val="24"/>
+          <w:szCs w:val="24"/>
+        </w:rPr>
+      </w:pPr>
+      <w:r>
+        <w:rPr>
+          <w:rFonts w:ascii="Times New Roman" w:eastAsia="Times New Roman" w:hAnsi="Times New Roman" w:cs="Times New Roman"/>
+          <w:sz w:val="24"/>
+          <w:szCs w:val="24"/>
+        </w:rPr>
+        <w:t>*2/25-Even now, says the LORD,</w:t>
+      </w:r>
+    </w:p>
+    <w:p>
+      <w:pPr>
+        <w:rPr>
+          <w:rFonts w:ascii="Times New Roman" w:eastAsia="Times New Roman" w:hAnsi="Times New Roman" w:cs="Times New Roman"/>
+          <w:sz w:val="24"/>
+          <w:szCs w:val="24"/>
+        </w:rPr>
+      </w:pPr>
+      <w:r>
+        <w:rPr>
+          <w:rFonts w:ascii="Times New Roman" w:eastAsia="Times New Roman" w:hAnsi="Times New Roman" w:cs="Times New Roman"/>
+          <w:sz w:val="24"/>
+          <w:szCs w:val="24"/>
+        </w:rPr>
+        <w:t>return to me with your whole heart</w:t>
+      </w:r>
+    </w:p>
+    <w:p>
+      <w:pPr>
+        <w:rPr>
+          <w:rFonts w:ascii="Times New Roman" w:eastAsia="Times New Roman" w:hAnsi="Times New Roman" w:cs="Times New Roman"/>
+          <w:sz w:val="24"/>
+          <w:szCs w:val="24"/>
+        </w:rPr>
+      </w:pPr>
+      <w:r>
+        <w:rPr>
+          <w:rFonts w:ascii="Times New Roman" w:eastAsia="Times New Roman" w:hAnsi="Times New Roman" w:cs="Times New Roman"/>
+          <w:sz w:val="24"/>
+          <w:szCs w:val="24"/>
+        </w:rPr>
+        <w:t>for I am gracious and merciful.</w:t>
+      </w:r>
+    </w:p>
+    <w:p>
+      <w:pPr>
+        <w:rPr>
+          <w:rFonts w:ascii="Times New Roman" w:eastAsia="Times New Roman" w:hAnsi="Times New Roman" w:cs="Times New Roman"/>
+          <w:sz w:val="24"/>
+          <w:szCs w:val="24"/>
+        </w:rPr>
+      </w:pPr>
+      <w:r>
+        <w:rPr>
+          <w:rFonts w:ascii="Times New Roman" w:eastAsia="Times New Roman" w:hAnsi="Times New Roman" w:cs="Times New Roman"/>
+          <w:sz w:val="24"/>
+          <w:szCs w:val="24"/>
+        </w:rPr>
+        <w:t xml:space="preserve">*2/26-Today is the feast day of St. Alexander. </w:t>
+      </w:r>
+      <w:r>
+        <w:rPr>
+          <w:rFonts w:ascii="Times New Roman" w:eastAsia="Times New Roman" w:hAnsi="Times New Roman" w:cs="Times New Roman"/>
+          <w:sz w:val="24"/>
+          <w:szCs w:val="24"/>
+          <w:highlight w:val="white"/>
+        </w:rPr>
+        <w:t>The majority of his ministry was dedicated to fighting against the Arian heresy. Arius, a priest of Alexandria, claimed Jesus was not truly God and that there was a time when the Son, the second person of the Trinity, did not exist. St. Alexander was also famous for his charity to the poor and his doctrine on life.</w:t>
+      </w:r>
+    </w:p>
+    <w:p>
+      <w:pPr>
+        <w:rPr>
+          <w:rFonts w:ascii="Times New Roman" w:eastAsia="Times New Roman" w:hAnsi="Times New Roman" w:cs="Times New Roman"/>
+          <w:sz w:val="24"/>
+          <w:szCs w:val="24"/>
+        </w:rPr>
+      </w:pPr>
+      <w:r>
+        <w:rPr>
+          <w:rFonts w:ascii="Times New Roman" w:eastAsia="Times New Roman" w:hAnsi="Times New Roman" w:cs="Times New Roman"/>
+          <w:sz w:val="24"/>
+          <w:szCs w:val="24"/>
+        </w:rPr>
+        <w:t xml:space="preserve">*2/27-From St. Paul’s Letter to the Galatians we hear, “Let us not grow tired of doing good, for in due time we shall reap our harvest, if we do not give up.” </w:t>
+      </w:r>
+    </w:p>
+    <w:p>
+      <w:pPr>
+        <w:rPr>
+          <w:rFonts w:ascii="Times New Roman" w:eastAsia="Times New Roman" w:hAnsi="Times New Roman" w:cs="Times New Roman"/>
+          <w:sz w:val="24"/>
+          <w:szCs w:val="24"/>
+        </w:rPr>
+      </w:pPr>
+      <w:r>
+        <w:rPr>
+          <w:rFonts w:ascii="Times New Roman" w:eastAsia="Times New Roman" w:hAnsi="Times New Roman" w:cs="Times New Roman"/>
+          <w:sz w:val="24"/>
+          <w:szCs w:val="24"/>
+        </w:rPr>
+        <w:t>*2/28-From St. John’s Gospel we hear, “Now this is eternal life, that they should know you, the only true God, and the one whom you sent, Jesus Christ.”</w:t>
+      </w:r>
+    </w:p>
+    <w:p>
+      <w:pPr>
+        <w:rPr>
+          <w:rFonts w:ascii="Times New Roman" w:eastAsia="Times New Roman" w:hAnsi="Times New Roman" w:cs="Times New Roman"/>
+          <w:sz w:val="24"/>
+          <w:szCs w:val="24"/>
+        </w:rPr>
+      </w:pPr>
+      <w:r>
+        <w:rPr>
+          <w:rFonts w:ascii="Times New Roman" w:eastAsia="Times New Roman" w:hAnsi="Times New Roman" w:cs="Times New Roman"/>
+          <w:sz w:val="24"/>
+          <w:szCs w:val="24"/>
+        </w:rPr>
+        <w:t xml:space="preserve">*3/1-Today is the Memorial of St. David of Wales.  This saint was a prince of Wales and later became a priest.  He founded a monastery and was known for his strict observances.  </w:t>
+      </w:r>
+    </w:p>
+    <w:p>
+      <w:pPr>
+        <w:rPr>
+          <w:rFonts w:ascii="Times New Roman" w:eastAsia="Times New Roman" w:hAnsi="Times New Roman" w:cs="Times New Roman"/>
+          <w:sz w:val="24"/>
+          <w:szCs w:val="24"/>
+        </w:rPr>
+      </w:pPr>
+      <w:r>
+        <w:rPr>
+          <w:rFonts w:ascii="Times New Roman" w:eastAsia="Times New Roman" w:hAnsi="Times New Roman" w:cs="Times New Roman"/>
+          <w:sz w:val="24"/>
+          <w:szCs w:val="24"/>
+        </w:rPr>
+        <w:lastRenderedPageBreak/>
+        <w:t>*3/2-Your words, Lord, are Spirit and life;</w:t>
+      </w:r>
+    </w:p>
+    <w:p>
+      <w:pPr>
+        <w:rPr>
+          <w:rFonts w:ascii="Times New Roman" w:eastAsia="Times New Roman" w:hAnsi="Times New Roman" w:cs="Times New Roman"/>
+          <w:sz w:val="24"/>
+          <w:szCs w:val="24"/>
+        </w:rPr>
+      </w:pPr>
       <w:proofErr w:type="gramStart"/>
       <w:r>
         <w:rPr>
@@ -9969,280 +8371,33 @@
           <w:sz w:val="24"/>
           <w:szCs w:val="24"/>
         </w:rPr>
-        <w:t>Lord;</w:t>
+        <w:t>you</w:t>
       </w:r>
       <w:proofErr w:type="gramEnd"/>
-    </w:p>
-    <w:p>
-      <w:pPr>
-        <w:rPr>
-          <w:rFonts w:ascii="Times New Roman" w:eastAsia="Times New Roman" w:hAnsi="Times New Roman" w:cs="Times New Roman"/>
-          <w:sz w:val="24"/>
-          <w:szCs w:val="24"/>
-        </w:rPr>
-      </w:pPr>
-      <w:r>
-        <w:rPr>
-          <w:rFonts w:ascii="Times New Roman" w:eastAsia="Times New Roman" w:hAnsi="Times New Roman" w:cs="Times New Roman"/>
-          <w:sz w:val="24"/>
-          <w:szCs w:val="24"/>
-        </w:rPr>
-        <w:t xml:space="preserve">no one comes to the </w:t>
-      </w:r>
-      <w:proofErr w:type="gramStart"/>
-      <w:r>
-        <w:rPr>
-          <w:rFonts w:ascii="Times New Roman" w:eastAsia="Times New Roman" w:hAnsi="Times New Roman" w:cs="Times New Roman"/>
-          <w:sz w:val="24"/>
-          <w:szCs w:val="24"/>
-        </w:rPr>
-        <w:t>Father</w:t>
-      </w:r>
-      <w:proofErr w:type="gramEnd"/>
-      <w:r>
-        <w:rPr>
-          <w:rFonts w:ascii="Times New Roman" w:eastAsia="Times New Roman" w:hAnsi="Times New Roman" w:cs="Times New Roman"/>
-          <w:sz w:val="24"/>
-          <w:szCs w:val="24"/>
-        </w:rPr>
-        <w:t xml:space="preserve"> except through me. </w:t>
-      </w:r>
-    </w:p>
-    <w:p>
-      <w:pPr>
-        <w:rPr>
-          <w:rFonts w:ascii="Times New Roman" w:eastAsia="Times New Roman" w:hAnsi="Times New Roman" w:cs="Times New Roman"/>
-          <w:sz w:val="24"/>
-          <w:szCs w:val="24"/>
-        </w:rPr>
-      </w:pPr>
-      <w:r>
-        <w:rPr>
-          <w:rFonts w:ascii="Times New Roman" w:eastAsia="Times New Roman" w:hAnsi="Times New Roman" w:cs="Times New Roman"/>
-          <w:sz w:val="24"/>
-          <w:szCs w:val="24"/>
-        </w:rPr>
-        <w:t xml:space="preserve">*2/17-Whoever loves me will keep my word, says the </w:t>
-      </w:r>
-      <w:proofErr w:type="gramStart"/>
-      <w:r>
-        <w:rPr>
-          <w:rFonts w:ascii="Times New Roman" w:eastAsia="Times New Roman" w:hAnsi="Times New Roman" w:cs="Times New Roman"/>
-          <w:sz w:val="24"/>
-          <w:szCs w:val="24"/>
-        </w:rPr>
-        <w:t>Lord;</w:t>
-      </w:r>
-      <w:proofErr w:type="gramEnd"/>
-    </w:p>
-    <w:p>
-      <w:pPr>
-        <w:rPr>
-          <w:rFonts w:ascii="Times New Roman" w:eastAsia="Times New Roman" w:hAnsi="Times New Roman" w:cs="Times New Roman"/>
-          <w:sz w:val="24"/>
-          <w:szCs w:val="24"/>
-        </w:rPr>
-      </w:pPr>
-      <w:r>
-        <w:rPr>
-          <w:rFonts w:ascii="Times New Roman" w:eastAsia="Times New Roman" w:hAnsi="Times New Roman" w:cs="Times New Roman"/>
-          <w:sz w:val="24"/>
-          <w:szCs w:val="24"/>
-        </w:rPr>
-        <w:t xml:space="preserve">and my </w:t>
-      </w:r>
-      <w:proofErr w:type="gramStart"/>
-      <w:r>
-        <w:rPr>
-          <w:rFonts w:ascii="Times New Roman" w:eastAsia="Times New Roman" w:hAnsi="Times New Roman" w:cs="Times New Roman"/>
-          <w:sz w:val="24"/>
-          <w:szCs w:val="24"/>
-        </w:rPr>
-        <w:t>Father</w:t>
-      </w:r>
-      <w:proofErr w:type="gramEnd"/>
-      <w:r>
-        <w:rPr>
-          <w:rFonts w:ascii="Times New Roman" w:eastAsia="Times New Roman" w:hAnsi="Times New Roman" w:cs="Times New Roman"/>
-          <w:sz w:val="24"/>
-          <w:szCs w:val="24"/>
-        </w:rPr>
-        <w:t xml:space="preserve"> will love him</w:t>
-      </w:r>
-    </w:p>
-    <w:p>
-      <w:pPr>
-        <w:rPr>
-          <w:rFonts w:ascii="Times New Roman" w:eastAsia="Times New Roman" w:hAnsi="Times New Roman" w:cs="Times New Roman"/>
-          <w:sz w:val="24"/>
-          <w:szCs w:val="24"/>
-        </w:rPr>
-      </w:pPr>
-      <w:r>
-        <w:rPr>
-          <w:rFonts w:ascii="Times New Roman" w:eastAsia="Times New Roman" w:hAnsi="Times New Roman" w:cs="Times New Roman"/>
-          <w:sz w:val="24"/>
-          <w:szCs w:val="24"/>
-        </w:rPr>
-        <w:t xml:space="preserve">and we will come to him.  </w:t>
-      </w:r>
-    </w:p>
-    <w:p>
-      <w:pPr>
-        <w:rPr>
-          <w:rFonts w:ascii="Times New Roman" w:eastAsia="Times New Roman" w:hAnsi="Times New Roman" w:cs="Times New Roman"/>
-          <w:sz w:val="24"/>
-          <w:szCs w:val="24"/>
-        </w:rPr>
-      </w:pPr>
-      <w:r>
-        <w:rPr>
-          <w:rFonts w:ascii="Times New Roman" w:eastAsia="Times New Roman" w:hAnsi="Times New Roman" w:cs="Times New Roman"/>
-          <w:sz w:val="24"/>
-          <w:szCs w:val="24"/>
-        </w:rPr>
-        <w:t>*2/18-From Psalm 106 we hear, “Blessed are they who observe what is right, who do always what is just.  Remember us, O Lord, as you favor your people, visit us with your saving help.”</w:t>
-      </w:r>
-    </w:p>
-    <w:p>
-      <w:pPr>
-        <w:rPr>
-          <w:rFonts w:ascii="Times New Roman" w:eastAsia="Times New Roman" w:hAnsi="Times New Roman" w:cs="Times New Roman"/>
-          <w:sz w:val="24"/>
-          <w:szCs w:val="24"/>
-        </w:rPr>
-      </w:pPr>
-      <w:r>
-        <w:rPr>
-          <w:rFonts w:ascii="Times New Roman" w:eastAsia="Times New Roman" w:hAnsi="Times New Roman" w:cs="Times New Roman"/>
-          <w:sz w:val="24"/>
-          <w:szCs w:val="24"/>
-        </w:rPr>
-        <w:t xml:space="preserve">*2/19-From Matthew’s Gospel, we read. Repent, says the </w:t>
-      </w:r>
-      <w:proofErr w:type="gramStart"/>
-      <w:r>
-        <w:rPr>
-          <w:rFonts w:ascii="Times New Roman" w:eastAsia="Times New Roman" w:hAnsi="Times New Roman" w:cs="Times New Roman"/>
-          <w:sz w:val="24"/>
-          <w:szCs w:val="24"/>
-        </w:rPr>
-        <w:t>Lord;</w:t>
-      </w:r>
-      <w:proofErr w:type="gramEnd"/>
-    </w:p>
-    <w:p>
-      <w:pPr>
-        <w:rPr>
-          <w:rFonts w:ascii="Times New Roman" w:eastAsia="Times New Roman" w:hAnsi="Times New Roman" w:cs="Times New Roman"/>
-          <w:sz w:val="24"/>
-          <w:szCs w:val="24"/>
-        </w:rPr>
-      </w:pPr>
-      <w:proofErr w:type="gramStart"/>
-      <w:r>
-        <w:rPr>
-          <w:rFonts w:ascii="Times New Roman" w:eastAsia="Times New Roman" w:hAnsi="Times New Roman" w:cs="Times New Roman"/>
-          <w:sz w:val="24"/>
-          <w:szCs w:val="24"/>
-        </w:rPr>
-        <w:t>the</w:t>
-      </w:r>
-      <w:proofErr w:type="gramEnd"/>
-      <w:r>
-        <w:rPr>
-          <w:rFonts w:ascii="Times New Roman" w:eastAsia="Times New Roman" w:hAnsi="Times New Roman" w:cs="Times New Roman"/>
-          <w:sz w:val="24"/>
-          <w:szCs w:val="24"/>
-        </w:rPr>
-        <w:t xml:space="preserve"> Kingdom of heaven is at hand.</w:t>
-      </w:r>
-    </w:p>
-    <w:p>
-      <w:pPr>
-        <w:rPr>
-          <w:rFonts w:ascii="Times New Roman" w:eastAsia="Times New Roman" w:hAnsi="Times New Roman" w:cs="Times New Roman"/>
-          <w:sz w:val="24"/>
-          <w:szCs w:val="24"/>
-        </w:rPr>
-      </w:pPr>
-      <w:r>
-        <w:rPr>
-          <w:rFonts w:ascii="Times New Roman" w:eastAsia="Times New Roman" w:hAnsi="Times New Roman" w:cs="Times New Roman"/>
-          <w:sz w:val="24"/>
-          <w:szCs w:val="24"/>
-        </w:rPr>
-        <w:t xml:space="preserve">*2/20-Today is the feast day of Saint Francisco and Jacinta Marto. </w:t>
-      </w:r>
-      <w:r>
-        <w:rPr>
-          <w:rFonts w:ascii="Times New Roman" w:eastAsia="Times New Roman" w:hAnsi="Times New Roman" w:cs="Times New Roman"/>
-          <w:sz w:val="24"/>
-          <w:szCs w:val="24"/>
-          <w:highlight w:val="white"/>
-        </w:rPr>
-        <w:t>We remember how Our Lady appeared to siblings, Francisco and Jacinta Marto, and their cousin, Lúcia, in Fatima, Portugal, during the First World War. This wonderful event reminds us how change is wrought through faith and prayer.</w:t>
-      </w:r>
-    </w:p>
-    <w:p>
-      <w:pPr>
-        <w:rPr>
-          <w:rFonts w:ascii="Times New Roman" w:eastAsia="Times New Roman" w:hAnsi="Times New Roman" w:cs="Times New Roman"/>
-          <w:sz w:val="24"/>
-          <w:szCs w:val="24"/>
-        </w:rPr>
-      </w:pPr>
-      <w:r>
-        <w:rPr>
-          <w:rFonts w:ascii="Times New Roman" w:eastAsia="Times New Roman" w:hAnsi="Times New Roman" w:cs="Times New Roman"/>
-          <w:sz w:val="24"/>
-          <w:szCs w:val="24"/>
-        </w:rPr>
-        <w:t xml:space="preserve">*2/21-Today we celebrate the feast day of St. Peter Damian. St. Peter was very good to the poor. It was an ordinary thing for him to have a poor person or two with him at the table. He liked to minister personally to their needs and when he wasn’t doing that, he was praying or reading the Bible. </w:t>
-      </w:r>
-    </w:p>
-    <w:p>
-      <w:pPr>
-        <w:rPr>
-          <w:rFonts w:ascii="Times New Roman" w:eastAsia="Times New Roman" w:hAnsi="Times New Roman" w:cs="Times New Roman"/>
-          <w:sz w:val="24"/>
-          <w:szCs w:val="24"/>
-        </w:rPr>
-      </w:pPr>
-      <w:proofErr w:type="gramStart"/>
-      <w:r>
-        <w:rPr>
-          <w:rFonts w:ascii="Times New Roman" w:eastAsia="Times New Roman" w:hAnsi="Times New Roman" w:cs="Times New Roman"/>
-          <w:sz w:val="24"/>
-          <w:szCs w:val="24"/>
-        </w:rPr>
-        <w:t>*2/22-Today</w:t>
-      </w:r>
-      <w:proofErr w:type="gramEnd"/>
-      <w:r>
-        <w:rPr>
-          <w:rFonts w:ascii="Times New Roman" w:eastAsia="Times New Roman" w:hAnsi="Times New Roman" w:cs="Times New Roman"/>
-          <w:sz w:val="24"/>
-          <w:szCs w:val="24"/>
-        </w:rPr>
-        <w:t xml:space="preserve"> is the Feast of the Chair of Saint Peter.  This feast day recalls the authority of the Pope in Rome, who is charged with keeping the Catholic Faith unified and pure from any false teachings.  May the Holy Father continue faithfully in this task with the support of our prayers. </w:t>
-      </w:r>
-    </w:p>
-    <w:p>
-      <w:pPr>
-        <w:rPr>
-          <w:rFonts w:ascii="Times New Roman" w:eastAsia="Times New Roman" w:hAnsi="Times New Roman" w:cs="Times New Roman"/>
-          <w:sz w:val="24"/>
-          <w:szCs w:val="24"/>
-        </w:rPr>
-      </w:pPr>
-      <w:r>
-        <w:rPr>
-          <w:rFonts w:ascii="Times New Roman" w:eastAsia="Times New Roman" w:hAnsi="Times New Roman" w:cs="Times New Roman"/>
-          <w:sz w:val="24"/>
-          <w:szCs w:val="24"/>
-        </w:rPr>
-        <w:t>*2/23-Today is the Anniversary of the death of Fr. Samuel Mazzuchelli (</w:t>
+      <w:r>
+        <w:rPr>
+          <w:rFonts w:ascii="Times New Roman" w:eastAsia="Times New Roman" w:hAnsi="Times New Roman" w:cs="Times New Roman"/>
+          <w:sz w:val="24"/>
+          <w:szCs w:val="24"/>
+        </w:rPr>
+        <w:t xml:space="preserve"> have the words of everlasting life.</w:t>
+      </w:r>
+    </w:p>
+    <w:p>
+      <w:pPr>
+        <w:rPr>
+          <w:rFonts w:ascii="Times New Roman" w:eastAsia="Times New Roman" w:hAnsi="Times New Roman" w:cs="Times New Roman"/>
+          <w:sz w:val="24"/>
+          <w:szCs w:val="24"/>
+        </w:rPr>
+      </w:pPr>
+      <w:r>
+        <w:rPr>
+          <w:rFonts w:ascii="Times New Roman" w:eastAsia="Times New Roman" w:hAnsi="Times New Roman" w:cs="Times New Roman"/>
+          <w:sz w:val="24"/>
+          <w:szCs w:val="24"/>
+        </w:rPr>
+        <w:t>*3/3-Today is the Memorial of St. Katharine Drexel.  This American saint from Philadelphia was the founder of the Missionary Sisters of the Blessed Sacrament and established 49 missionary sites across the United States, including Xavier (</w:t>
       </w:r>
       <w:r>
         <w:rPr>
@@ -10251,278 +8406,7 @@
           <w:sz w:val="24"/>
           <w:szCs w:val="24"/>
         </w:rPr>
-        <w:t xml:space="preserve">pronounced </w:t>
-      </w:r>
-      <w:r>
-        <w:rPr>
-          <w:rFonts w:ascii="Times New Roman" w:eastAsia="Times New Roman" w:hAnsi="Times New Roman" w:cs="Times New Roman"/>
-          <w:sz w:val="24"/>
-          <w:szCs w:val="24"/>
-        </w:rPr>
-        <w:t>Matt-zoo-</w:t>
-      </w:r>
-      <w:proofErr w:type="spellStart"/>
-      <w:r>
-        <w:rPr>
-          <w:rFonts w:ascii="Times New Roman" w:eastAsia="Times New Roman" w:hAnsi="Times New Roman" w:cs="Times New Roman"/>
-          <w:sz w:val="24"/>
-          <w:szCs w:val="24"/>
-        </w:rPr>
-        <w:t>kelly</w:t>
-      </w:r>
-      <w:proofErr w:type="spellEnd"/>
-      <w:r>
-        <w:rPr>
-          <w:rFonts w:ascii="Times New Roman" w:eastAsia="Times New Roman" w:hAnsi="Times New Roman" w:cs="Times New Roman"/>
-          <w:sz w:val="24"/>
-          <w:szCs w:val="24"/>
-        </w:rPr>
-        <w:t xml:space="preserve">) who died in 1864.  This heroic priest was one of the principal evangelizers of Iowa, Illinois, and Wisconsin. </w:t>
-      </w:r>
-    </w:p>
-    <w:p>
-      <w:pPr>
-        <w:rPr>
-          <w:rFonts w:ascii="Times New Roman" w:eastAsia="Times New Roman" w:hAnsi="Times New Roman" w:cs="Times New Roman"/>
-          <w:sz w:val="24"/>
-          <w:szCs w:val="24"/>
-        </w:rPr>
-      </w:pPr>
-      <w:r>
-        <w:rPr>
-          <w:rFonts w:ascii="Times New Roman" w:eastAsia="Times New Roman" w:hAnsi="Times New Roman" w:cs="Times New Roman"/>
-          <w:sz w:val="24"/>
-          <w:szCs w:val="24"/>
-        </w:rPr>
-        <w:t>*2/24-One does not live on bread alone,</w:t>
-      </w:r>
-    </w:p>
-    <w:p>
-      <w:pPr>
-        <w:rPr>
-          <w:rFonts w:ascii="Times New Roman" w:eastAsia="Times New Roman" w:hAnsi="Times New Roman" w:cs="Times New Roman"/>
-          <w:sz w:val="24"/>
-          <w:szCs w:val="24"/>
-        </w:rPr>
-      </w:pPr>
-      <w:r>
-        <w:rPr>
-          <w:rFonts w:ascii="Times New Roman" w:eastAsia="Times New Roman" w:hAnsi="Times New Roman" w:cs="Times New Roman"/>
-          <w:sz w:val="24"/>
-          <w:szCs w:val="24"/>
-        </w:rPr>
-        <w:t>but on every word that comes forth from the mouth of God.</w:t>
-      </w:r>
-    </w:p>
-    <w:p>
-      <w:pPr>
-        <w:rPr>
-          <w:rFonts w:ascii="Times New Roman" w:eastAsia="Times New Roman" w:hAnsi="Times New Roman" w:cs="Times New Roman"/>
-          <w:sz w:val="24"/>
-          <w:szCs w:val="24"/>
-        </w:rPr>
-      </w:pPr>
-      <w:r>
-        <w:rPr>
-          <w:rFonts w:ascii="Times New Roman" w:eastAsia="Times New Roman" w:hAnsi="Times New Roman" w:cs="Times New Roman"/>
-          <w:sz w:val="24"/>
-          <w:szCs w:val="24"/>
-        </w:rPr>
-        <w:t>*2/25-Even now, says the LORD,</w:t>
-      </w:r>
-    </w:p>
-    <w:p>
-      <w:pPr>
-        <w:rPr>
-          <w:rFonts w:ascii="Times New Roman" w:eastAsia="Times New Roman" w:hAnsi="Times New Roman" w:cs="Times New Roman"/>
-          <w:sz w:val="24"/>
-          <w:szCs w:val="24"/>
-        </w:rPr>
-      </w:pPr>
-      <w:r>
-        <w:rPr>
-          <w:rFonts w:ascii="Times New Roman" w:eastAsia="Times New Roman" w:hAnsi="Times New Roman" w:cs="Times New Roman"/>
-          <w:sz w:val="24"/>
-          <w:szCs w:val="24"/>
-        </w:rPr>
-        <w:t>return to me with your whole heart</w:t>
-      </w:r>
-    </w:p>
-    <w:p>
-      <w:pPr>
-        <w:rPr>
-          <w:rFonts w:ascii="Times New Roman" w:eastAsia="Times New Roman" w:hAnsi="Times New Roman" w:cs="Times New Roman"/>
-          <w:sz w:val="24"/>
-          <w:szCs w:val="24"/>
-        </w:rPr>
-      </w:pPr>
-      <w:r>
-        <w:rPr>
-          <w:rFonts w:ascii="Times New Roman" w:eastAsia="Times New Roman" w:hAnsi="Times New Roman" w:cs="Times New Roman"/>
-          <w:sz w:val="24"/>
-          <w:szCs w:val="24"/>
-        </w:rPr>
-        <w:t>for I am gracious and merciful.</w:t>
-      </w:r>
-    </w:p>
-    <w:p>
-      <w:pPr>
-        <w:rPr>
-          <w:rFonts w:ascii="Times New Roman" w:eastAsia="Times New Roman" w:hAnsi="Times New Roman" w:cs="Times New Roman"/>
-          <w:sz w:val="24"/>
-          <w:szCs w:val="24"/>
-        </w:rPr>
-      </w:pPr>
-      <w:r>
-        <w:rPr>
-          <w:rFonts w:ascii="Times New Roman" w:eastAsia="Times New Roman" w:hAnsi="Times New Roman" w:cs="Times New Roman"/>
-          <w:sz w:val="24"/>
-          <w:szCs w:val="24"/>
-        </w:rPr>
-        <w:t xml:space="preserve">*2/26-Today is the feast day of St. Alexander. </w:t>
-      </w:r>
-      <w:proofErr w:type="gramStart"/>
-      <w:r>
-        <w:rPr>
-          <w:rFonts w:ascii="Times New Roman" w:eastAsia="Times New Roman" w:hAnsi="Times New Roman" w:cs="Times New Roman"/>
-          <w:sz w:val="24"/>
-          <w:szCs w:val="24"/>
-          <w:highlight w:val="white"/>
-        </w:rPr>
-        <w:t>The majority of</w:t>
-      </w:r>
-      <w:proofErr w:type="gramEnd"/>
-      <w:r>
-        <w:rPr>
-          <w:rFonts w:ascii="Times New Roman" w:eastAsia="Times New Roman" w:hAnsi="Times New Roman" w:cs="Times New Roman"/>
-          <w:sz w:val="24"/>
-          <w:szCs w:val="24"/>
-          <w:highlight w:val="white"/>
-        </w:rPr>
-        <w:t xml:space="preserve"> his ministry was dedicated to fighting against the Arian heresy. Arius, a priest of Alexandria, claimed Jesus was not truly God and that there was a time when the Son, the second person of the Trinity, did not exist. St. Alexander was also famous for his charity to the poor and his doctrine on life.</w:t>
-      </w:r>
-    </w:p>
-    <w:p>
-      <w:pPr>
-        <w:rPr>
-          <w:rFonts w:ascii="Times New Roman" w:eastAsia="Times New Roman" w:hAnsi="Times New Roman" w:cs="Times New Roman"/>
-          <w:sz w:val="24"/>
-          <w:szCs w:val="24"/>
-        </w:rPr>
-      </w:pPr>
-      <w:r>
-        <w:rPr>
-          <w:rFonts w:ascii="Times New Roman" w:eastAsia="Times New Roman" w:hAnsi="Times New Roman" w:cs="Times New Roman"/>
-          <w:sz w:val="24"/>
-          <w:szCs w:val="24"/>
-        </w:rPr>
-        <w:t xml:space="preserve">*2/27-From St. Paul’s Letter to the Galatians we hear, “Let us not grow tired of doing good, for in due time we shall reap our harvest, if we do not give up.” </w:t>
-      </w:r>
-    </w:p>
-    <w:p>
-      <w:pPr>
-        <w:rPr>
-          <w:rFonts w:ascii="Times New Roman" w:eastAsia="Times New Roman" w:hAnsi="Times New Roman" w:cs="Times New Roman"/>
-          <w:sz w:val="24"/>
-          <w:szCs w:val="24"/>
-        </w:rPr>
-      </w:pPr>
-      <w:r>
-        <w:rPr>
-          <w:rFonts w:ascii="Times New Roman" w:eastAsia="Times New Roman" w:hAnsi="Times New Roman" w:cs="Times New Roman"/>
-          <w:sz w:val="24"/>
-          <w:szCs w:val="24"/>
-        </w:rPr>
-        <w:t>*2/28-From St. John’s Gospel we hear, “Now this is eternal life, that they should know you, the only true God, and the one whom you sent, Jesus Christ.”</w:t>
-      </w:r>
-    </w:p>
-    <w:p>
-      <w:pPr>
-        <w:rPr>
-          <w:rFonts w:ascii="Times New Roman" w:eastAsia="Times New Roman" w:hAnsi="Times New Roman" w:cs="Times New Roman"/>
-          <w:sz w:val="24"/>
-          <w:szCs w:val="24"/>
-        </w:rPr>
-      </w:pPr>
-      <w:r>
-        <w:rPr>
-          <w:rFonts w:ascii="Times New Roman" w:eastAsia="Times New Roman" w:hAnsi="Times New Roman" w:cs="Times New Roman"/>
-          <w:sz w:val="24"/>
-          <w:szCs w:val="24"/>
-        </w:rPr>
-        <w:t xml:space="preserve">*3/1-Today is the Memorial of St. David of Wales.  This saint was a prince of Wales and later became a priest.  He founded a monastery and was known for his strict observances.  </w:t>
-      </w:r>
-    </w:p>
-    <w:p>
-      <w:pPr>
-        <w:rPr>
-          <w:rFonts w:ascii="Times New Roman" w:eastAsia="Times New Roman" w:hAnsi="Times New Roman" w:cs="Times New Roman"/>
-          <w:sz w:val="24"/>
-          <w:szCs w:val="24"/>
-        </w:rPr>
-      </w:pPr>
-      <w:r>
-        <w:rPr>
-          <w:rFonts w:ascii="Times New Roman" w:eastAsia="Times New Roman" w:hAnsi="Times New Roman" w:cs="Times New Roman"/>
-          <w:sz w:val="24"/>
-          <w:szCs w:val="24"/>
-        </w:rPr>
-        <w:lastRenderedPageBreak/>
-        <w:t xml:space="preserve">*3/2-Your words, Lord, are Spirit and </w:t>
-      </w:r>
-      <w:proofErr w:type="gramStart"/>
-      <w:r>
-        <w:rPr>
-          <w:rFonts w:ascii="Times New Roman" w:eastAsia="Times New Roman" w:hAnsi="Times New Roman" w:cs="Times New Roman"/>
-          <w:sz w:val="24"/>
-          <w:szCs w:val="24"/>
-        </w:rPr>
-        <w:t>life;</w:t>
-      </w:r>
-      <w:proofErr w:type="gramEnd"/>
-    </w:p>
-    <w:p>
-      <w:pPr>
-        <w:rPr>
-          <w:rFonts w:ascii="Times New Roman" w:eastAsia="Times New Roman" w:hAnsi="Times New Roman" w:cs="Times New Roman"/>
-          <w:sz w:val="24"/>
-          <w:szCs w:val="24"/>
-        </w:rPr>
-      </w:pPr>
-      <w:proofErr w:type="gramStart"/>
-      <w:r>
-        <w:rPr>
-          <w:rFonts w:ascii="Times New Roman" w:eastAsia="Times New Roman" w:hAnsi="Times New Roman" w:cs="Times New Roman"/>
-          <w:sz w:val="24"/>
-          <w:szCs w:val="24"/>
-        </w:rPr>
-        <w:t>you</w:t>
-      </w:r>
-      <w:proofErr w:type="gramEnd"/>
-      <w:r>
-        <w:rPr>
-          <w:rFonts w:ascii="Times New Roman" w:eastAsia="Times New Roman" w:hAnsi="Times New Roman" w:cs="Times New Roman"/>
-          <w:sz w:val="24"/>
-          <w:szCs w:val="24"/>
-        </w:rPr>
-        <w:t xml:space="preserve"> have the words of everlasting life.</w:t>
-      </w:r>
-    </w:p>
-    <w:p>
-      <w:pPr>
-        <w:rPr>
-          <w:rFonts w:ascii="Times New Roman" w:eastAsia="Times New Roman" w:hAnsi="Times New Roman" w:cs="Times New Roman"/>
-          <w:sz w:val="24"/>
-          <w:szCs w:val="24"/>
-        </w:rPr>
-      </w:pPr>
-      <w:r>
-        <w:rPr>
-          <w:rFonts w:ascii="Times New Roman" w:eastAsia="Times New Roman" w:hAnsi="Times New Roman" w:cs="Times New Roman"/>
-          <w:sz w:val="24"/>
-          <w:szCs w:val="24"/>
-        </w:rPr>
-        <w:t>*3/3-Today is the Memorial of St. Katharine Drexel.  This American saint from Philadelphia was the founder of the Missionary Sisters of the Blessed Sacrament and established 49 missionary sites across the United States, including Xavier (</w:t>
+        <w:t>pronounced Z</w:t>
       </w:r>
       <w:r>
         <w:rPr>
@@ -10531,9 +8415,8 @@
           <w:sz w:val="24"/>
           <w:szCs w:val="24"/>
         </w:rPr>
-        <w:t xml:space="preserve">pronounced </w:t>
-      </w:r>
-      <w:proofErr w:type="spellStart"/>
+        <w:t>a</w:t>
+      </w:r>
       <w:r>
         <w:rPr>
           <w:rFonts w:ascii="Times New Roman" w:eastAsia="Times New Roman" w:hAnsi="Times New Roman" w:cs="Times New Roman"/>
@@ -10541,17 +8424,7 @@
           <w:sz w:val="24"/>
           <w:szCs w:val="24"/>
         </w:rPr>
-        <w:t>Zāy</w:t>
-      </w:r>
-      <w:proofErr w:type="spellEnd"/>
-      <w:r>
-        <w:rPr>
-          <w:rFonts w:ascii="Times New Roman" w:eastAsia="Times New Roman" w:hAnsi="Times New Roman" w:cs="Times New Roman"/>
-          <w:i/>
-          <w:sz w:val="24"/>
-          <w:szCs w:val="24"/>
-        </w:rPr>
-        <w:t xml:space="preserve">-vier) </w:t>
+        <w:t xml:space="preserve">y-vier) </w:t>
       </w:r>
       <w:r>
         <w:rPr>
